--- a/submission/mentor2/BhavikBhagat_A00494758_MajorReport.docx
+++ b/submission/mentor2/BhavikBhagat_A00494758_MajorReport.docx
@@ -237,7 +237,14 @@
           <w:i/>
           <w:sz w:val="28"/>
         </w:rPr>
-        <w:t>under the guidance of:</w:t>
+        <w:t>U</w:t>
+      </w:r>
+      <w:r>
+        <w:rPr>
+          <w:i/>
+          <w:sz w:val="28"/>
+        </w:rPr>
+        <w:t>nder the guidance of:</w:t>
       </w:r>
     </w:p>
     <w:p>
@@ -329,7 +336,28 @@
           <w:i/>
           <w:sz w:val="28"/>
         </w:rPr>
-        <w:t>in partial fulfillment for the awarding of the degree:</w:t>
+        <w:t>I</w:t>
+      </w:r>
+      <w:r>
+        <w:rPr>
+          <w:i/>
+          <w:sz w:val="28"/>
+        </w:rPr>
+        <w:t>n partial fulfillment</w:t>
+      </w:r>
+      <w:r>
+        <w:rPr>
+          <w:i/>
+          <w:sz w:val="28"/>
+        </w:rPr>
+        <w:t xml:space="preserve"> of the requirements for the </w:t>
+      </w:r>
+      <w:r>
+        <w:rPr>
+          <w:i/>
+          <w:sz w:val="28"/>
+        </w:rPr>
+        <w:t>award of the degree:</w:t>
       </w:r>
     </w:p>
     <w:p>
@@ -409,10 +437,9 @@
         <w:sectPr>
           <w:headerReference w:type="even" r:id="rId9"/>
           <w:headerReference w:type="default" r:id="rId10"/>
-          <w:footerReference w:type="even" r:id="rId11"/>
-          <w:footerReference w:type="default" r:id="rId12"/>
-          <w:headerReference w:type="first" r:id="rId13"/>
-          <w:footerReference w:type="first" r:id="rId14"/>
+          <w:footerReference w:type="default" r:id="rId11"/>
+          <w:headerReference w:type="first" r:id="rId12"/>
+          <w:footerReference w:type="first" r:id="rId13"/>
           <w:type w:val="continuous"/>
           <w:pgSz w:w="12240" w:h="15840" w:code="1"/>
           <w:pgMar w:top="1418" w:right="1418" w:bottom="1418" w:left="1418" w:header="0" w:footer="720" w:gutter="0"/>
@@ -459,13 +486,7 @@
         <w:t xml:space="preserve"> </w:t>
       </w:r>
       <w:r>
-        <w:t>Science in Computing and Data Analytics (MCDA) program at Saint Mary’s University, for providing</w:t>
-      </w:r>
-      <w:r>
-        <w:t xml:space="preserve"> </w:t>
-      </w:r>
-      <w:r>
-        <w:t>me with this invaluable opportunity. His constant support and guidance were crucial throughout</w:t>
+        <w:t>Science in Computing and Data Analytics (MCDA) program at Saint Mary’s University, this invaluable opportunity. His constant support and guidance were crucial throughout</w:t>
       </w:r>
       <w:r>
         <w:t xml:space="preserve"> </w:t>
@@ -482,7 +503,13 @@
         <w:t xml:space="preserve"> </w:t>
       </w:r>
       <w:r>
-        <w:t>Citco Technology Management (CTM). His mentorship gave me the opportunity to explore new</w:t>
+        <w:t xml:space="preserve">Citco Technology Management (CTM). His mentorship gave me the opportunity to explore </w:t>
+      </w:r>
+      <w:r>
+        <w:t xml:space="preserve">a </w:t>
+      </w:r>
+      <w:r>
+        <w:t>new</w:t>
       </w:r>
       <w:r>
         <w:t xml:space="preserve"> </w:t>
@@ -529,7 +556,13 @@
         <w:t xml:space="preserve"> </w:t>
       </w:r>
       <w:r>
-        <w:t>Labos (Ms. Labos) for their hands‐on mentorship, technical insights, code review and continuous</w:t>
+        <w:t>Labos (Ms. Labos) for their hands‐on mentorship, technical insights, code review</w:t>
+      </w:r>
+      <w:r>
+        <w:t>,</w:t>
+      </w:r>
+      <w:r>
+        <w:t xml:space="preserve"> and continuous</w:t>
       </w:r>
       <w:r>
         <w:t xml:space="preserve"> </w:t>
@@ -603,13 +636,16 @@
         <w:t xml:space="preserve"> </w:t>
       </w:r>
       <w:r>
-        <w:t xml:space="preserve">projects in </w:t>
-      </w:r>
-      <w:r>
-        <w:t>fulfilling</w:t>
-      </w:r>
-      <w:r>
-        <w:t xml:space="preserve"> the course requirements.</w:t>
+        <w:t xml:space="preserve">project in </w:t>
+      </w:r>
+      <w:r>
+        <w:t>fulfill</w:t>
+      </w:r>
+      <w:r>
+        <w:t xml:space="preserve">ment of </w:t>
+      </w:r>
+      <w:r>
+        <w:t>the course requirements.</w:t>
       </w:r>
     </w:p>
     <w:p>
@@ -10824,7 +10860,13 @@
         <w:ind w:right="-94"/>
       </w:pPr>
       <w:r>
-        <w:t>Citco remains majority independently owned — a distinction that underpins its client-centric operating philosophy. CEO Christopher Smeets leads a management team that has overseen sustained organic growth, from $250 billion in administered assets in 2005 to today’s $1.8 trillion benchmark. This growth reflects Citco’s pioneering role in shaping the fund administration sector and its continuous investment in proprietary technology platforms.</w:t>
+        <w:t xml:space="preserve">Citco remains majority independently owned — a distinction that underpins its client-centric operating philosophy. CEO Christopher Smeets leads a management team that has </w:t>
+      </w:r>
+      <w:r>
+        <w:t>overseen</w:t>
+      </w:r>
+      <w:r>
+        <w:t xml:space="preserve"> sustained organic growth, from $250 billion in administered assets in 2005 to today’s $1.8 trillion benchmark. This growth reflects Citco’s pioneering role in shaping the fund administration sector and its continuous investment in proprietary technology platforms.</w:t>
       </w:r>
     </w:p>
     <w:p>
@@ -10980,7 +11022,13 @@
         <w:t xml:space="preserve">Citco consistently receives industry accolades, including the </w:t>
       </w:r>
       <w:r>
-        <w:t>Hedge week</w:t>
+        <w:t xml:space="preserve">Hedge </w:t>
+      </w:r>
+      <w:r>
+        <w:t>W</w:t>
+      </w:r>
+      <w:r>
+        <w:t>eek</w:t>
       </w:r>
       <w:r>
         <w:t xml:space="preserve"> European Award for Fund Administrator of the Year (Middle Office Services, 2026), Best Administrator over $30 billion (APAC Hedge Fund Services Awards, 2026), and Fund Administrator of the Year for GPs over $30 billion (Private Equity Wire US Awards, 2025). These awards reflect both depth of service and breadth of technological innovation.</w:t>
@@ -11063,7 +11111,19 @@
         <w:rPr>
           <w:b/>
         </w:rPr>
-        <w:t xml:space="preserve">March 15 and August 31, 2026 </w:t>
+        <w:t>March 15 and August 31, 2026</w:t>
+      </w:r>
+      <w:r>
+        <w:rPr>
+          <w:b/>
+        </w:rPr>
+        <w:t>,</w:t>
+      </w:r>
+      <w:r>
+        <w:rPr>
+          <w:b/>
+        </w:rPr>
+        <w:t xml:space="preserve"> </w:t>
       </w:r>
       <w:r>
         <w:lastRenderedPageBreak/>
@@ -11353,7 +11413,13 @@
         <w:ind w:right="-94"/>
       </w:pPr>
       <w:r>
-        <w:t>The IA-SRE team is co-located across Halifax (Canada) and Hyderabad (India), with stakeholders spanning Dublin and London. My direct supervisor was Mr. Kishor Deotale (Manager, CTM). The co-op period team comprised the following members:</w:t>
+        <w:t xml:space="preserve">The IA-SRE team is co-located across Halifax (Canada) and Hyderabad (India), with stakeholders spanning Dublin and London. My direct supervisor was Mr. Kishor Deotale (Manager, CTM). </w:t>
+      </w:r>
+      <w:r>
+        <w:t>The team during the co-op period comprised the following members</w:t>
+      </w:r>
+      <w:r>
+        <w:t>:</w:t>
       </w:r>
     </w:p>
     <w:p>
@@ -11379,7 +11445,10 @@
         <w:t xml:space="preserve">— Manager, CTM and Industry Supervisor. Mr. Deotale is responsible for all work streams, sets engineering priorities, and </w:t>
       </w:r>
       <w:r>
-        <w:t>served</w:t>
+        <w:t>serve</w:t>
+      </w:r>
+      <w:r>
+        <w:t>s</w:t>
       </w:r>
       <w:r>
         <w:t xml:space="preserve"> as the final acceptance authority for all deliverables.</w:t>
@@ -11691,7 +11760,13 @@
         <w:t xml:space="preserve">AI-Augmented Engineering: </w:t>
       </w:r>
       <w:r>
-        <w:t>Leveraging the Kiro IDE, Amazon Q, and Claude Sonnet for spec-driven development, automated code scaffolding, CloudFormation template generation, and test suite creation.</w:t>
+        <w:t xml:space="preserve">Leveraging the Kiro IDE, Amazon Q, and Claude Sonnet for spec-driven development, automated code scaffolding, CloudFormation </w:t>
+      </w:r>
+      <w:r>
+        <w:t>Template Generation</w:t>
+      </w:r>
+      <w:r>
+        <w:t>, and test suite creation.</w:t>
       </w:r>
     </w:p>
     <w:p>
@@ -11710,7 +11785,13 @@
         <w:t xml:space="preserve">Technical Documentation: </w:t>
       </w:r>
       <w:r>
-        <w:t xml:space="preserve">Maintaining Confluence knowledge-base pages for Lambda function inventories, runbooks, incident post-mortems, and architecture decisions. </w:t>
+        <w:t>Maintaining Confluence knowledge</w:t>
+      </w:r>
+      <w:r>
+        <w:t xml:space="preserve"> </w:t>
+      </w:r>
+      <w:r>
+        <w:t xml:space="preserve">base pages for Lambda function inventories, runbooks, incident post-mortems, and architecture decisions. </w:t>
       </w:r>
     </w:p>
     <w:p>
@@ -11824,21 +11905,11 @@
         <w:t>AWS Lambda</w:t>
       </w:r>
       <w:r>
-        <w:t xml:space="preserve"> — Serverless </w:t>
-      </w:r>
-      <w:proofErr w:type="gramStart"/>
-      <w:r>
-        <w:t>compute</w:t>
-      </w:r>
-      <w:proofErr w:type="gramEnd"/>
-      <w:r>
-        <w:t xml:space="preserve"> service hosting the automation workloads across all six </w:t>
-      </w:r>
-      <w:proofErr w:type="gramStart"/>
-      <w:r>
-        <w:t>platforms, and</w:t>
-      </w:r>
-      <w:proofErr w:type="gramEnd"/>
+        <w:t xml:space="preserve"> — Serverless compute service hosting the automation workloads across all six </w:t>
+      </w:r>
+      <w:r>
+        <w:t>platforms and</w:t>
+      </w:r>
       <w:r>
         <w:t xml:space="preserve"> used as the runtime for the CloudFormation alarm provisioner and the resource inventory API.</w:t>
       </w:r>
@@ -11857,28 +11928,28 @@
           <w:b/>
           <w:bCs/>
         </w:rPr>
-        <w:t xml:space="preserve">Amazon ECS (Elastic Container </w:t>
-      </w:r>
-      <w:proofErr w:type="gramStart"/>
-      <w:r>
-        <w:rPr>
-          <w:b/>
-          <w:bCs/>
-        </w:rPr>
-        <w:t>Service)</w:t>
-      </w:r>
-      <w:r>
-        <w:t xml:space="preserve"> —</w:t>
-      </w:r>
-      <w:proofErr w:type="gramEnd"/>
-      <w:r>
-        <w:t xml:space="preserve"> Container orchestration service used to run the </w:t>
+        <w:t>Amazon ECS (Elastic Container Service)</w:t>
+      </w:r>
+      <w:r>
+        <w:t xml:space="preserve"> — Container orchestration service used to run the </w:t>
       </w:r>
       <w:r>
         <w:t>Meridian</w:t>
       </w:r>
       <w:r>
-        <w:t xml:space="preserve"> platform services. CloudWatch Container Insights was enabled to surface task-level CPU and memory telemetry.</w:t>
+        <w:t xml:space="preserve"> platform services. CloudWatch Container Insights </w:t>
+      </w:r>
+      <w:r>
+        <w:t>enabled</w:t>
+      </w:r>
+      <w:r>
+        <w:t xml:space="preserve"> </w:t>
+      </w:r>
+      <w:r>
+        <w:t>for</w:t>
+      </w:r>
+      <w:r>
+        <w:t xml:space="preserve"> surface task-level CPU and memory telemetry.</w:t>
       </w:r>
     </w:p>
     <w:p>
@@ -11895,22 +11966,10 @@
           <w:b/>
           <w:bCs/>
         </w:rPr>
-        <w:t xml:space="preserve">Amazon MSK (Managed Streaming for Apache </w:t>
-      </w:r>
-      <w:proofErr w:type="gramStart"/>
-      <w:r>
-        <w:rPr>
-          <w:b/>
-          <w:bCs/>
-        </w:rPr>
-        <w:t>Kafka)</w:t>
-      </w:r>
-      <w:r>
-        <w:t xml:space="preserve"> —</w:t>
-      </w:r>
-      <w:proofErr w:type="gramEnd"/>
-      <w:r>
-        <w:t xml:space="preserve"> Managed Kafka service used as the </w:t>
+        <w:t>Amazon MSK (Managed Streaming for Apache Kafka)</w:t>
+      </w:r>
+      <w:r>
+        <w:t xml:space="preserve"> — Managed Kafka service used as the </w:t>
       </w:r>
       <w:r>
         <w:t>Meridian</w:t>
@@ -11965,30 +12024,10 @@
           <w:b/>
           <w:bCs/>
         </w:rPr>
-        <w:t xml:space="preserve">Amazon SQS (Simple Queue </w:t>
-      </w:r>
-      <w:proofErr w:type="gramStart"/>
-      <w:r>
-        <w:rPr>
-          <w:b/>
-          <w:bCs/>
-        </w:rPr>
-        <w:t>Service)</w:t>
-      </w:r>
-      <w:r>
-        <w:t xml:space="preserve"> —</w:t>
-      </w:r>
-      <w:proofErr w:type="gramEnd"/>
-      <w:r>
-        <w:t xml:space="preserve"> Message queue service </w:t>
-      </w:r>
-      <w:proofErr w:type="gramStart"/>
-      <w:r>
-        <w:t>used</w:t>
-      </w:r>
-      <w:proofErr w:type="gramEnd"/>
-      <w:r>
-        <w:t xml:space="preserve"> as an inter-service trigger mechanism for Lambda functions. Queue depth and oldest message age were monitored as leading indicators of processing backlogs.</w:t>
+        <w:t>Amazon SQS (Simple Queue Service)</w:t>
+      </w:r>
+      <w:r>
+        <w:t xml:space="preserve"> — Message queue service used as an inter-service trigger mechanism for Lambda functions. Queue depth and oldest message age were monitored as leading indicators of processing backlogs.</w:t>
       </w:r>
     </w:p>
     <w:p>
@@ -12025,22 +12064,10 @@
           <w:b/>
           <w:bCs/>
         </w:rPr>
-        <w:t xml:space="preserve">Amazon EKS (Elastic Kubernetes </w:t>
-      </w:r>
-      <w:proofErr w:type="gramStart"/>
-      <w:r>
-        <w:rPr>
-          <w:b/>
-          <w:bCs/>
-        </w:rPr>
-        <w:t>Service)</w:t>
-      </w:r>
-      <w:r>
-        <w:t xml:space="preserve"> —</w:t>
-      </w:r>
-      <w:proofErr w:type="gramEnd"/>
-      <w:r>
-        <w:t xml:space="preserve"> Managed Kubernetes service used by the </w:t>
+        <w:t>Amazon EKS (Elastic Kubernetes Service)</w:t>
+      </w:r>
+      <w:r>
+        <w:t xml:space="preserve"> — Managed Kubernetes service used by the </w:t>
       </w:r>
       <w:r>
         <w:t xml:space="preserve">AutomationHub </w:t>
@@ -12064,22 +12091,10 @@
           <w:bCs/>
         </w:rPr>
         <w:lastRenderedPageBreak/>
-        <w:t xml:space="preserve">Amazon ECR (Elastic Container </w:t>
-      </w:r>
-      <w:proofErr w:type="gramStart"/>
-      <w:r>
-        <w:rPr>
-          <w:b/>
-          <w:bCs/>
-        </w:rPr>
-        <w:t>Registry)</w:t>
-      </w:r>
-      <w:r>
-        <w:t xml:space="preserve"> —</w:t>
-      </w:r>
-      <w:proofErr w:type="gramEnd"/>
-      <w:r>
-        <w:t xml:space="preserve"> Container image registry used to store and version Docker images for ECS and EKS deployments.</w:t>
+        <w:t>Amazon ECR (Elastic Container Registry)</w:t>
+      </w:r>
+      <w:r>
+        <w:t xml:space="preserve"> — Container image registry used to store and version Docker images for ECS and EKS deployments.</w:t>
       </w:r>
     </w:p>
     <w:p>
@@ -12200,22 +12215,10 @@
           <w:b/>
           <w:bCs/>
         </w:rPr>
-        <w:t>Amazon ElastiCache (Redis/</w:t>
-      </w:r>
-      <w:proofErr w:type="gramStart"/>
-      <w:r>
-        <w:rPr>
-          <w:b/>
-          <w:bCs/>
-        </w:rPr>
-        <w:t>Valkey)</w:t>
-      </w:r>
-      <w:r>
-        <w:t xml:space="preserve"> —</w:t>
-      </w:r>
-      <w:proofErr w:type="gramEnd"/>
-      <w:r>
-        <w:t xml:space="preserve"> In-memory caching service used by </w:t>
+        <w:t>Amazon ElastiCache (Redis/Valkey)</w:t>
+      </w:r>
+      <w:r>
+        <w:t xml:space="preserve"> — In-memory caching service used by </w:t>
       </w:r>
       <w:r>
         <w:t>Meridian</w:t>
@@ -12696,7 +12699,79 @@
         <w:t>Postman</w:t>
       </w:r>
       <w:r>
-        <w:t>—APItestingtoolusedtovalidateanddocumenttheinventoryRESTAPIendpoints during development.</w:t>
+        <w:t>—API</w:t>
+      </w:r>
+      <w:r>
+        <w:t xml:space="preserve"> </w:t>
+      </w:r>
+      <w:r>
+        <w:t>testing</w:t>
+      </w:r>
+      <w:r>
+        <w:t xml:space="preserve"> </w:t>
+      </w:r>
+      <w:r>
+        <w:t>tool</w:t>
+      </w:r>
+      <w:r>
+        <w:t xml:space="preserve"> </w:t>
+      </w:r>
+      <w:r>
+        <w:t>used</w:t>
+      </w:r>
+      <w:r>
+        <w:t xml:space="preserve"> </w:t>
+      </w:r>
+      <w:r>
+        <w:t>to</w:t>
+      </w:r>
+      <w:r>
+        <w:t xml:space="preserve"> </w:t>
+      </w:r>
+      <w:r>
+        <w:t>validate</w:t>
+      </w:r>
+      <w:r>
+        <w:t xml:space="preserve"> </w:t>
+      </w:r>
+      <w:r>
+        <w:t>and</w:t>
+      </w:r>
+      <w:r>
+        <w:t xml:space="preserve"> </w:t>
+      </w:r>
+      <w:r>
+        <w:t>document</w:t>
+      </w:r>
+      <w:r>
+        <w:t xml:space="preserve"> </w:t>
+      </w:r>
+      <w:r>
+        <w:t>the</w:t>
+      </w:r>
+      <w:r>
+        <w:t xml:space="preserve"> </w:t>
+      </w:r>
+      <w:r>
+        <w:t>inventory</w:t>
+      </w:r>
+      <w:r>
+        <w:t xml:space="preserve"> </w:t>
+      </w:r>
+      <w:r>
+        <w:t>REST</w:t>
+      </w:r>
+      <w:r>
+        <w:t xml:space="preserve"> </w:t>
+      </w:r>
+      <w:r>
+        <w:t>API</w:t>
+      </w:r>
+      <w:r>
+        <w:t xml:space="preserve"> </w:t>
+      </w:r>
+      <w:r>
+        <w:t>endpoints during development.</w:t>
       </w:r>
     </w:p>
     <w:p>
@@ -12734,7 +12809,16 @@
         <w:t xml:space="preserve">DBeaver </w:t>
       </w:r>
       <w:r>
-        <w:t>— Universal database client used to inspect and query RDS, DocumentDB, and other database services across the platforms during incident investigation and development</w:t>
+        <w:t xml:space="preserve">— Universal database </w:t>
+      </w:r>
+      <w:r>
+        <w:t>client</w:t>
+      </w:r>
+      <w:r>
+        <w:t>s</w:t>
+      </w:r>
+      <w:r>
+        <w:t xml:space="preserve"> used to inspect and query RDS, DocumentDB, and other database services during incident investigation and development</w:t>
       </w:r>
       <w:r>
         <w:t>.</w:t>
@@ -12810,7 +12894,6 @@
         <w:rPr>
           <w:b/>
         </w:rPr>
-        <w:lastRenderedPageBreak/>
         <w:t xml:space="preserve">Confluence </w:t>
       </w:r>
       <w:r>
@@ -12830,6 +12913,7 @@
         <w:rPr>
           <w:b/>
         </w:rPr>
+        <w:lastRenderedPageBreak/>
         <w:t xml:space="preserve">Git / AWS CodeCommit / Bitbucket </w:t>
       </w:r>
       <w:r>
@@ -12923,7 +13007,13 @@
         <w:t xml:space="preserve">Amazon Q </w:t>
       </w:r>
       <w:r>
-        <w:t>— AWS integrated code assistant used for inline boto3 completions and project-level context retrieval.</w:t>
+        <w:t>— AWS</w:t>
+      </w:r>
+      <w:r>
+        <w:t>-</w:t>
+      </w:r>
+      <w:r>
+        <w:t>integrated code assistant used for inline boto3 completions and project-level context retrieval.</w:t>
       </w:r>
     </w:p>
     <w:p>
@@ -13029,7 +13119,13 @@
         <w:t xml:space="preserve">Microsoft Teams </w:t>
       </w:r>
       <w:r>
-        <w:t>— Primary communication platform used for daily standups, sprint planning meetings, technical discussions with the SRE team, and screensharing during incident investigation and pair debugging sessions.</w:t>
+        <w:t>— Primary communication platform used for daily standups, sprint planning meetings, technical discussions with the SRE team, and screen</w:t>
+      </w:r>
+      <w:r>
+        <w:t xml:space="preserve"> </w:t>
+      </w:r>
+      <w:r>
+        <w:t>sharing during incident investigation and pair debugging sessions.</w:t>
       </w:r>
     </w:p>
     <w:p>
@@ -13126,7 +13222,7 @@
         <w:t xml:space="preserve">model: business teams in Dublin, London, and Halifax would notice anomalies in fund processing outputs and raise tickets. While some CloudWatch alarms existed and platform teams had created basic dashboards for individual resources, there was no unified “eagle eye” view where the IA Manager could check the health of everything across all six platforms </w:t>
       </w:r>
       <w:r>
-        <w:t xml:space="preserve">at a glance </w:t>
+        <w:t>at a glance</w:t>
       </w:r>
       <w:r>
         <w:t>. The team lacked proactive notification of degrading</w:t>
@@ -13177,10 +13273,22 @@
         <w:ind w:right="-94"/>
       </w:pPr>
       <w:r>
-        <w:t xml:space="preserve">In early 2026, the GenAI pipeline (a Citco Alternative Investment Services — CAIS Pricing Pipeline) under the rpacfs1 platform stopped delivering output for nearly a month without a single alert firing. The root cause was gradual exhaustion of an external API token, which </w:t>
-      </w:r>
-      <w:r>
-        <w:t>causing downstream Lambda invocations to drop to zero</w:t>
+        <w:t xml:space="preserve">In early 2026, the GenAI pipeline (a Citco Alternative Investment Services — CAIS Pricing Pipeline) under the rpacfs1 platform stopped delivering output for </w:t>
+      </w:r>
+      <w:r>
+        <w:t>a</w:t>
+      </w:r>
+      <w:r>
+        <w:t xml:space="preserve"> month without a single alert firing. The root cause was gradual exhaustion of an external API token, which </w:t>
+      </w:r>
+      <w:r>
+        <w:t>caus</w:t>
+      </w:r>
+      <w:r>
+        <w:t>ed</w:t>
+      </w:r>
+      <w:r>
+        <w:t xml:space="preserve"> downstream Lambda invocations to drop to zero</w:t>
       </w:r>
       <w:r>
         <w:t xml:space="preserve"> while upstream functions kept running, making the pipeline appear healthy. The outage was detected only when business users reported missing pricing data. The post-mortem identified the absence of throughput alarms, SQS queue depth monitoring, and end-to-end output verification as the root causes of the failure going unnoticed.</w:t>
@@ -13191,11 +13299,9 @@
       <w:r>
         <w:t xml:space="preserve">A sub-task was assigned directly to me as </w:t>
       </w:r>
-      <w:proofErr w:type="gramStart"/>
-      <w:r>
-        <w:t>the immediate</w:t>
-      </w:r>
-      <w:proofErr w:type="gramEnd"/>
+      <w:r>
+        <w:t>immediate</w:t>
+      </w:r>
       <w:r>
         <w:t xml:space="preserve"> remediation and became the starting point for the full monitoring program.</w:t>
       </w:r>
@@ -14022,7 +14128,13 @@
         <w:ind w:right="-94"/>
       </w:pPr>
       <w:r>
-        <w:t xml:space="preserve">This work stream involved a production quality and reliability improvement </w:t>
+        <w:t>This work stream involved a production</w:t>
+      </w:r>
+      <w:r>
+        <w:t>-</w:t>
+      </w:r>
+      <w:r>
+        <w:t xml:space="preserve">quality and reliability improvement </w:t>
       </w:r>
       <w:r>
         <w:t>program</w:t>
@@ -14311,7 +14423,13 @@
         <w:t xml:space="preserve">State: </w:t>
       </w:r>
       <w:r>
-        <w:t>No CloudWatch dashboards existed for any of the six IA platforms. Lambda function health was monitored only through the AWS Console on an ad-hoc basis. No tag-based resource discovery was in place and the Lambda inventory was maintained manually on Confluence.</w:t>
+        <w:t>No CloudWatch dashboards existed for any of the six IA platforms. Lambda function health was monitored only through the AWS Console on an ad-hoc basis. No tag-based resource discovery was in place</w:t>
+      </w:r>
+      <w:r>
+        <w:t>,</w:t>
+      </w:r>
+      <w:r>
+        <w:t xml:space="preserve"> and the Lambda inventory was maintained manually on Confluence.</w:t>
       </w:r>
     </w:p>
     <w:p>
@@ -14577,7 +14695,13 @@
         <w:t xml:space="preserve">Current State: </w:t>
       </w:r>
       <w:r>
-        <w:t>The IA-SRE team operates a Follow the Sun support model with shifts across Manila (APAC), Dublin (EMEA), and Halifax (NA). The NA slot (11 AM–7 PM EST) rotated weekly among the four NA-based SRE team members.</w:t>
+        <w:t>The IA-SRE team operates a Follow the Sun support model with shifts across Manila (APAC), Dublin (EMEA), and Halifax (NA). The NA slot (11 AM–7 PM EST) rotate</w:t>
+      </w:r>
+      <w:r>
+        <w:t>s</w:t>
+      </w:r>
+      <w:r>
+        <w:t xml:space="preserve"> weekly among the four NA-based SRE team members.</w:t>
       </w:r>
     </w:p>
     <w:p>
@@ -14650,7 +14774,13 @@
         <w:t xml:space="preserve">Ask Citco RPA </w:t>
       </w:r>
       <w:r>
-        <w:t>chatbot was a production RAG pipeline using Amazon Bedrock (Claude), OpenSearch Serverless (1024-dim FAISS/HNSW vectors), and 11 Lambda functions ingesting from SharePoint, Databricks, and the BPM API. The system had multiple known reliability issues including a recurring KB sync timeout and several production bugs identified via CloudWatch log analysis.</w:t>
+        <w:t>chatbot was a production RAG pipeline using Amazon Bedrock (Claude), OpenSearch Serverless (1024-dim FAISS/HNSW vectors), and 11 Lambda functions ingesting from SharePoint, Databricks, and the BPM API. The system had multiple known reliability issues</w:t>
+      </w:r>
+      <w:r>
+        <w:t>,</w:t>
+      </w:r>
+      <w:r>
+        <w:t xml:space="preserve"> including a recurring KB sync timeout and several production bugs identified via CloudWatch log analysis.</w:t>
       </w:r>
     </w:p>
     <w:p>
@@ -14783,7 +14913,7 @@
         <w:ind w:right="-94"/>
       </w:pPr>
       <w:r>
-        <w:t>The following criteria defined whether each deliverable met its stated objectives.</w:t>
+        <w:t>The following criteria define whether each deliverable met its stated objectives.</w:t>
       </w:r>
     </w:p>
     <w:p>
@@ -15245,7 +15375,19 @@
         <w:t>plan</w:t>
       </w:r>
       <w:r>
-        <w:t>: A comprehensive implementation plan covering gap analysis, technology decisions, API design, and task breakdown is produced before implementation begins.</w:t>
+        <w:t>: A comprehensive implementation plan</w:t>
+      </w:r>
+      <w:r>
+        <w:t>—</w:t>
+      </w:r>
+      <w:r>
+        <w:t>covering gap analysis, technology decisions, API design, and task breakdown</w:t>
+      </w:r>
+      <w:r>
+        <w:t>—</w:t>
+      </w:r>
+      <w:r>
+        <w:t>is produced before implementation begins.</w:t>
       </w:r>
     </w:p>
     <w:p>
@@ -15316,7 +15458,16 @@
         <w:ind w:right="-94"/>
       </w:pPr>
       <w:r>
-        <w:t xml:space="preserve">The following learning goals were established at the start of my co-op placement in consultation with my academic and industry supervisors. They are organized into technical and non-technical categories to reflect the dual competency development expected of an MCDA </w:t>
+        <w:t xml:space="preserve">The following learning goals were established at the start of my co-op placement in consultation with my academic and industry supervisors. They are organized into technical and non-technical categories to reflect the </w:t>
+      </w:r>
+      <w:r>
+        <w:t>expected dual competency development</w:t>
+      </w:r>
+      <w:r>
+        <w:t xml:space="preserve"> </w:t>
+      </w:r>
+      <w:r>
+        <w:t xml:space="preserve">of an MCDA </w:t>
       </w:r>
       <w:r>
         <w:t>industry p</w:t>
@@ -15364,11 +15515,8 @@
         <w:t xml:space="preserve">CitcoWorks </w:t>
       </w:r>
       <w:r>
-        <w:t xml:space="preserve">Knowledge Graph), Amazon RDS Aurora (relational), Amazon ElastiCache for Redis and </w:t>
-      </w:r>
-      <w:r>
         <w:lastRenderedPageBreak/>
-        <w:t xml:space="preserve">Valkey (in-memory caching — </w:t>
+        <w:t xml:space="preserve">Knowledge Graph), Amazon RDS Aurora (relational), Amazon ElastiCache for Redis and Valkey (in-memory caching — </w:t>
       </w:r>
       <w:r>
         <w:t>Meridian</w:t>
@@ -15453,6 +15601,7 @@
         <w:rPr>
           <w:b/>
         </w:rPr>
+        <w:lastRenderedPageBreak/>
         <w:t xml:space="preserve">Backend API Development. </w:t>
       </w:r>
       <w:r>
@@ -15472,7 +15621,6 @@
         <w:rPr>
           <w:b/>
         </w:rPr>
-        <w:lastRenderedPageBreak/>
         <w:t xml:space="preserve">Software Engineering Practices. </w:t>
       </w:r>
       <w:r>
@@ -15557,7 +15705,19 @@
         <w:rPr>
           <w:b/>
         </w:rPr>
-        <w:t>Time zone</w:t>
+        <w:t xml:space="preserve">Time </w:t>
+      </w:r>
+      <w:r>
+        <w:rPr>
+          <w:b/>
+        </w:rPr>
+        <w:t>Z</w:t>
+      </w:r>
+      <w:r>
+        <w:rPr>
+          <w:b/>
+        </w:rPr>
+        <w:t>one</w:t>
       </w:r>
       <w:r>
         <w:rPr>
@@ -15667,6 +15827,7 @@
         <w:rPr>
           <w:b/>
         </w:rPr>
+        <w:lastRenderedPageBreak/>
         <w:t xml:space="preserve">Technical Communication and Documentation. </w:t>
       </w:r>
       <w:r>
@@ -15689,11 +15850,7 @@
         <w:t xml:space="preserve">Financial Domain Knowledge. </w:t>
       </w:r>
       <w:r>
-        <w:t xml:space="preserve">Develop working familiarity with fund administration operations — VPL queue (5 PM EST daily deadline), Corporate Actions workflows </w:t>
-      </w:r>
-      <w:r>
-        <w:lastRenderedPageBreak/>
-        <w:t>(Mandatory, Voluntary, Ops Transfer), MESO month-end cycles, and CAIS regulatory filing deadlines — to make informed monitoring and incident response decisions.</w:t>
+        <w:t>Develop working familiarity with fund administration operations — VPL queue (5 PM EST daily deadline), Corporate Actions workflows (Mandatory, Voluntary, Ops Transfer), MESO month-end cycles, and CAIS regulatory filing deadlines — to make informed monitoring and incident response decisions.</w:t>
       </w:r>
     </w:p>
     <w:p>
@@ -15720,7 +15877,13 @@
         <w:ind w:right="-94"/>
       </w:pPr>
       <w:r>
-        <w:t>During my co-op placement I worked with a small set of internal stakeholders whose needs shaped the functional and non-functional requirements of the IA-IT-SRE Infrastructure monitoring platform.</w:t>
+        <w:t>During my co-op placement</w:t>
+      </w:r>
+      <w:r>
+        <w:t>,</w:t>
+      </w:r>
+      <w:r>
+        <w:t xml:space="preserve"> I worked with a small set of internal stakeholders whose needs shaped the functional and non-functional requirements of the IA-IT-SRE Infrastructure monitoring platform.</w:t>
       </w:r>
     </w:p>
     <w:p>
@@ -16381,6 +16544,7 @@
       </w:pPr>
       <w:bookmarkStart w:id="38" w:name="_Toc240883061"/>
       <w:r>
+        <w:lastRenderedPageBreak/>
         <w:t>8.2</w:t>
       </w:r>
       <w:r>
@@ -16405,7 +16569,6 @@
         <w:pStyle w:val="SubSection"/>
       </w:pPr>
       <w:r>
-        <w:lastRenderedPageBreak/>
         <w:t>8.2.1</w:t>
       </w:r>
       <w:r>
@@ -16540,7 +16703,13 @@
         <w:t>Meridian</w:t>
       </w:r>
       <w:r>
-        <w:t xml:space="preserve"> health. The post-mortem made concrete the latency between signal onset and detection under the reactive model, and directly specified the target for the lag alarm evaluation period (NFR2: </w:t>
+        <w:t xml:space="preserve"> health. The post-mortem made concrete the latency between signal onset and detection under the reactive model, and </w:t>
+      </w:r>
+      <w:r>
+        <w:t>explicitly specified</w:t>
+      </w:r>
+      <w:r>
+        <w:t xml:space="preserve"> the target for the lag alarm evaluation period (NFR2: </w:t>
       </w:r>
       <w:r>
         <w:rPr>
@@ -16589,7 +16758,11 @@
         <w:t xml:space="preserve">JIRA Story Refinement. </w:t>
       </w:r>
       <w:r>
-        <w:t xml:space="preserve">The dashboard project went through multiple refinement cycles between May 6 and May 11 (infrastructure deployment date). These sessions with Mr. Deotale and Ms. Labos surfaced the infrastructure-as-code requirement (FR7), the multi-environment reuse requirement (NFR5), and the credential management constraint (NFR7). The elevation of the dashboard to Critical priority on May 6 also functionally set NFR1 (dashboard refresh latency </w:t>
+        <w:t xml:space="preserve">The dashboard project went through multiple refinement cycles between May 6 and May 11 (infrastructure deployment date). These sessions with Mr. Deotale and Ms. Labos surfaced the infrastructure-as-code requirement (FR7), the multi-environment reuse requirement (NFR5), and the credential management constraint (NFR7). The elevation of the </w:t>
+      </w:r>
+      <w:r>
+        <w:lastRenderedPageBreak/>
+        <w:t xml:space="preserve">dashboard to Critical priority on May 6 also functionally set NFR1 (dashboard refresh latency </w:t>
       </w:r>
       <w:r>
         <w:rPr>
@@ -16638,7 +16811,6 @@
         <w:rPr>
           <w:b/>
         </w:rPr>
-        <w:lastRenderedPageBreak/>
         <w:t xml:space="preserve">Tag-based resource discovery is non-trivial at Citco scale. </w:t>
       </w:r>
       <w:r>
@@ -16952,6 +17124,7 @@
                 <w:sz w:val="24"/>
                 <w:szCs w:val="24"/>
               </w:rPr>
+              <w:lastRenderedPageBreak/>
               <w:t>FR1</w:t>
             </w:r>
           </w:p>
@@ -17106,7 +17279,6 @@
                 <w:sz w:val="24"/>
                 <w:szCs w:val="24"/>
               </w:rPr>
-              <w:lastRenderedPageBreak/>
               <w:t>FR3</w:t>
             </w:r>
           </w:p>
@@ -18015,6 +18187,7 @@
                 <w:sz w:val="24"/>
                 <w:szCs w:val="24"/>
               </w:rPr>
+              <w:lastRenderedPageBreak/>
               <w:t>NFR2</w:t>
             </w:r>
           </w:p>
@@ -18318,7 +18491,6 @@
                 <w:sz w:val="24"/>
                 <w:szCs w:val="24"/>
               </w:rPr>
-              <w:lastRenderedPageBreak/>
               <w:t>NFR5</w:t>
             </w:r>
           </w:p>
@@ -18679,7 +18851,11 @@
         <w:ind w:right="-94"/>
       </w:pPr>
       <w:r>
-        <w:t>NFR7 received an unexpected real-world validation during the CAIS Deadline hotfix on June 8, 2026. The incident revealed that the ECS container’s credential loading pattern (reading from Secrets Manager once at module import time via constants.py) was fragile under secret rotation. The hotfix I delivered introduced fail-fast credential validation — a design improvement that reinforced NFR7 by ensuring that absent or expired credentials from Secrets Manager produce an immediate, visible failure rather than a silent downstream authentication error.</w:t>
+        <w:t xml:space="preserve">NFR7 received an unexpected real-world validation during the CAIS Deadline hotfix on June 8, 2026. The incident revealed that the ECS container’s credential loading pattern (reading from </w:t>
+      </w:r>
+      <w:r>
+        <w:lastRenderedPageBreak/>
+        <w:t>Secrets Manager once at module import time via constants.py) was fragile under secret rotation. The hotfix I delivered introduced fail-fast credential validation — a design improvement that reinforced NFR7 by ensuring that absent or expired credentials from Secrets Manager produce an immediate, visible failure rather than a silent downstream authentication error.</w:t>
       </w:r>
     </w:p>
     <w:p>
@@ -18687,7 +18863,6 @@
         <w:pStyle w:val="SubSection"/>
       </w:pPr>
       <w:r>
-        <w:lastRenderedPageBreak/>
         <w:t>8.3.4</w:t>
       </w:r>
       <w:r>
@@ -18787,7 +18962,11 @@
         <w:t>Meridian</w:t>
       </w:r>
       <w:r>
-        <w:t xml:space="preserve"> Incident. This chapter covers three areas: the SRE principles I applied, the gap analysis that established the starting posture, and the Dynatrace parity evaluation that framed the research question.</w:t>
+        <w:t xml:space="preserve"> Incident. This chapter covers three </w:t>
+      </w:r>
+      <w:r>
+        <w:lastRenderedPageBreak/>
+        <w:t>areas: the SRE principles I applied, the gap analysis that established the starting posture, and the Dynatrace parity evaluation that framed the research question.</w:t>
       </w:r>
     </w:p>
     <w:p>
@@ -18797,7 +18976,6 @@
       </w:pPr>
       <w:bookmarkStart w:id="47" w:name="_Toc240883064"/>
       <w:r>
-        <w:lastRenderedPageBreak/>
         <w:t>9.1</w:t>
       </w:r>
       <w:r>
@@ -18951,7 +19129,19 @@
         <w:t xml:space="preserve">How full is the service? </w:t>
       </w:r>
       <w:r>
-        <w:t xml:space="preserve">Saturation is the signal most relevant to the April 17, 2026 </w:t>
+        <w:t xml:space="preserve">Saturation is the </w:t>
+      </w:r>
+      <w:r>
+        <w:t>most relevant signal</w:t>
+      </w:r>
+      <w:r>
+        <w:t xml:space="preserve"> to the April 17, 2026</w:t>
+      </w:r>
+      <w:r>
+        <w:t>,</w:t>
+      </w:r>
+      <w:r>
+        <w:t xml:space="preserve"> </w:t>
       </w:r>
       <w:r>
         <w:t>Meridian</w:t>
@@ -18968,6 +19158,7 @@
         <w:ind w:right="-94"/>
       </w:pPr>
       <w:r>
+        <w:lastRenderedPageBreak/>
         <w:fldChar w:fldCharType="begin"/>
       </w:r>
       <w:r>
@@ -18986,7 +19177,13 @@
         <w:t xml:space="preserve"> </w:t>
       </w:r>
       <w:r>
-        <w:t>illustrates how a request flows through the monitored services, exposing each of the four golden signals at different stages of the request lifecycle.</w:t>
+        <w:t xml:space="preserve">illustrates how a request flows through the monitored services, exposing each of the four golden signals at </w:t>
+      </w:r>
+      <w:r>
+        <w:t>various stages</w:t>
+      </w:r>
+      <w:r>
+        <w:t xml:space="preserve"> of the request lifecycle.</w:t>
       </w:r>
     </w:p>
     <w:p>
@@ -18998,7 +19195,6 @@
         <w:rPr>
           <w:noProof/>
         </w:rPr>
-        <w:lastRenderedPageBreak/>
         <w:drawing>
           <wp:inline distT="0" distB="0" distL="0" distR="0" wp14:anchorId="35F6BEDC" wp14:editId="718B0377">
             <wp:extent cx="5945620" cy="3133558"/>
@@ -19013,7 +19209,7 @@
                     <pic:cNvPicPr/>
                   </pic:nvPicPr>
                   <pic:blipFill>
-                    <a:blip r:embed="rId15"/>
+                    <a:blip r:embed="rId14"/>
                     <a:stretch>
                       <a:fillRect/>
                     </a:stretch>
@@ -19183,6 +19379,7 @@
         <w:rPr>
           <w:b/>
         </w:rPr>
+        <w:lastRenderedPageBreak/>
         <w:t>ECS CPU utilization</w:t>
       </w:r>
       <w:r>
@@ -19211,7 +19408,6 @@
         <w:rPr>
           <w:b/>
         </w:rPr>
-        <w:lastRenderedPageBreak/>
         <w:t>SQS queue depth</w:t>
       </w:r>
       <w:r>
@@ -19363,7 +19559,11 @@
         <w:t>Meridian</w:t>
       </w:r>
       <w:r>
-        <w:t xml:space="preserve"> Kafka-backed event pipeline — the most business-critical component of the IA platform — had zero proactive alerting. No alarms existed on MSK consumer lag, ECS task failure counts, Lambda error rates, or SQS queue depth for any </w:t>
+        <w:t xml:space="preserve"> Kafka-backed event pipeline — the most business-critical component of the IA platform — had zero proactive alerting. </w:t>
+      </w:r>
+      <w:r>
+        <w:lastRenderedPageBreak/>
+        <w:t xml:space="preserve">No alarms existed on MSK consumer lag, ECS task failure counts, Lambda error rates, or SQS queue depth for any </w:t>
       </w:r>
       <w:r>
         <w:t>Meridian</w:t>
@@ -19385,7 +19585,6 @@
         <w:rPr>
           <w:b/>
         </w:rPr>
-        <w:lastRenderedPageBreak/>
         <w:t xml:space="preserve">No centralized dashboard. </w:t>
       </w:r>
       <w:r>
@@ -19620,14 +19819,11 @@
         <w:rPr>
           <w:b/>
         </w:rPr>
+        <w:lastRenderedPageBreak/>
         <w:t xml:space="preserve">Reactive operational posture. </w:t>
       </w:r>
       <w:r>
-        <w:t xml:space="preserve">The cumulative effect of the above gaps was that the team’s primary incident detection mechanism was business-team escalation. When a fund processing automation failed silently, the first signal received by the SRE team was a ticket </w:t>
-      </w:r>
-      <w:r>
-        <w:lastRenderedPageBreak/>
-        <w:t>or message from operations staff in Dublin, London, or Halifax who had noticed anomalous fund</w:t>
+        <w:t>The cumulative effect of the above gaps was that the team’s primary incident detection mechanism was business-team escalation. When a fund processing automation failed silently, the first signal received by the SRE team was a ticket or message from operations staff in Dublin, London, or Halifax who had noticed anomalous fund</w:t>
       </w:r>
       <w:r>
         <w:t xml:space="preserve"> </w:t>
@@ -21035,6 +21231,7 @@
                 <w:sz w:val="24"/>
                 <w:szCs w:val="24"/>
               </w:rPr>
+              <w:lastRenderedPageBreak/>
               <w:t>Infrastructure Metrics</w:t>
             </w:r>
           </w:p>
@@ -21489,7 +21686,6 @@
                 <w:sz w:val="24"/>
                 <w:szCs w:val="24"/>
               </w:rPr>
-              <w:lastRenderedPageBreak/>
               <w:t>Error Rate Tracking</w:t>
             </w:r>
           </w:p>
@@ -22763,7 +22959,13 @@
         <w:t xml:space="preserve"> </w:t>
       </w:r>
       <w:r>
-        <w:t>baselines over weeks; AWS alarms require manual thresholds); and session replay (full DOM capture, not available in any OSS tool). These account for approximately 9–10% of the functional gap that no combination of AWS tools can close.</w:t>
+        <w:t xml:space="preserve">baselines over weeks; AWS alarms require manual thresholds); and session replay (full DOM capture, not available in any OSS tool). These account for </w:t>
+      </w:r>
+      <w:r>
+        <w:t>9</w:t>
+      </w:r>
+      <w:r>
+        <w:t>–10% of the functional gap that no combination of AWS tools can close.</w:t>
       </w:r>
     </w:p>
     <w:p>
@@ -22789,7 +22991,13 @@
         <w:t xml:space="preserve">CloudWatch + Grafana + X-Ray </w:t>
       </w:r>
       <w:r>
-        <w:t>column: 60% parity at approximately $77/month. Application Signals (the path to 80% parity) requires deploying an ADOT sidecar on each ECS service and is scoped as post-placement work. The gap-to-tooling mapping contextualizes what the PoC does and does not cover throughout the Implementation chapter. This methodological foundation—combining golden signals, gap analysis, and parity assessment—established the engineering rationale for every implementation decision.</w:t>
+        <w:t xml:space="preserve">column: 60% parity at approximately $77/month. Application Signals (the path to 80% parity) </w:t>
+      </w:r>
+      <w:r>
+        <w:t>require</w:t>
+      </w:r>
+      <w:r>
+        <w:t xml:space="preserve"> deploying an ADOT sidecar on each ECS service and is scoped as post-placement work. The gap-to-tooling mapping contextualizes what the PoC does and does not cover throughout the Implementation chapter. This methodological foundation—combining golden signals, gap analysis, and parity assessment—established the engineering rationale for every implementation decision.</w:t>
       </w:r>
     </w:p>
     <w:p>
@@ -22798,6 +23006,7 @@
       </w:pPr>
       <w:bookmarkStart w:id="59" w:name="_Toc240883067"/>
       <w:r>
+        <w:lastRenderedPageBreak/>
         <w:t>10.</w:t>
       </w:r>
       <w:r>
@@ -22869,7 +23078,6 @@
         <w:rPr>
           <w:noProof/>
         </w:rPr>
-        <w:lastRenderedPageBreak/>
         <w:drawing>
           <wp:inline distT="0" distB="0" distL="0" distR="0" wp14:anchorId="50A57EB4" wp14:editId="21DED8E1">
             <wp:extent cx="5918491" cy="4026568"/>
@@ -22884,7 +23092,7 @@
                     <pic:cNvPicPr/>
                   </pic:nvPicPr>
                   <pic:blipFill>
-                    <a:blip r:embed="rId16"/>
+                    <a:blip r:embed="rId15"/>
                     <a:stretch>
                       <a:fillRect/>
                     </a:stretch>
@@ -22956,15 +23164,7 @@
         <w:t xml:space="preserve"> </w:t>
       </w:r>
       <w:r>
-        <w:t xml:space="preserve">shows the full system architecture of the Grafana AMG observability platform I built, detailing how each monitored AWS service feeds CloudWatch, how the Lambda provisioner I wrote reads alarm templates from S3, and how the SNS </w:t>
-      </w:r>
-      <w:proofErr w:type="gramStart"/>
-      <w:r>
-        <w:t>routing</w:t>
-      </w:r>
-      <w:proofErr w:type="gramEnd"/>
-      <w:r>
-        <w:t xml:space="preserve"> I configured delivers email notifications.</w:t>
+        <w:t>shows the full system architecture of the Grafana AMG observability platform I built, detailing how each monitored AWS service feeds CloudWatch, how the Lambda provisioner I wrote reads alarm templates from S3, and how the SNS routing I configured delivers email notifications.</w:t>
       </w:r>
     </w:p>
     <w:p>
@@ -23017,7 +23217,11 @@
         <w:t xml:space="preserve">data layer </w:t>
       </w:r>
       <w:r>
-        <w:t>ingests, stores, and queries observability signals from the infrastructure layer. I chose Amazon CloudWatch as the sole data source — a deliberate architectural decision (see Section 10.8.3) that eliminates the operational overhead of a self-managed Prometheus stack. I used CloudWatch Metric Insights SQL to provide per-resource aggregation, enabling multi-service panels without requiring one panel per resource.</w:t>
+        <w:t xml:space="preserve">ingests, stores, and queries observability signals from the infrastructure layer. I chose Amazon CloudWatch as the sole data source — a deliberate architectural decision (see </w:t>
+      </w:r>
+      <w:r>
+        <w:lastRenderedPageBreak/>
+        <w:t>Section 10.8.3) that eliminates the operational overhead of a self-managed Prometheus stack. I used CloudWatch Metric Insights SQL to provide per-resource aggregation, enabling multi-service panels without requiring one panel per resource.</w:t>
       </w:r>
     </w:p>
     <w:p>
@@ -23038,11 +23242,7 @@
         <w:t xml:space="preserve">visualization and alerting layer </w:t>
       </w:r>
       <w:r>
-        <w:t xml:space="preserve">splits between two components I built. I used Amazon Managed Grafana (AMG) to render the multi-row dashboard for human operators, and I configured </w:t>
-      </w:r>
-      <w:r>
-        <w:lastRenderedPageBreak/>
-        <w:t>CloudWatch Alarms with SNS routing to fire notifications when metrics breach their SLO-aligned thresholds.</w:t>
+        <w:t>splits between two components I built. I used Amazon Managed Grafana (AMG) to render the multi-row dashboard for human operators, and I configured CloudWatch Alarms with SNS routing to fire notifications when metrics breach their SLO-aligned thresholds.</w:t>
       </w:r>
     </w:p>
     <w:p>
@@ -23072,7 +23272,7 @@
                     <pic:cNvPicPr/>
                   </pic:nvPicPr>
                   <pic:blipFill>
-                    <a:blip r:embed="rId17"/>
+                    <a:blip r:embed="rId16"/>
                     <a:stretch>
                       <a:fillRect/>
                     </a:stretch>
@@ -23146,6 +23346,7 @@
       </w:pPr>
       <w:bookmarkStart w:id="67" w:name="_Toc240883069"/>
       <w:r>
+        <w:lastRenderedPageBreak/>
         <w:t>10.2</w:t>
       </w:r>
       <w:r>
@@ -23177,11 +23378,7 @@
         <w:ind w:right="-94"/>
       </w:pPr>
       <w:r>
-        <w:t xml:space="preserve">My earliest monitoring work, completed in April 2026, produced a native Amazon CloudWatch dashboard covering the rpacfs1 and ia-bpo Lambda function fleets — 51 functions total. The </w:t>
-      </w:r>
-      <w:r>
-        <w:lastRenderedPageBreak/>
-        <w:t>dashboard displayed per-function panels for invocation counts, error rates, duration averages, and throttle events. I also created a Confluence inventory page mapping each function.</w:t>
+        <w:t>My earliest monitoring work, completed in April 2026, produced a native Amazon CloudWatch dashboard covering the rpacfs1 and ia-bpo Lambda function fleets — 51 functions total. The dashboard displayed per-function panels for invocation counts, error rates, duration averages, and throttle events. I also created a Confluence inventory page mapping each function.</w:t>
       </w:r>
     </w:p>
     <w:p>
@@ -23195,19 +23392,11 @@
       <w:r>
         <w:t xml:space="preserve">The architectural pattern for this early work was straightforward: CloudWatch native widgets queried the AWS/Lambda namespace using SEARCH() expressions to enumerate all functions matching a FunctionName prefix. This approach worked adequately for small, homogeneous fleets but surfaced two structural limitations that drove the later Metric Insights SQL migration: the </w:t>
       </w:r>
-      <w:proofErr w:type="gramStart"/>
-      <w:r>
-        <w:rPr>
-          <w:b/>
-        </w:rPr>
-        <w:t>SEARCH(</w:t>
-      </w:r>
-      <w:proofErr w:type="gramEnd"/>
-      <w:r>
-        <w:rPr>
-          <w:b/>
-        </w:rPr>
-        <w:t xml:space="preserve">) visibility gap </w:t>
+      <w:r>
+        <w:rPr>
+          <w:b/>
+        </w:rPr>
+        <w:t xml:space="preserve">SEARCH() visibility gap </w:t>
       </w:r>
       <w:r>
         <w:t xml:space="preserve">(idle functions disappear from panels) and </w:t>
@@ -23281,7 +23470,7 @@
                     <pic:cNvPicPr/>
                   </pic:nvPicPr>
                   <pic:blipFill>
-                    <a:blip r:embed="rId18"/>
+                    <a:blip r:embed="rId17"/>
                     <a:stretch>
                       <a:fillRect/>
                     </a:stretch>
@@ -23380,6 +23569,7 @@
         <w:ind w:right="-94"/>
       </w:pPr>
       <w:r>
+        <w:lastRenderedPageBreak/>
         <w:t xml:space="preserve">A significant architectural investigation within this task evaluated the feasibility of a fully centralized log aggregation approach using CloudWatch metric subscription filters. My analysis quantified the infrastructure cost of this design: routing log events from all IA Lambda functions into a centralized processing layer would require </w:t>
       </w:r>
       <w:r>
@@ -23389,11 +23579,19 @@
         <w:t>106 metric subscription filters</w:t>
       </w:r>
       <w:r>
-        <w:t xml:space="preserve">—one per function per metric </w:t>
-      </w:r>
-      <w:r>
-        <w:lastRenderedPageBreak/>
-        <w:t>dimension—across the six platforms. While technically feasible from a CloudWatch service quota perspective, this approach was ultimately blocked by an IAM permission boundary constraint: the logs:PutSubscriptionFilter action was not granted within the IA team’s scoped permission set, preventing programmatic creation of subscription filters at the scale required.</w:t>
+        <w:t xml:space="preserve">—one per function per metric dimension—across the six platforms. While technically feasible from a CloudWatch service quota perspective, this approach was </w:t>
+      </w:r>
+      <w:r>
+        <w:t>blocked</w:t>
+      </w:r>
+      <w:r>
+        <w:t xml:space="preserve"> by an IAM permission boundary constraint: the logs:PutSubscriptionFilter action was not granted within the IA team’s scoped permission set, preventing programmatic creation of subscription filters at the </w:t>
+      </w:r>
+      <w:r>
+        <w:t>required scale</w:t>
+      </w:r>
+      <w:r>
+        <w:t>.</w:t>
       </w:r>
     </w:p>
     <w:p>
@@ -23493,15 +23691,7 @@
         <w:t xml:space="preserve"> </w:t>
       </w:r>
       <w:r>
-        <w:t xml:space="preserve">lookup returns no results for rpacfs1, the discovery logic falls back to filtering by AppName="rpacfs1". This fallback became the standard for all resource discovery in the </w:t>
-      </w:r>
-      <w:proofErr w:type="gramStart"/>
-      <w:r>
-        <w:t>inventory API</w:t>
-      </w:r>
-      <w:proofErr w:type="gramEnd"/>
-      <w:r>
-        <w:t xml:space="preserve"> (see Section 10.4).</w:t>
+        <w:t>lookup returns no results for rpacfs1, the discovery logic falls back to filtering by AppName="rpacfs1". This fallback became the standard for all resource discovery in the inventory API (see Section 10.4).</w:t>
       </w:r>
     </w:p>
     <w:p>
@@ -23519,6 +23709,7 @@
           <w:b/>
           <w:bCs w:val="0"/>
         </w:rPr>
+        <w:lastRenderedPageBreak/>
         <w:t>Container Insights Cost Analysis</w:t>
       </w:r>
     </w:p>
@@ -23591,7 +23782,6 @@
         <w:rPr>
           <w:b/>
         </w:rPr>
-        <w:lastRenderedPageBreak/>
         <w:t xml:space="preserve">Standard Container Insights </w:t>
       </w:r>
       <w:r>
@@ -23680,24 +23870,19 @@
         <w:ind w:right="-94"/>
       </w:pPr>
       <w:r>
-        <w:t xml:space="preserve">The SQS monitoring feature I added on introduced </w:t>
-      </w:r>
-      <w:proofErr w:type="gramStart"/>
-      <w:r>
-        <w:t xml:space="preserve">a </w:t>
-      </w:r>
-      <w:r>
-        <w:rPr>
-          <w:b/>
-        </w:rPr>
-        <w:t>registry</w:t>
-      </w:r>
-      <w:proofErr w:type="gramEnd"/>
-      <w:r>
-        <w:rPr>
-          <w:b/>
-        </w:rPr>
-        <w:t xml:space="preserve">-based architecture with a three-tier fallback model </w:t>
+        <w:t>The SQS monitoring feature that I added uses a</w:t>
+      </w:r>
+      <w:r>
+        <w:rPr>
+          <w:b/>
+        </w:rPr>
+        <w:t xml:space="preserve"> </w:t>
+      </w:r>
+      <w:r>
+        <w:rPr>
+          <w:b/>
+        </w:rPr>
+        <w:t xml:space="preserve">registry-based architecture with a three-tier fallback model </w:t>
       </w:r>
       <w:r>
         <w:t>for resilient SQS queue data retrieval. The three tiers operated as follows:</w:t>
@@ -23788,6 +23973,7 @@
       </w:pPr>
       <w:bookmarkStart w:id="70" w:name="_Toc240883070"/>
       <w:r>
+        <w:lastRenderedPageBreak/>
         <w:t>10.3</w:t>
       </w:r>
       <w:r>
@@ -23821,7 +24007,6 @@
         <w:pStyle w:val="SubSection"/>
       </w:pPr>
       <w:r>
-        <w:lastRenderedPageBreak/>
         <w:t>10.3.1</w:t>
       </w:r>
       <w:r>
@@ -23956,15 +24141,7 @@
         <w:t xml:space="preserve"> </w:t>
       </w:r>
       <w:r>
-        <w:t xml:space="preserve">shows the three-role IAM chaining architecture I designed because CTM-Developer cannot create IAM roles directly and the shared CITCO-CloudFormationBuild role lacks </w:t>
-      </w:r>
-      <w:proofErr w:type="gramStart"/>
-      <w:r>
-        <w:t>grafana:*</w:t>
-      </w:r>
-      <w:proofErr w:type="gramEnd"/>
-      <w:r>
-        <w:t xml:space="preserve"> permissions.</w:t>
+        <w:t>shows the three-role IAM chaining architecture I designed because CTM-Developer cannot create IAM roles directly and the shared CITCO-CloudFormationBuild role lacks grafana:* permissions.</w:t>
       </w:r>
     </w:p>
     <w:p>
@@ -23980,6 +24157,7 @@
         <w:rPr>
           <w:noProof/>
         </w:rPr>
+        <w:lastRenderedPageBreak/>
         <w:drawing>
           <wp:inline distT="0" distB="0" distL="0" distR="0" wp14:anchorId="26AF9249" wp14:editId="0888C727">
             <wp:extent cx="4729426" cy="2390274"/>
@@ -23994,7 +24172,7 @@
                     <pic:cNvPicPr/>
                   </pic:nvPicPr>
                   <pic:blipFill>
-                    <a:blip r:embed="rId19"/>
+                    <a:blip r:embed="rId18"/>
                     <a:stretch>
                       <a:fillRect/>
                     </a:stretch>
@@ -24053,7 +24231,6 @@
         <w:rPr>
           <w:b/>
         </w:rPr>
-        <w:lastRenderedPageBreak/>
         <w:t>Metric Insights SQL</w:t>
       </w:r>
       <w:r>
@@ -24407,21 +24584,12 @@
                 <w:szCs w:val="24"/>
               </w:rPr>
             </w:pPr>
-            <w:proofErr w:type="gramStart"/>
-            <w:r>
-              <w:rPr>
-                <w:sz w:val="24"/>
-                <w:szCs w:val="24"/>
-              </w:rPr>
-              <w:t>Top-10</w:t>
-            </w:r>
-            <w:proofErr w:type="gramEnd"/>
-            <w:r>
-              <w:rPr>
-                <w:sz w:val="24"/>
-                <w:szCs w:val="24"/>
-              </w:rPr>
-              <w:t xml:space="preserve"> bar</w:t>
+            <w:r>
+              <w:rPr>
+                <w:sz w:val="24"/>
+                <w:szCs w:val="24"/>
+              </w:rPr>
+              <w:t>Top-10 bar</w:t>
             </w:r>
             <w:r>
               <w:rPr>
@@ -24840,23 +25008,7 @@
                 <w:sz w:val="24"/>
                 <w:szCs w:val="24"/>
               </w:rPr>
-              <w:t xml:space="preserve">Container </w:t>
-            </w:r>
-            <w:proofErr w:type="gramStart"/>
-            <w:r>
-              <w:rPr>
-                <w:sz w:val="24"/>
-                <w:szCs w:val="24"/>
-              </w:rPr>
-              <w:t>image</w:t>
-            </w:r>
-            <w:proofErr w:type="gramEnd"/>
-            <w:r>
-              <w:rPr>
-                <w:sz w:val="24"/>
-                <w:szCs w:val="24"/>
-              </w:rPr>
-              <w:t xml:space="preserve"> pull activity</w:t>
+              <w:t>Container image pull activity</w:t>
             </w:r>
           </w:p>
         </w:tc>
@@ -24967,6 +25119,7 @@
                 <w:sz w:val="24"/>
                 <w:szCs w:val="24"/>
               </w:rPr>
+              <w:lastRenderedPageBreak/>
               <w:t>9</w:t>
             </w:r>
           </w:p>
@@ -25481,7 +25634,6 @@
                 <w:sz w:val="24"/>
                 <w:szCs w:val="24"/>
               </w:rPr>
-              <w:lastRenderedPageBreak/>
               <w:t>15</w:t>
             </w:r>
           </w:p>
@@ -25579,13 +25731,8 @@
       <w:r>
         <w:t xml:space="preserve">-8 </w:t>
       </w:r>
-      <w:proofErr w:type="gramStart"/>
-      <w:r>
-        <w:t>show</w:t>
-      </w:r>
-      <w:proofErr w:type="gramEnd"/>
-      <w:r>
-        <w:t xml:space="preserve"> live screenshots from the Grafana AMG dashboard I deployed, demonstrating the Health Overview, Lambda monitoring, and ECS monitoring rows I built.</w:t>
+      <w:r>
+        <w:t>show live screenshots from the Grafana AMG dashboard I deployed, demonstrating the Health Overview, Lambda monitoring, and ECS monitoring rows I built.</w:t>
       </w:r>
     </w:p>
     <w:p>
@@ -25693,7 +25840,7 @@
                     <pic:cNvPicPr/>
                   </pic:nvPicPr>
                   <pic:blipFill>
-                    <a:blip r:embed="rId20"/>
+                    <a:blip r:embed="rId19"/>
                     <a:stretch>
                       <a:fillRect/>
                     </a:stretch>
@@ -25752,6 +25899,7 @@
         <w:rPr>
           <w:noProof/>
         </w:rPr>
+        <w:lastRenderedPageBreak/>
         <w:drawing>
           <wp:inline distT="0" distB="0" distL="0" distR="0" wp14:anchorId="789A5326" wp14:editId="4D2A45CC">
             <wp:extent cx="5644639" cy="1722474"/>
@@ -25766,7 +25914,7 @@
                     <pic:cNvPicPr/>
                   </pic:nvPicPr>
                   <pic:blipFill>
-                    <a:blip r:embed="rId21"/>
+                    <a:blip r:embed="rId20"/>
                     <a:stretch>
                       <a:fillRect/>
                     </a:stretch>
@@ -25825,7 +25973,6 @@
         <w:rPr>
           <w:noProof/>
         </w:rPr>
-        <w:lastRenderedPageBreak/>
         <w:drawing>
           <wp:inline distT="0" distB="0" distL="0" distR="0" wp14:anchorId="41D8F460" wp14:editId="204A9337">
             <wp:extent cx="5645301" cy="1834116"/>
@@ -25840,7 +25987,7 @@
                     <pic:cNvPicPr/>
                   </pic:nvPicPr>
                   <pic:blipFill>
-                    <a:blip r:embed="rId22"/>
+                    <a:blip r:embed="rId21"/>
                     <a:stretch>
                       <a:fillRect/>
                     </a:stretch>
@@ -26028,6 +26175,7 @@
         <w:ind w:right="-94"/>
       </w:pPr>
       <w:r>
+        <w:lastRenderedPageBreak/>
         <w:t>$lambda_function — filters Lambda panels to a specific function. Backed by a dimension_values() query on the AWS/Lambda namespace.</w:t>
       </w:r>
     </w:p>
@@ -26052,7 +26200,6 @@
           <w:b/>
           <w:bCs/>
         </w:rPr>
-        <w:lastRenderedPageBreak/>
         <w:t>CloudWatch Metric Insights SQL: Architecture Pattern</w:t>
       </w:r>
       <w:r>
@@ -26174,6 +26321,7 @@
         <w:rPr>
           <w:b/>
         </w:rPr>
+        <w:lastRenderedPageBreak/>
         <w:t>ECS alarms</w:t>
       </w:r>
       <w:r>
@@ -26230,7 +26378,6 @@
         <w:rPr>
           <w:b/>
         </w:rPr>
-        <w:lastRenderedPageBreak/>
         <w:t>SQS</w:t>
       </w:r>
       <w:r>
@@ -26359,10 +26506,22 @@
         <w:rPr>
           <w:b/>
         </w:rPr>
-        <w:t xml:space="preserve">Lambda-backed CloudFormation provisioner </w:t>
-      </w:r>
-      <w:r>
-        <w:t>I deployed via AWS SAM. I designed it to address a specific scaling constraint: with 119 Lambda functions, a static CloudFormation template defining one alarm per function would contain</w:t>
+        <w:t>Lambda-backed CloudFormation provisioner</w:t>
+      </w:r>
+      <w:r>
+        <w:rPr>
+          <w:b/>
+        </w:rPr>
+        <w:t xml:space="preserve"> </w:t>
+      </w:r>
+      <w:r>
+        <w:rPr>
+          <w:bCs/>
+        </w:rPr>
+        <w:t>that I</w:t>
+      </w:r>
+      <w:r>
+        <w:t xml:space="preserve"> deployed via AWS SAM. I designed it to address a specific scaling constraint: with 119 Lambda functions, a static CloudFormation template defining one alarm per function would contain</w:t>
       </w:r>
       <w:r>
         <w:t xml:space="preserve"> 119 x (</w:t>
@@ -26526,6 +26685,7 @@
         <w:ind w:right="-94"/>
       </w:pPr>
       <w:r>
+        <w:lastRenderedPageBreak/>
         <w:t xml:space="preserve">I deployed four CloudFormation stacks on </w:t>
       </w:r>
       <w:r>
@@ -26573,7 +26733,6 @@
         <w:ind w:right="-94"/>
       </w:pPr>
       <w:r>
-        <w:lastRenderedPageBreak/>
         <w:fldChar w:fldCharType="begin"/>
       </w:r>
       <w:r>
@@ -26650,6 +26809,7 @@
         <w:rPr>
           <w:noProof/>
         </w:rPr>
+        <w:lastRenderedPageBreak/>
         <w:drawing>
           <wp:inline distT="0" distB="0" distL="0" distR="0" wp14:anchorId="63982429" wp14:editId="5EB01774">
             <wp:extent cx="5940349" cy="6117465"/>
@@ -26664,7 +26824,7 @@
                     <pic:cNvPicPr/>
                   </pic:nvPicPr>
                   <pic:blipFill>
-                    <a:blip r:embed="rId23"/>
+                    <a:blip r:embed="rId22"/>
                     <a:stretch>
                       <a:fillRect/>
                     </a:stretch>
@@ -26749,11 +26909,7 @@
         <w:t>10.4 to 12.4</w:t>
       </w:r>
       <w:r>
-        <w:t xml:space="preserve">. This was a major version migration that </w:t>
-      </w:r>
-      <w:r>
-        <w:lastRenderedPageBreak/>
-        <w:t>constituted an unplanned but highly informative architectural resilience test for the dashboard I had built.</w:t>
+        <w:t>. This was a major version migration that constituted an unplanned but highly informative architectural resilience test for the dashboard I had built.</w:t>
       </w:r>
     </w:p>
     <w:p>
@@ -26781,6 +26937,7 @@
         <w:rPr>
           <w:b/>
         </w:rPr>
+        <w:lastRenderedPageBreak/>
         <w:t>CloudWatch Metric Insights SQL editor</w:t>
       </w:r>
       <w:r>
@@ -26847,7 +27004,7 @@
                     <pic:cNvPicPr/>
                   </pic:nvPicPr>
                   <pic:blipFill>
-                    <a:blip r:embed="rId24"/>
+                    <a:blip r:embed="rId23"/>
                     <a:stretch>
                       <a:fillRect/>
                     </a:stretch>
@@ -26931,15 +27088,15 @@
         <w:ind w:right="-94"/>
       </w:pPr>
       <w:r>
+        <w:t>12.4 CloudWatch query model, and the workspace has remained stable through subsequent Grafana patch releases.</w:t>
+      </w:r>
+    </w:p>
+    <w:p>
+      <w:pPr>
+        <w:pStyle w:val="SubSection"/>
+      </w:pPr>
+      <w:r>
         <w:lastRenderedPageBreak/>
-        <w:t>12.4 CloudWatch query model, and the workspace has remained stable through subsequent Grafana patch releases.</w:t>
-      </w:r>
-    </w:p>
-    <w:p>
-      <w:pPr>
-        <w:pStyle w:val="SubSection"/>
-      </w:pPr>
-      <w:r>
         <w:t>10.3.3</w:t>
       </w:r>
       <w:r>
@@ -27038,7 +27195,7 @@
                     <pic:cNvPicPr/>
                   </pic:nvPicPr>
                   <pic:blipFill>
-                    <a:blip r:embed="rId25"/>
+                    <a:blip r:embed="rId24"/>
                     <a:stretch>
                       <a:fillRect/>
                     </a:stretch>
@@ -27127,17 +27284,17 @@
         <w:ind w:right="-94"/>
       </w:pPr>
       <w:r>
+        <w:t>X-Ray tracing is currently enabled in DEV environment only; I am awaiting senior approval for UAT and PROD enablement due to the additional CloudWatch costs associated with trace segment storage.</w:t>
+      </w:r>
+    </w:p>
+    <w:p>
+      <w:pPr>
+        <w:pStyle w:val="Section"/>
+        <w:ind w:right="-94"/>
+      </w:pPr>
+      <w:bookmarkStart w:id="95" w:name="_Toc240883071"/>
+      <w:r>
         <w:lastRenderedPageBreak/>
-        <w:t>X-Ray tracing is currently enabled in DEV environment only; I am awaiting senior approval for UAT and PROD enablement due to the additional CloudWatch costs associated with trace segment storage.</w:t>
-      </w:r>
-    </w:p>
-    <w:p>
-      <w:pPr>
-        <w:pStyle w:val="Section"/>
-        <w:ind w:right="-94"/>
-      </w:pPr>
-      <w:bookmarkStart w:id="95" w:name="_Toc240883071"/>
-      <w:r>
         <w:t>10.4</w:t>
       </w:r>
       <w:r>
@@ -27887,7 +28044,6 @@
         <w:pStyle w:val="SubSection"/>
       </w:pPr>
       <w:r>
-        <w:lastRenderedPageBreak/>
         <w:t>10.4.4</w:t>
       </w:r>
       <w:r>
@@ -27924,7 +28080,11 @@
         <w:t xml:space="preserve">"Shared Cloud Artifacts" </w:t>
       </w:r>
       <w:r>
-        <w:t xml:space="preserve">for the </w:t>
+        <w:t xml:space="preserve">for </w:t>
+      </w:r>
+      <w:r>
+        <w:lastRenderedPageBreak/>
+        <w:t xml:space="preserve">the </w:t>
       </w:r>
       <w:r>
         <w:t>budget_code</w:t>
@@ -28150,7 +28310,7 @@
                     <pic:cNvPicPr/>
                   </pic:nvPicPr>
                   <pic:blipFill>
-                    <a:blip r:embed="rId26"/>
+                    <a:blip r:embed="rId25"/>
                     <a:stretch>
                       <a:fillRect/>
                     </a:stretch>
@@ -28288,7 +28448,6 @@
         <w:rPr>
           <w:noProof/>
         </w:rPr>
-        <w:lastRenderedPageBreak/>
         <w:drawing>
           <wp:inline distT="0" distB="0" distL="0" distR="0" wp14:anchorId="600EDBCB" wp14:editId="3512F182">
             <wp:extent cx="5052117" cy="1108481"/>
@@ -28303,7 +28462,7 @@
                     <pic:cNvPicPr/>
                   </pic:nvPicPr>
                   <pic:blipFill>
-                    <a:blip r:embed="rId27"/>
+                    <a:blip r:embed="rId26"/>
                     <a:stretch>
                       <a:fillRect/>
                     </a:stretch>
@@ -28354,6 +28513,7 @@
         <w:pStyle w:val="SubSection"/>
       </w:pPr>
       <w:r>
+        <w:lastRenderedPageBreak/>
         <w:t>10.4.5</w:t>
       </w:r>
       <w:r>
@@ -28566,7 +28726,6 @@
         <w:rPr>
           <w:b/>
         </w:rPr>
-        <w:lastRenderedPageBreak/>
         <w:t xml:space="preserve">L1 — Ask Citco RPA </w:t>
       </w:r>
       <w:r>
@@ -28589,7 +28748,11 @@
         <w:t xml:space="preserve">L2 — Innovation IT Support </w:t>
       </w:r>
       <w:r>
-        <w:t>(Work Stream 4): The human-staffed Follow-the-Sun rotation I participated in, covering Manila (APAC), Dublin (EMEA), and Halifax (NA) shifts. At L2 I handled Service Desk tickets that L1 could not resolve, performing triage, investigation, and resolution or escalation.</w:t>
+        <w:t xml:space="preserve">(Work Stream 4): The human-staffed Follow-the-Sun rotation I participated in, covering Manila (APAC), Dublin (EMEA), and Halifax (NA) shifts. At L2 I </w:t>
+      </w:r>
+      <w:r>
+        <w:lastRenderedPageBreak/>
+        <w:t>handled Service Desk tickets that L1 could not resolve, performing triage, investigation, and resolution or escalation.</w:t>
       </w:r>
     </w:p>
     <w:p>
@@ -28759,7 +28922,6 @@
         <w:rPr>
           <w:b/>
         </w:rPr>
-        <w:lastRenderedPageBreak/>
         <w:t xml:space="preserve">Week 12 </w:t>
       </w:r>
       <w:r>
@@ -28776,6 +28938,7 @@
         <w:ind w:right="-94"/>
       </w:pPr>
       <w:r>
+        <w:lastRenderedPageBreak/>
         <w:t xml:space="preserve">• </w:t>
       </w:r>
       <w:r>
@@ -28924,7 +29087,6 @@
         <w:pStyle w:val="SubSection"/>
       </w:pPr>
       <w:r>
-        <w:lastRenderedPageBreak/>
         <w:t>10.5.4</w:t>
       </w:r>
       <w:r>
@@ -28963,6 +29125,7 @@
         <w:ind w:right="-94"/>
       </w:pPr>
       <w:r>
+        <w:lastRenderedPageBreak/>
         <w:t>The MESO ECS incident led to adding the ECS_CPUSaturation alarm to the Grafana dashboard.</w:t>
       </w:r>
     </w:p>
@@ -29141,7 +29304,6 @@
         <w:rPr>
           <w:noProof/>
         </w:rPr>
-        <w:lastRenderedPageBreak/>
         <w:drawing>
           <wp:inline distT="0" distB="0" distL="0" distR="0" wp14:anchorId="32C7DE3F" wp14:editId="38A5DE72">
             <wp:extent cx="5349176" cy="1887945"/>
@@ -29156,7 +29318,7 @@
                     <pic:cNvPicPr/>
                   </pic:nvPicPr>
                   <pic:blipFill>
-                    <a:blip r:embed="rId28"/>
+                    <a:blip r:embed="rId27"/>
                     <a:stretch>
                       <a:fillRect/>
                     </a:stretch>
@@ -29208,6 +29370,7 @@
         <w:ind w:right="-94"/>
       </w:pPr>
       <w:r>
+        <w:lastRenderedPageBreak/>
         <w:t xml:space="preserve">The </w:t>
       </w:r>
       <w:r>
@@ -29367,11 +29530,7 @@
         <w:t xml:space="preserve">52% timeout rate on IRCOEKBExtractLambda. </w:t>
       </w:r>
       <w:r>
-        <w:t xml:space="preserve">77 of 148 production runs hit the 300-second Lambda timeout. June 2026 was the worst month at 71% timeout rate. Average run </w:t>
-      </w:r>
-      <w:r>
-        <w:lastRenderedPageBreak/>
-        <w:t>duration was 291 seconds — every run within 36 seconds of the limit. When the Lambda timed out, the Knowledge Base was incomplete for that day: pages not yet uploaded when the timeout fired were missing from the KB until the next successful run.</w:t>
+        <w:t>77 of 148 production runs hit the 300-second Lambda timeout. June 2026 was the worst month at 71% timeout rate. Average run duration was 291 seconds — every run within 36 seconds of the limit. When the Lambda timed out, the Knowledge Base was incomplete for that day: pages not yet uploaded when the timeout fired were missing from the KB until the next successful run.</w:t>
       </w:r>
     </w:p>
     <w:p>
@@ -29420,6 +29579,7 @@
         <w:ind w:right="-94"/>
       </w:pPr>
       <w:r>
+        <w:lastRenderedPageBreak/>
         <w:t>I implemented a two-phase hybrid sync (</w:t>
       </w:r>
       <w:r>
@@ -29469,7 +29629,13 @@
         <w:t xml:space="preserve">25s for all 49 libraries). </w:t>
       </w:r>
       <w:r>
-        <w:t xml:space="preserve">One lightweight ALB call per library using a SharePoint filter=Modified </w:t>
+        <w:t xml:space="preserve">One lightweight ALB </w:t>
+      </w:r>
+      <w:r>
+        <w:t>calls</w:t>
+      </w:r>
+      <w:r>
+        <w:t xml:space="preserve"> per library using a SharePoint filter=Modified </w:t>
       </w:r>
       <w:r>
         <w:t>&gt;</w:t>
@@ -29579,7 +29745,6 @@
         <w:rPr>
           <w:b/>
         </w:rPr>
-        <w:lastRenderedPageBreak/>
         <w:t>Athena SSE encryption inconsistency</w:t>
       </w:r>
       <w:r>
@@ -29657,6 +29822,7 @@
         <w:ind w:right="-94"/>
       </w:pPr>
       <w:r>
+        <w:lastRenderedPageBreak/>
         <w:t>process documentation PDFs (</w:t>
       </w:r>
       <w:r>
@@ -29829,7 +29995,6 @@
         <w:rPr>
           <w:b/>
         </w:rPr>
-        <w:lastRenderedPageBreak/>
         <w:t>X-Ray tracing</w:t>
       </w:r>
       <w:r>
@@ -29867,7 +30032,11 @@
         <w:ind w:right="-94"/>
       </w:pPr>
       <w:r>
-        <w:t>During my codebase analysis I identified a structural limitation of the current flat-vector RAG approach for the Citco RPA domain. The entities in this domain are highly relational: clients have funds, funds run specific processes, processes execute on either Blue Prism or UiPath, and each platform has its own operational knowledge base. A standard vector similarity search treats all these entities as independent text chunks, losing the relational structure.</w:t>
+        <w:t xml:space="preserve">During my codebase analysis I identified a structural limitation of the current flat-vector RAG approach for the Citco RPA domain. The entities in this domain are highly relational: clients have funds, funds run specific processes, processes execute on either Blue Prism or UiPath, and each </w:t>
+      </w:r>
+      <w:r>
+        <w:lastRenderedPageBreak/>
+        <w:t>platform has its own operational knowledge base. A standard vector similarity search treats all these entities as independent text chunks, losing the relational structure.</w:t>
       </w:r>
     </w:p>
     <w:p>
@@ -29948,7 +30117,13 @@
         <w:t xml:space="preserve">architectural implementation plan </w:t>
       </w:r>
       <w:r>
-        <w:t>(Infrastructure Monitoring Dashboard-IMPLEMENTATION-PLAN.md) and started initial implementation. I am continuing this development during the co-op extension period (Sep–Dec 2026).</w:t>
+        <w:t xml:space="preserve">(Infrastructure Monitoring Dashboard-IMPLEMENTATION-PLAN.md) and </w:t>
+      </w:r>
+      <w:r>
+        <w:t xml:space="preserve">began the </w:t>
+      </w:r>
+      <w:r>
+        <w:t>initial implementation. I am continuing this development during the co-op extension period (Sep–Dec 2026).</w:t>
       </w:r>
     </w:p>
     <w:p>
@@ -29988,7 +30163,6 @@
         <w:rPr>
           <w:b/>
         </w:rPr>
-        <w:lastRenderedPageBreak/>
         <w:t>Gap</w:t>
       </w:r>
       <w:r>
@@ -30058,6 +30232,7 @@
         <w:rPr>
           <w:b/>
         </w:rPr>
+        <w:lastRenderedPageBreak/>
         <w:t>Task breakdown</w:t>
       </w:r>
       <w:r>
@@ -30085,7 +30260,13 @@
         <w:ind w:right="-94"/>
       </w:pPr>
       <w:r>
-        <w:t>Through my Work Stream 2 dashboard work, I identified approximately 60% Dynatrace feature parity, but I also identified 45 architectural limitations. The most critical gaps I found that are driving the custom UI proposal:</w:t>
+        <w:t xml:space="preserve">Through my Work Stream 2 dashboard work, I identified approximately 60% Dynatrace feature parity, but I also identified 45 architectural limitations. The most critical gaps </w:t>
+      </w:r>
+      <w:r>
+        <w:t>that</w:t>
+      </w:r>
+      <w:r>
+        <w:t xml:space="preserve"> are driving the custom UI proposal:</w:t>
       </w:r>
     </w:p>
     <w:p>
@@ -30771,7 +30952,6 @@
         <w:rPr>
           <w:b/>
         </w:rPr>
-        <w:lastRenderedPageBreak/>
         <w:t>Infrastructure Monitoring Dashboard</w:t>
       </w:r>
       <w:r>
@@ -30872,6 +31052,7 @@
         <w:pStyle w:val="SubSection"/>
       </w:pPr>
       <w:r>
+        <w:lastRenderedPageBreak/>
         <w:t>10.7.4</w:t>
       </w:r>
       <w:r>
@@ -31299,23 +31480,7 @@
                 <w:sz w:val="24"/>
                 <w:szCs w:val="24"/>
               </w:rPr>
-              <w:t xml:space="preserve">SRE-specific wrappers </w:t>
-            </w:r>
-            <w:proofErr w:type="gramStart"/>
-            <w:r>
-              <w:rPr>
-                <w:sz w:val="24"/>
-                <w:szCs w:val="24"/>
-              </w:rPr>
-              <w:t>on @</w:t>
-            </w:r>
-            <w:proofErr w:type="gramEnd"/>
-            <w:r>
-              <w:rPr>
-                <w:sz w:val="24"/>
-                <w:szCs w:val="24"/>
-              </w:rPr>
-              <w:t>citco/core</w:t>
+              <w:t>SRE-specific wrappers on @citco/core</w:t>
             </w:r>
           </w:p>
         </w:tc>
@@ -31623,7 +31788,6 @@
         <w:pStyle w:val="SubSection"/>
       </w:pPr>
       <w:r>
-        <w:lastRenderedPageBreak/>
         <w:t>10.8.1</w:t>
       </w:r>
       <w:r>
@@ -31733,6 +31897,7 @@
         <w:rPr>
           <w:b/>
         </w:rPr>
+        <w:lastRenderedPageBreak/>
         <w:t>Compress the payload</w:t>
       </w:r>
       <w:r>
@@ -31876,7 +32041,13 @@
         <w:t xml:space="preserve">Tradeoff. </w:t>
       </w:r>
       <w:r>
-        <w:t>The Lambda execution role now requires s3:GetObject on the template bucket, broadening its IAM surface slightly. The GetObject call adds approximately 50 ms of latency to the provisioner bootstrap — acceptable for a deploy-time operation that runs infrequently.</w:t>
+        <w:t xml:space="preserve">The Lambda execution role now requires s3:GetObject on the template bucket, broadening its IAM surface slightly. The GetObject call adds approximately 50 ms of latency to the provisioner </w:t>
+      </w:r>
+      <w:r>
+        <w:t>bootstrap, which is acceptable</w:t>
+      </w:r>
+      <w:r>
+        <w:t xml:space="preserve"> for a deploy-time operation that runs infrequently.</w:t>
       </w:r>
     </w:p>
     <w:p>
@@ -31884,7 +32055,6 @@
         <w:pStyle w:val="SubSection"/>
       </w:pPr>
       <w:r>
-        <w:lastRenderedPageBreak/>
         <w:t>10.8.2</w:t>
       </w:r>
       <w:r>
@@ -32029,6 +32199,7 @@
         <w:rPr>
           <w:b/>
         </w:rPr>
+        <w:lastRenderedPageBreak/>
         <w:t xml:space="preserve">Tradeoff. </w:t>
       </w:r>
       <w:r>
@@ -32169,7 +32340,6 @@
         <w:rPr>
           <w:b/>
         </w:rPr>
-        <w:lastRenderedPageBreak/>
         <w:t>Amazon Managed Grafana constraint</w:t>
       </w:r>
       <w:r>
@@ -32228,7 +32398,11 @@
         <w:t xml:space="preserve">Tradeoff. </w:t>
       </w:r>
       <w:r>
-        <w:t>The accepted limitation is that CloudWatch Metric Insights SQL does not support p50/p99 percentiles in GROUP BY mode (see Section 10.3). Latency distribution dashboards must use AVG and MAX as proxies, or fall back to the standard metrics wildcard mode which only shows recently active functions. For the current monitoring maturity of the IA platform, this tradeoff is acceptable — the P50/P99 gap can be addressed in a future phase by adding custom Lambda Duration metric emission with explicit percentile dimensions.</w:t>
+        <w:t xml:space="preserve">The accepted limitation is that CloudWatch Metric Insights SQL does not support p50/p99 percentiles in GROUP BY mode (see Section 10.3). Latency distribution dashboards must use AVG and MAX as proxies, or fall back to the standard metrics wildcard mode which only shows recently </w:t>
+      </w:r>
+      <w:r>
+        <w:lastRenderedPageBreak/>
+        <w:t>active functions. For the current monitoring maturity of the IA platform, this tradeoff is acceptable — the P50/P99 gap can be addressed in a future phase by adding custom Lambda Duration metric emission with explicit percentile dimensions.</w:t>
       </w:r>
     </w:p>
     <w:p>
@@ -32362,7 +32536,6 @@
         <w:rPr>
           <w:b/>
         </w:rPr>
-        <w:lastRenderedPageBreak/>
         <w:t>Avoids static YAML maintenance</w:t>
       </w:r>
       <w:r>
@@ -32428,11 +32601,18 @@
         <w:t xml:space="preserve">Tradeoff. </w:t>
       </w:r>
       <w:r>
-        <w:t>The Lambda provisioner introduces pipeline ordering complexity: the provisioner Lambda must complete successfully before the CloudFormation stack update can proceed, creating a sequential dependency. A Lambda execution failure (timeout, permissions error) would halt the deployment pipeline without deploying updated alarms. This is mitigated by comprehensive error logging and a manual re-invocation pathway via python main.py deploy –phase 3.</w:t>
-      </w:r>
-    </w:p>
-    <w:p>
-      <w:r>
+        <w:t xml:space="preserve">The Lambda provisioner introduces pipeline ordering complexity: the provisioner Lambda must complete successfully before the CloudFormation stack update can proceed, creating a sequential dependency. A Lambda execution failure (timeout, permissions error) would halt the deployment pipeline without deploying updated alarms. This is mitigated by comprehensive error logging and a manual re-invocation pathway via </w:t>
+      </w:r>
+      <w:r>
+        <w:t>P</w:t>
+      </w:r>
+      <w:r>
+        <w:t>ython main.py deploy –phase 3.</w:t>
+      </w:r>
+    </w:p>
+    <w:p>
+      <w:r>
+        <w:lastRenderedPageBreak/>
         <w:t>These</w:t>
       </w:r>
       <w:r>
@@ -32544,139 +32724,122 @@
         <w:t xml:space="preserve">: </w:t>
       </w:r>
       <w:r>
-        <w:t xml:space="preserve">I joined the Intelligent Automation SRE team at Citco Technology Management. The introductory meeting with my manager, Mr. Deotale, gave me a comprehensive overview of the team structure, the six IA budget_code platforms I would be monitoring, and the co-op placement expectations. Senior </w:t>
-      </w:r>
-      <w:proofErr w:type="gramStart"/>
-      <w:r>
-        <w:t>mentors</w:t>
-      </w:r>
-      <w:proofErr w:type="gramEnd"/>
-      <w:r>
-        <w:t xml:space="preserve"> Mr. Leung and Ms. Labos </w:t>
-      </w:r>
-      <w:r>
+        <w:t>I joined the Intelligent Automation SRE team at Citco Technology Management. The introductory meeting with my manager, Mr. Deotale, gave me a comprehensive overview of the team structure, the six IA budget_code platforms I would be monitoring, and the co-op placement expectations. Senior mentors Mr. Leung and Ms. Labos introduced themselves and outlined their roles:</w:t>
+      </w:r>
+      <w:r>
+        <w:t xml:space="preserve"> </w:t>
+      </w:r>
+      <w:r>
+        <w:t xml:space="preserve">Mr. Leung </w:t>
+      </w:r>
+      <w:r>
+        <w:t xml:space="preserve">as the </w:t>
+      </w:r>
+      <w:r>
+        <w:t>RPA Platform Lead</w:t>
+      </w:r>
+      <w:r>
+        <w:t xml:space="preserve"> and </w:t>
+      </w:r>
+      <w:r>
+        <w:t xml:space="preserve">Ms. Labos </w:t>
+      </w:r>
+      <w:r>
+        <w:t>as the</w:t>
+      </w:r>
+      <w:r>
+        <w:t xml:space="preserve"> SRE Engineer and primary technical mentor for the monitoring work</w:t>
+      </w:r>
+      <w:r>
+        <w:t>.</w:t>
+      </w:r>
+    </w:p>
+    <w:p>
+      <w:r>
+        <w:rPr>
+          <w:b/>
+          <w:bCs/>
+        </w:rPr>
+        <w:t>Access Requests and Development Environment Setup</w:t>
+      </w:r>
+      <w:r>
+        <w:rPr>
+          <w:b/>
+          <w:bCs/>
+        </w:rPr>
+        <w:t xml:space="preserve">: </w:t>
+      </w:r>
+      <w:r>
+        <w:t>My first task was establishing access to Citco’s development infrastructure. I raised access request tickets for Confluence, JIRA, and BitBucket through the internal ticketing system. I initiated AWS Core Dev access through the IDM portal, which required a separate approval chain. I installed the full local development toolchain: VSCode with Python and AWS Toolkit extensions, Git with SSH key configuration, PyCharm for Python development, Postman for API testing, and the Amazon Q plugin for AI‐assisted coding. The Amazon Q setup required a Builder ID registration and served as my first introduction to AI‐augmented development tooling at Citco.</w:t>
+      </w:r>
+    </w:p>
+    <w:p>
+      <w:r>
+        <w:rPr>
+          <w:b/>
+          <w:bCs/>
+        </w:rPr>
         <w:lastRenderedPageBreak/>
-        <w:t>introduced themselves and outlined their roles:</w:t>
-      </w:r>
-      <w:r>
-        <w:t xml:space="preserve"> </w:t>
-      </w:r>
-      <w:r>
-        <w:t xml:space="preserve">Mr. Leung </w:t>
-      </w:r>
-      <w:r>
-        <w:t xml:space="preserve">as the </w:t>
-      </w:r>
-      <w:r>
-        <w:t>RPA Platform Lead</w:t>
-      </w:r>
-      <w:r>
-        <w:t xml:space="preserve"> and </w:t>
-      </w:r>
-      <w:r>
-        <w:t xml:space="preserve">Ms. Labos </w:t>
-      </w:r>
-      <w:r>
-        <w:t>as the</w:t>
-      </w:r>
-      <w:r>
-        <w:t xml:space="preserve"> SRE Engineer and primary technical mentor for the monitoring work</w:t>
-      </w:r>
-      <w:r>
-        <w:t>.</w:t>
-      </w:r>
-    </w:p>
-    <w:p>
+        <w:t>Security Briefing and Compliance Context</w:t>
+      </w:r>
       <w:r>
         <w:rPr>
           <w:b/>
           <w:bCs/>
         </w:rPr>
-        <w:t>Access Requests and Development Environment Setup</w:t>
-      </w:r>
+        <w:t xml:space="preserve">: </w:t>
+      </w:r>
+      <w:r>
+        <w:t>I attended a security briefing with Mr. Deotale, Mr. Ivan Carlo, and Ms. Maria, covering the BPM Control Questionnaire as part of the annual security review process. This session gave me foundational context about Citco’s security posture that I would carry throughout the placement. Key topics included: Active Directory integration for role‐based authorization across all Citco systems; the recent authentication migration from SiteMinder to Ping Identity; penetration testing procedures (the last BPM pen</w:t>
+      </w:r>
+      <w:r>
+        <w:t xml:space="preserve">etration </w:t>
+      </w:r>
+      <w:r>
+        <w:t>test</w:t>
+      </w:r>
+      <w:r>
+        <w:t>ing</w:t>
+      </w:r>
+      <w:r>
+        <w:t xml:space="preserve"> was conducted by the Red Team on UAT only to protect production uptime); and the access logging infrastructure built on the ELK stack (Kibana, Elasticsearch) with 7–14 day log retention policies. I also learned about Dynatrace application monitoring for anomaly detection and alerting—knowledge that would become directly relevant when I later evaluated Dynatrace parity as a framing question for the Grafana AMG dashboard work.</w:t>
+      </w:r>
+    </w:p>
+    <w:p>
       <w:r>
         <w:rPr>
           <w:b/>
           <w:bCs/>
         </w:rPr>
-        <w:t xml:space="preserve">: </w:t>
-      </w:r>
-      <w:r>
-        <w:t>My first task was establishing access to Citco’s development infrastructure. I raised access request tickets for Confluence, JIRA, and BitBucket through the internal ticketing system. I initiated AWS Core Dev access through the IDM portal, which required a separate approval chain. I installed the full local development toolchain: VSCode with Python and AWS Toolkit extensions, Git with SSH key configuration, PyCharm for Python development, Postman for API testing, and the Amazon Q plugin for AI‐assisted coding. The Amazon Q setup required a Builder ID registration and served as my first introduction to AI‐augmented development tooling at Citco.</w:t>
-      </w:r>
-    </w:p>
-    <w:p>
+        <w:t>AWS Tooling Introduction and Team Integration</w:t>
+      </w:r>
       <w:r>
         <w:rPr>
           <w:b/>
           <w:bCs/>
         </w:rPr>
-        <w:t>Security Briefing and Compliance Context</w:t>
-      </w:r>
-      <w:proofErr w:type="gramStart"/>
-      <w:r>
-        <w:rPr>
-          <w:b/>
-          <w:bCs/>
-        </w:rPr>
-        <w:t xml:space="preserve">:  </w:t>
-      </w:r>
-      <w:r>
-        <w:t>I</w:t>
-      </w:r>
-      <w:proofErr w:type="gramEnd"/>
-      <w:r>
-        <w:t xml:space="preserve"> attended a security briefing with Mr. Deotale, Mr. Ivan Carlo, and Ms. Maria, covering the BPM Control Questionnaire as part of the annual security review process. This session gave me foundational context about Citco’s security posture that I would carry throughout the placement. Key topics included: Active Directory integration for role‐based authorization across all Citco systems; the recent authentication migration from SiteMinder to Ping Identity; penetration testing procedures (the last BPM </w:t>
-      </w:r>
-      <w:proofErr w:type="spellStart"/>
-      <w:r>
-        <w:t>pentest</w:t>
-      </w:r>
-      <w:proofErr w:type="spellEnd"/>
-      <w:r>
-        <w:t xml:space="preserve"> was conducted by the Red Team on UAT only to protect production uptime); and the access logging infrastructure built on the ELK stack (Kibana, Elasticsearch) with 7–</w:t>
-      </w:r>
-      <w:proofErr w:type="gramStart"/>
-      <w:r>
-        <w:t>14 day</w:t>
-      </w:r>
-      <w:proofErr w:type="gramEnd"/>
-      <w:r>
-        <w:t xml:space="preserve"> log retention policies. I also learned about Dynatrace application monitoring for anomaly detection and alerting—knowledge that would become directly relevant when I later evaluated Dynatrace parity as a framing question for the Grafana AMG dashboard work.</w:t>
-      </w:r>
-    </w:p>
-    <w:p>
-      <w:r>
-        <w:rPr>
-          <w:b/>
-          <w:bCs/>
-        </w:rPr>
-        <w:t>AWS Tooling Introduction and Team Integration</w:t>
-      </w:r>
-      <w:proofErr w:type="gramStart"/>
-      <w:r>
-        <w:rPr>
-          <w:b/>
-          <w:bCs/>
-        </w:rPr>
         <w:t>:</w:t>
       </w:r>
       <w:r>
-        <w:t xml:space="preserve">  I</w:t>
-      </w:r>
-      <w:proofErr w:type="gramEnd"/>
+        <w:t xml:space="preserve"> I</w:t>
+      </w:r>
       <w:r>
         <w:t xml:space="preserve"> participated in an introductory call on Amazon</w:t>
       </w:r>
     </w:p>
     <w:p>
       <w:r>
-        <w:t>Q and the Amazon Tools ecosystem, which included a walkthrough of the AWS developer toolchain available to the team. I familiarized myself with the Citco JIRA board (IISS project), read the team’s active Confluence pages covering the IA platform overview, and reviewed the existing tickets on the board to understand what work was in progress before my arrival. I attended the team’s daily standup for the first time and began syncing with Mr. Vadla and Ms. Venkataraman on our shared onboarding progress.</w:t>
-      </w:r>
-    </w:p>
-    <w:p>
-      <w:r>
-        <w:lastRenderedPageBreak/>
+        <w:t xml:space="preserve">Q and the Amazon Tools ecosystem, which included a walkthrough of the AWS developer toolchain available to the team. I familiarized myself with the Citco JIRA board (IISS project), read the team’s active Confluence pages covering the IA platform overview, and reviewed the existing tickets on the board to understand what work was in progress before my arrival. I attended the team’s daily standup for the first time and began </w:t>
+      </w:r>
+      <w:r>
+        <w:t>synchronizing</w:t>
+      </w:r>
+      <w:r>
+        <w:t xml:space="preserve"> with Mr. Vadla and Ms. Venkataraman on our shared onboarding progress.</w:t>
+      </w:r>
+    </w:p>
+    <w:p>
+      <w:r>
         <w:t>By the end of Week 1, all access requests were submitted and in progress, my local development environment was fully operational, and I had a solid understanding of Citco's security posture, the IA platform scope, and the team's operational rhythm.</w:t>
       </w:r>
     </w:p>
@@ -32718,22 +32881,18 @@
           <w:b/>
           <w:bCs/>
         </w:rPr>
+        <w:lastRenderedPageBreak/>
         <w:t xml:space="preserve">AWS Database Portfolio Study: </w:t>
       </w:r>
       <w:r>
         <w:t xml:space="preserve">I completed a structured study of the full AWS database </w:t>
       </w:r>
-      <w:proofErr w:type="gramStart"/>
       <w:r>
         <w:t>portfolio,</w:t>
       </w:r>
       <w:r>
-        <w:t xml:space="preserve">  </w:t>
-      </w:r>
-      <w:r>
-        <w:t>working</w:t>
-      </w:r>
-      <w:proofErr w:type="gramEnd"/>
+        <w:t xml:space="preserve"> working</w:t>
+      </w:r>
       <w:r>
         <w:t xml:space="preserve"> through both official AWS documentation and hands‐on exploration via the team’s</w:t>
       </w:r>
@@ -32771,7 +32930,13 @@
         <w:t xml:space="preserve"> </w:t>
       </w:r>
       <w:r>
-        <w:t>I studied DynamoDB (schema less design, partition key selection, and the trade‐offs between</w:t>
+        <w:t>I studied DynamoDB (schema</w:t>
+      </w:r>
+      <w:r>
+        <w:t>-</w:t>
+      </w:r>
+      <w:r>
+        <w:t>less design, partition key selection, and the trade‐offs between</w:t>
       </w:r>
       <w:r>
         <w:t xml:space="preserve"> </w:t>
@@ -32783,15 +32948,7 @@
         <w:t xml:space="preserve"> </w:t>
       </w:r>
       <w:r>
-        <w:t xml:space="preserve">vs tables, and </w:t>
-      </w:r>
-      <w:proofErr w:type="spellStart"/>
-      <w:r>
-        <w:t>DocumentDB’s</w:t>
-      </w:r>
-      <w:proofErr w:type="spellEnd"/>
-      <w:r>
-        <w:t xml:space="preserve"> use at Citco for document‐oriented workloads).</w:t>
+        <w:t>vs tables, and DocumentDB’s use at Citco for document‐oriented workloads).</w:t>
       </w:r>
     </w:p>
     <w:p>
@@ -32887,11 +33044,7 @@
         <w:t xml:space="preserve"> </w:t>
       </w:r>
       <w:r>
-        <w:t>audit‐</w:t>
-      </w:r>
-      <w:r>
-        <w:lastRenderedPageBreak/>
-        <w:t>grade transaction logs), and Amazon ElastiCache including both Redis (advanced data</w:t>
+        <w:t>audit‐grade transaction logs), and Amazon ElastiCache including both Redis (advanced data</w:t>
       </w:r>
       <w:r>
         <w:t xml:space="preserve"> </w:t>
@@ -32909,15 +33062,7 @@
         <w:t xml:space="preserve"> </w:t>
       </w:r>
       <w:r>
-        <w:t xml:space="preserve">directly applicable to the dashboard work: the IA platform uses Redis/Valkey clusters for </w:t>
-      </w:r>
-      <w:proofErr w:type="gramStart"/>
-      <w:r>
-        <w:t>caching</w:t>
-      </w:r>
-      <w:proofErr w:type="gramEnd"/>
-      <w:r>
-        <w:t>,</w:t>
+        <w:t>directly applicable to the dashboard work: the IA platform uses Redis/Valkey clusters for caching,</w:t>
       </w:r>
       <w:r>
         <w:t xml:space="preserve"> </w:t>
@@ -32959,6 +33104,7 @@
         <w:t xml:space="preserve"> </w:t>
       </w:r>
       <w:r>
+        <w:lastRenderedPageBreak/>
         <w:t>monitoring, log retention policy configuration, alarm types (metric alarms for single metrics,</w:t>
       </w:r>
       <w:r>
@@ -33040,11 +33186,9 @@
       <w:r>
         <w:t xml:space="preserve"> </w:t>
       </w:r>
-      <w:proofErr w:type="gramStart"/>
-      <w:r>
-        <w:t>independently</w:t>
-      </w:r>
-      <w:proofErr w:type="gramEnd"/>
+      <w:r>
+        <w:t>independent</w:t>
+      </w:r>
       <w:r>
         <w:t xml:space="preserve"> of the pipeline logic. I created the Pipeline Health Dashboard itself with</w:t>
       </w:r>
@@ -33063,16 +33207,7 @@
         <w:ind w:right="-94"/>
       </w:pPr>
       <w:r>
-        <w:lastRenderedPageBreak/>
-        <w:t xml:space="preserve">I updated </w:t>
-      </w:r>
-      <w:proofErr w:type="gramStart"/>
-      <w:r>
-        <w:t>the .gitignore</w:t>
-      </w:r>
-      <w:proofErr w:type="gramEnd"/>
-      <w:r>
-        <w:t xml:space="preserve"> to exclude virtual environment directories, pytest cache, and test</w:t>
+        <w:t>I updated the .gitignore to exclude virtual environment directories, pytest cache, and test</w:t>
       </w:r>
       <w:r>
         <w:t xml:space="preserve"> </w:t>
@@ -33126,6 +33261,7 @@
         <w:t xml:space="preserve"> </w:t>
       </w:r>
       <w:r>
+        <w:lastRenderedPageBreak/>
         <w:t>metrics indicated a problem. The Logs Insights widget used a pattern‐matched query against the</w:t>
       </w:r>
       <w:r>
@@ -33192,15 +33328,7 @@
         <w:t xml:space="preserve"> </w:t>
       </w:r>
       <w:r>
-        <w:t xml:space="preserve">top of files following Python best </w:t>
-      </w:r>
-      <w:proofErr w:type="gramStart"/>
-      <w:r>
-        <w:t>practices, and</w:t>
-      </w:r>
-      <w:proofErr w:type="gramEnd"/>
-      <w:r>
-        <w:t xml:space="preserve"> adding type hints to function signatures to enable</w:t>
+        <w:t>top of files following Python best practices, and adding type hints to function signatures to enable</w:t>
       </w:r>
       <w:r>
         <w:t xml:space="preserve"> </w:t>
@@ -33287,7 +33415,6 @@
         <w:rPr>
           <w:b/>
         </w:rPr>
-        <w:lastRenderedPageBreak/>
         <w:t>Merging</w:t>
       </w:r>
       <w:r>
@@ -33449,6 +33576,7 @@
         <w:rPr>
           <w:b/>
         </w:rPr>
+        <w:lastRenderedPageBreak/>
         <w:t xml:space="preserve">Dashboard Architecture and Widget Design: </w:t>
       </w:r>
       <w:r>
@@ -33581,16 +33709,7 @@
         <w:t xml:space="preserve"> </w:t>
       </w:r>
       <w:r>
-        <w:lastRenderedPageBreak/>
-        <w:t xml:space="preserve">documentation was live on </w:t>
-      </w:r>
-      <w:proofErr w:type="gramStart"/>
-      <w:r>
-        <w:t>Confluence—</w:t>
-      </w:r>
-      <w:proofErr w:type="gramEnd"/>
-      <w:r>
-        <w:t>completing the part‐time phase and setting the stage for</w:t>
+        <w:t>documentation was live on Confluence—completing the part‐time phase and setting the stage for</w:t>
       </w:r>
       <w:r>
         <w:t xml:space="preserve"> </w:t>
@@ -33622,7 +33741,11 @@
         <w:ind w:right="-94"/>
       </w:pPr>
       <w:r>
-        <w:t>Week 5 marked the beginning of full-time engagement and was structured primarily as a formal knowledge-transfer week, with four dedicated sessions covering the platforms I would be monitoring and supporting throughout the co-op placement. It also included a critical production incident that would shape the entire direction of the Centralized Amazon Managed Grafana (AMG) Dashboard.</w:t>
+        <w:t xml:space="preserve">Week 5 marked the beginning of full-time engagement and was structured primarily as a formal knowledge-transfer week, with four dedicated sessions covering the platforms I would be monitoring and supporting throughout the co-op placement. It also included a critical production </w:t>
+      </w:r>
+      <w:r>
+        <w:lastRenderedPageBreak/>
+        <w:t>incident that would shape the entire direction of the Centralized Amazon Managed Grafana (AMG) Dashboard.</w:t>
       </w:r>
     </w:p>
     <w:p>
@@ -33652,7 +33775,10 @@
         <w:t xml:space="preserve"> </w:t>
       </w:r>
       <w:r>
-        <w:t>pool and queue mechanics, and the VPL queue monitoring cadence (checked at 5:00 PM EST daily).</w:t>
+        <w:t>pool,</w:t>
+      </w:r>
+      <w:r>
+        <w:t xml:space="preserve"> and queue mechanics, and the VPL queue monitoring cadence (checked at 5:00 PM EST daily).</w:t>
       </w:r>
       <w:r>
         <w:t xml:space="preserve"> </w:t>
@@ -33787,52 +33913,52 @@
           <w:b/>
           <w:bCs/>
         </w:rPr>
+        <w:t xml:space="preserve">Dev Work and Meridian Production Incident: </w:t>
+      </w:r>
+      <w:r>
+        <w:t>Despite the training schedule, I completed</w:t>
+      </w:r>
+      <w:r>
+        <w:t xml:space="preserve"> </w:t>
+      </w:r>
+      <w:r>
+        <w:t>development work, refactoring the Lambda monitoring dashboard to a multi‐dashboard</w:t>
+      </w:r>
+      <w:r>
+        <w:t xml:space="preserve"> </w:t>
+      </w:r>
+      <w:r>
+        <w:t>architecture with explicit Lambda list filtering and adding error investigation capabilities. A</w:t>
+      </w:r>
+      <w:r>
+        <w:t xml:space="preserve"> </w:t>
+      </w:r>
+      <w:r>
+        <w:t>Meridian production incident occurred while I was completing the final training session: a surge</w:t>
+      </w:r>
+      <w:r>
+        <w:t xml:space="preserve"> </w:t>
+      </w:r>
+      <w:r>
+        <w:t>of automated events from Citco Recs congested the OpenSearch consumption layer, causing</w:t>
+      </w:r>
+      <w:r>
+        <w:t xml:space="preserve"> </w:t>
+      </w:r>
+      <w:r>
+        <w:t>approximately nine million Kafka messages to accumulate and halting daily statement processing</w:t>
+      </w:r>
+      <w:r>
+        <w:t xml:space="preserve"> </w:t>
+      </w:r>
+      <w:r>
+        <w:t>for 7.5 hours. The detection latency alone was 3.5 hours because no MSK consumer lag alarm</w:t>
+      </w:r>
+      <w:r>
+        <w:t xml:space="preserve"> </w:t>
+      </w:r>
+      <w:r>
         <w:lastRenderedPageBreak/>
-        <w:t xml:space="preserve">Dev Work and Meridian Production Incident: </w:t>
-      </w:r>
-      <w:r>
-        <w:t>Despite the training schedule, I completed</w:t>
-      </w:r>
-      <w:r>
-        <w:t xml:space="preserve"> </w:t>
-      </w:r>
-      <w:r>
-        <w:t>development work, refactoring the Lambda monitoring dashboard to a multi‐dashboard</w:t>
-      </w:r>
-      <w:r>
-        <w:t xml:space="preserve"> </w:t>
-      </w:r>
-      <w:r>
-        <w:t>architecture with explicit Lambda list filtering and adding error investigation capabilities. A</w:t>
-      </w:r>
-      <w:r>
-        <w:t xml:space="preserve"> </w:t>
-      </w:r>
-      <w:r>
-        <w:t>Meridian production incident occurred while I was completing the final training session: a surge</w:t>
-      </w:r>
-      <w:r>
-        <w:t xml:space="preserve"> </w:t>
-      </w:r>
-      <w:r>
-        <w:t>of automated events from Citco Recs congested the OpenSearch consumption layer, causing</w:t>
-      </w:r>
-      <w:r>
-        <w:t xml:space="preserve"> </w:t>
-      </w:r>
-      <w:r>
-        <w:t>approximately nine million Kafka messages to accumulate and halting daily statement processing</w:t>
-      </w:r>
-      <w:r>
-        <w:t xml:space="preserve"> </w:t>
-      </w:r>
-      <w:r>
-        <w:t>for 7.5 hours. The detection latency alone was 3.5 hours because no MSK consumer lag alarm</w:t>
-      </w:r>
-      <w:r>
-        <w:t xml:space="preserve"> </w:t>
-      </w:r>
-      <w:r>
         <w:t>existed. Observing the post‐incident discussion in real time crystallized the monitoring gap I</w:t>
       </w:r>
       <w:r>
@@ -34002,27 +34128,7 @@
         <w:t xml:space="preserve"> </w:t>
       </w:r>
       <w:r>
-        <w:t xml:space="preserve">uses </w:t>
-      </w:r>
-      <w:r>
-        <w:lastRenderedPageBreak/>
-        <w:t>budget_code</w:t>
-      </w:r>
-      <w:proofErr w:type="gramStart"/>
-      <w:r>
-        <w:t>=”CFS</w:t>
-      </w:r>
-      <w:proofErr w:type="gramEnd"/>
-      <w:r>
-        <w:t xml:space="preserve">/RPA” rather than the </w:t>
-      </w:r>
-      <w:proofErr w:type="gramStart"/>
-      <w:r>
-        <w:t>expected ”rpacfs</w:t>
-      </w:r>
-      <w:proofErr w:type="gramEnd"/>
-      <w:r>
-        <w:t>1” value—and introduced the</w:t>
+        <w:t>uses budget_code=”CFS/RPA” rather than the expected ”rpacfs1” value—and introduced the</w:t>
       </w:r>
       <w:r>
         <w:t xml:space="preserve"> </w:t>
@@ -34058,19 +34164,23 @@
         <w:t xml:space="preserve">ia‐resources‐monitoring Repository Creation: </w:t>
       </w:r>
       <w:r>
-        <w:t>On the most commit‐dense day of the</w:t>
-      </w:r>
-      <w:r>
-        <w:t xml:space="preserve"> </w:t>
-      </w:r>
-      <w:r>
-        <w:t>co‐op placement with 39 commits across two repositories—I set up the centralized</w:t>
-      </w:r>
-      <w:r>
-        <w:t xml:space="preserve"> </w:t>
-      </w:r>
-      <w:r>
-        <w:t>ia‐resources‐monitoring repository. I migrated all three monitoring packages (Lambda, EC2, and</w:t>
+        <w:t>On the highest-commit day of the co-op placement</w:t>
+      </w:r>
+      <w:r>
+        <w:t xml:space="preserve"> </w:t>
+      </w:r>
+      <w:r>
+        <w:t>with 39 commits across two repositories—I set up the centralized</w:t>
+      </w:r>
+      <w:r>
+        <w:t xml:space="preserve"> </w:t>
+      </w:r>
+      <w:r>
+        <w:t xml:space="preserve">ia‐resources‐monitoring </w:t>
+      </w:r>
+      <w:r>
+        <w:lastRenderedPageBreak/>
+        <w:t>repository. I migrated all three monitoring packages (Lambda, EC2, and</w:t>
       </w:r>
       <w:r>
         <w:t xml:space="preserve"> </w:t>
@@ -34088,15 +34198,7 @@
         <w:t xml:space="preserve"> </w:t>
       </w:r>
       <w:r>
-        <w:t xml:space="preserve">and pre‐commit hooks. I introduced the ia_paths.py module to eliminate all </w:t>
-      </w:r>
-      <w:proofErr w:type="gramStart"/>
-      <w:r>
-        <w:t>sys.path</w:t>
-      </w:r>
-      <w:proofErr w:type="gramEnd"/>
-      <w:r>
-        <w:t>.insert</w:t>
+        <w:t>and pre‐commit hooks. I introduced the ia_paths.py module to eliminate all sys.path.insert</w:t>
       </w:r>
       <w:r>
         <w:t xml:space="preserve"> </w:t>
@@ -34108,15 +34210,13 @@
         <w:t xml:space="preserve"> </w:t>
       </w:r>
       <w:r>
-        <w:t xml:space="preserve">dashboard generation commands. I </w:t>
-      </w:r>
-      <w:proofErr w:type="gramStart"/>
-      <w:r>
-        <w:t>merged</w:t>
-      </w:r>
-      <w:proofErr w:type="gramEnd"/>
-      <w:r>
-        <w:t xml:space="preserve"> the release/SRE branch to master, making this the</w:t>
+        <w:t xml:space="preserve">dashboard generation commands. I merged the release/SRE branch </w:t>
+      </w:r>
+      <w:r>
+        <w:t>into main</w:t>
+      </w:r>
+      <w:r>
+        <w:t>, making this the</w:t>
       </w:r>
       <w:r>
         <w:t xml:space="preserve"> </w:t>
@@ -34217,34 +34317,13 @@
         <w:t xml:space="preserve"> </w:t>
       </w:r>
       <w:r>
-        <w:t>to specific service extras (moto[s</w:t>
-      </w:r>
-      <w:proofErr w:type="gramStart"/>
-      <w:r>
-        <w:t>3,lambda</w:t>
-      </w:r>
-      <w:proofErr w:type="gramEnd"/>
-      <w:r>
-        <w:t>,ec2]) resolved this. CloudFormation YAML files</w:t>
-      </w:r>
-      <w:r>
-        <w:t xml:space="preserve"> </w:t>
-      </w:r>
-      <w:proofErr w:type="gramStart"/>
-      <w:r>
-        <w:t>using !Sub</w:t>
-      </w:r>
-      <w:proofErr w:type="gramEnd"/>
-      <w:r>
-        <w:t xml:space="preserve"> </w:t>
-      </w:r>
-      <w:proofErr w:type="gramStart"/>
-      <w:r>
-        <w:t>and !Ref</w:t>
-      </w:r>
-      <w:proofErr w:type="gramEnd"/>
-      <w:r>
-        <w:t xml:space="preserve"> tags failed the check‐yaml pre‐commit hook; CFN files were excluded from</w:t>
+        <w:t>to specific service extras (moto[s3,lambda,ec2]) resolved this. CloudFormation YAML files</w:t>
+      </w:r>
+      <w:r>
+        <w:t xml:space="preserve"> </w:t>
+      </w:r>
+      <w:r>
+        <w:t>using !Sub and !Ref tags failed the check‐yaml pre‐commit hook; CFN files were excluded from</w:t>
       </w:r>
       <w:r>
         <w:t xml:space="preserve"> </w:t>
@@ -34266,7 +34345,6 @@
       </w:pPr>
       <w:bookmarkStart w:id="118" w:name="_Toc240883083"/>
       <w:r>
-        <w:lastRenderedPageBreak/>
         <w:t>11.7</w:t>
       </w:r>
       <w:r>
@@ -34313,6 +34391,7 @@
         <w:t xml:space="preserve"> </w:t>
       </w:r>
       <w:r>
+        <w:lastRenderedPageBreak/>
         <w:t>templates, export functionality, and deploy support scripts. A key technical decision was</w:t>
       </w:r>
       <w:r>
@@ -34373,15 +34452,7 @@
         <w:t xml:space="preserve"> </w:t>
       </w:r>
       <w:r>
-        <w:t xml:space="preserve">AutomationHub budget_code) </w:t>
-      </w:r>
-      <w:proofErr w:type="gramStart"/>
-      <w:r>
-        <w:t>exists</w:t>
-      </w:r>
-      <w:proofErr w:type="gramEnd"/>
-      <w:r>
-        <w:t xml:space="preserve"> and it was idle at the time. The cluster was noted for future</w:t>
+        <w:t>AutomationHub budget_code) exists and it was idle at the time. The cluster was noted for future</w:t>
       </w:r>
       <w:r>
         <w:t xml:space="preserve"> </w:t>
@@ -34393,15 +34464,7 @@
         <w:t xml:space="preserve"> </w:t>
       </w:r>
       <w:r>
-        <w:t xml:space="preserve">file per row for consistency with the ECS </w:t>
-      </w:r>
-      <w:proofErr w:type="gramStart"/>
-      <w:r>
-        <w:t>structure, and</w:t>
-      </w:r>
-      <w:proofErr w:type="gramEnd"/>
-      <w:r>
-        <w:t xml:space="preserve"> pushed test coverage for the EKS package</w:t>
+        <w:t>file per row for consistency with the ECS structure, and pushed test coverage for the EKS package</w:t>
       </w:r>
       <w:r>
         <w:t xml:space="preserve"> </w:t>
@@ -34491,7 +34554,6 @@
         <w:t xml:space="preserve"> </w:t>
       </w:r>
       <w:r>
-        <w:lastRenderedPageBreak/>
         <w:t>dashboard. I added trailing spaces to Markdown headers to ensure correct line‐break rendering</w:t>
       </w:r>
       <w:r>
@@ -34542,6 +34604,7 @@
           <w:b/>
           <w:bCs/>
         </w:rPr>
+        <w:lastRenderedPageBreak/>
         <w:t xml:space="preserve">Technical Decisions and Constraints: </w:t>
       </w:r>
       <w:r>
@@ -34656,11 +34719,9 @@
       <w:r>
         <w:t xml:space="preserve">North America shift from 11:00 AM to 7:00 PM EST. Each </w:t>
       </w:r>
-      <w:proofErr w:type="gramStart"/>
-      <w:r>
-        <w:t>morning</w:t>
-      </w:r>
-      <w:proofErr w:type="gramEnd"/>
+      <w:r>
+        <w:t>morning,</w:t>
+      </w:r>
       <w:r>
         <w:t xml:space="preserve"> I reviewed the Confluence shift</w:t>
       </w:r>
@@ -34704,25 +34765,13 @@
         <w:t xml:space="preserve"> </w:t>
       </w:r>
       <w:r>
-        <w:t xml:space="preserve">posted end‐of‐shift handover notes to Confluence each evening. Following </w:t>
-      </w:r>
-      <w:proofErr w:type="gramStart"/>
-      <w:r>
-        <w:t>the Week</w:t>
-      </w:r>
-      <w:proofErr w:type="gramEnd"/>
-      <w:r>
-        <w:t xml:space="preserve"> 5 training</w:t>
-      </w:r>
-      <w:r>
-        <w:t xml:space="preserve"> </w:t>
-      </w:r>
-      <w:r>
-        <w:t xml:space="preserve">and </w:t>
-      </w:r>
-      <w:r>
-        <w:lastRenderedPageBreak/>
-        <w:t>this first live rotation, the RPA support model became familiar and manageable alongside</w:t>
+        <w:t>posted end‐of‐shift handover notes to Confluence each evening. Following the Week 5 training</w:t>
+      </w:r>
+      <w:r>
+        <w:t xml:space="preserve"> </w:t>
+      </w:r>
+      <w:r>
+        <w:t>and this first live rotation, the RPA support model became familiar and manageable alongside</w:t>
       </w:r>
       <w:r>
         <w:t xml:space="preserve"> </w:t>
@@ -34746,55 +34795,11 @@
         <w:t xml:space="preserve">AutomationHub budget_code and Dynamic Tag Discovery: </w:t>
       </w:r>
       <w:r>
-        <w:t>During quieter periods in the support</w:t>
-      </w:r>
-      <w:r>
-        <w:t xml:space="preserve"> </w:t>
-      </w:r>
-      <w:r>
-        <w:t>queue, I completed two CloudWatch platform JIRAs. The first added AutomationHub budget_code</w:t>
-      </w:r>
-      <w:r>
-        <w:t xml:space="preserve"> </w:t>
-      </w:r>
-      <w:r>
-        <w:t>support across all discovery packages, enabling dashboards to surface UiPath‐platform resources</w:t>
-      </w:r>
-      <w:r>
-        <w:t xml:space="preserve"> </w:t>
-      </w:r>
-      <w:r>
-        <w:t>alongside the existing Meridian and ia‐bpo resources. For the second, I implemented a tiered</w:t>
-      </w:r>
-      <w:r>
-        <w:t xml:space="preserve"> </w:t>
-      </w:r>
-      <w:r>
-        <w:t>resource matching strategy: primary matching on budget_code tag value, falling back to AppName</w:t>
-      </w:r>
-      <w:r>
-        <w:t xml:space="preserve"> </w:t>
-      </w:r>
-      <w:r>
-        <w:t>tag value, and finally a key‐agnostic scan that matches any tag whose value contains the platform</w:t>
-      </w:r>
-      <w:r>
-        <w:t xml:space="preserve"> </w:t>
-      </w:r>
-      <w:r>
-        <w:t>identifier—regardless of the tag key name. I also added multi‐region and multi‐account query</w:t>
-      </w:r>
-      <w:r>
-        <w:t xml:space="preserve"> </w:t>
-      </w:r>
-      <w:r>
-        <w:t>parameters. Together, these changes made the resource API significantly more resilient to</w:t>
-      </w:r>
-      <w:r>
-        <w:t xml:space="preserve"> </w:t>
-      </w:r>
-      <w:r>
-        <w:t>infrastructure naming inconsistencies across the five Citco AWS accounts.</w:t>
+        <w:t xml:space="preserve">During quieter periods in the support queue, I completed two CloudWatch platform updates. In the first, I added AutomationHub budget_code support across all discovery packages, enabling dashboards to surface UiPath-platform resources alongside the existing Meridian and ia-bpo resources. For the second, I implemented a tiered resource matching strategy: primary matching on </w:t>
+      </w:r>
+      <w:r>
+        <w:lastRenderedPageBreak/>
+        <w:t>the budget_code tag value, falling back to the AppName tag value, and finally a key-agnostic scan that matches any tag whose value contains the platform identifier — regardless of the tag key name. I also added multi-region and multi-account query parameters. Together, these changes made the resource API significantly more resilient to infrastructure naming inconsistencies across the five Citco AWS accounts.</w:t>
       </w:r>
     </w:p>
     <w:p>
@@ -34947,11 +34952,7 @@
         <w:t xml:space="preserve"> </w:t>
       </w:r>
       <w:r>
-        <w:t xml:space="preserve">clusters had no </w:t>
-      </w:r>
-      <w:r>
-        <w:lastRenderedPageBreak/>
-        <w:t>resource tags at all, requiring a cluster‐name‐based fallback strategy to ensure</w:t>
+        <w:t>clusters had no resource tags at all, requiring a cluster‐name‐based fallback strategy to ensure</w:t>
       </w:r>
       <w:r>
         <w:t xml:space="preserve"> </w:t>
@@ -34998,6 +34999,7 @@
           <w:b/>
           <w:bCs/>
         </w:rPr>
+        <w:lastRenderedPageBreak/>
         <w:t xml:space="preserve">Infrastructure Deployment: </w:t>
       </w:r>
       <w:r>
@@ -35157,43 +35159,43 @@
         <w:t xml:space="preserve"> </w:t>
       </w:r>
       <w:r>
+        <w:t>legends, achieving 100% test coverage on the Row 2 SQS panel tests. Amazon automatically</w:t>
+      </w:r>
+      <w:r>
+        <w:t xml:space="preserve"> </w:t>
+      </w:r>
+      <w:r>
+        <w:t>updated the AMG workspace, requiring an unplanned migration from Grafana 10.4 to 12.4.</w:t>
+      </w:r>
+      <w:r>
+        <w:t xml:space="preserve"> </w:t>
+      </w:r>
+      <w:r>
+        <w:t>Resolving the breaking changes in the Metric Insights SQL editor and template variable syntax took</w:t>
+      </w:r>
+      <w:r>
+        <w:t xml:space="preserve"> </w:t>
+      </w:r>
+      <w:r>
+        <w:t>approximately one full working day, migrating all existing panels to the stable 12.4 query model</w:t>
+      </w:r>
+      <w:r>
+        <w:t xml:space="preserve"> </w:t>
+      </w:r>
+      <w:r>
+        <w:t>and updating the schema version to 41. This week also delivered the full 23‐agent architecture</w:t>
+      </w:r>
+      <w:r>
+        <w:t xml:space="preserve"> </w:t>
+      </w:r>
+      <w:r>
+        <w:t>(including cloudwatch_alarms_expert, amg_deployment_expert, and amg_observability_expert),</w:t>
+      </w:r>
+      <w:r>
+        <w:t xml:space="preserve"> </w:t>
+      </w:r>
+      <w:r>
         <w:lastRenderedPageBreak/>
-        <w:t>legends, achieving 100% test coverage on the Row 2 SQS panel tests. Amazon automatically</w:t>
-      </w:r>
-      <w:r>
-        <w:t xml:space="preserve"> </w:t>
-      </w:r>
-      <w:r>
-        <w:t>updated the AMG workspace, requiring an unplanned migration from Grafana 10.4 to 12.4.</w:t>
-      </w:r>
-      <w:r>
-        <w:t xml:space="preserve"> </w:t>
-      </w:r>
-      <w:r>
-        <w:t>Resolving the breaking changes in the Metric Insights SQL editor and template variable syntax took</w:t>
-      </w:r>
-      <w:r>
-        <w:t xml:space="preserve"> </w:t>
-      </w:r>
-      <w:r>
-        <w:t>approximately one full working day, migrating all existing panels to the stable 12.4 query model</w:t>
-      </w:r>
-      <w:r>
-        <w:t xml:space="preserve"> </w:t>
-      </w:r>
-      <w:r>
-        <w:t>and updating the schema version to 41. This week also delivered the full 23‐agent architecture</w:t>
-      </w:r>
-      <w:r>
-        <w:t xml:space="preserve"> </w:t>
-      </w:r>
-      <w:r>
-        <w:t>(including cloudwatch_alarms_expert, amg_deployment_expert, and amg_observability_expert),</w:t>
-      </w:r>
-      <w:r>
-        <w:t xml:space="preserve"> </w:t>
-      </w:r>
-      <w:r>
         <w:t>resolved the Grafana API key bootstrap chicken‐and‐egg issue, and implemented the SQS Health</w:t>
       </w:r>
       <w:r>
@@ -35349,7 +35351,6 @@
         <w:t xml:space="preserve"> </w:t>
       </w:r>
       <w:r>
-        <w:lastRenderedPageBreak/>
         <w:t>provided deep context on the Meridian operational model that informed dashboard panel design</w:t>
       </w:r>
       <w:r>
@@ -35397,6 +35398,7 @@
           <w:b/>
           <w:bCs/>
         </w:rPr>
+        <w:lastRenderedPageBreak/>
         <w:t xml:space="preserve">ECS, MSK, DocumentDB, Neptune, and OpenSearch Rows: </w:t>
       </w:r>
       <w:r>
@@ -35484,15 +35486,7 @@
         <w:t xml:space="preserve"> </w:t>
       </w:r>
       <w:r>
-        <w:t xml:space="preserve">implemented a wildcard dimension workaround (FunctionName: </w:t>
-      </w:r>
-      <w:proofErr w:type="gramStart"/>
-      <w:r>
-        <w:t>[”*</w:t>
-      </w:r>
-      <w:proofErr w:type="gramEnd"/>
-      <w:r>
-        <w:t>”]) for Lambda duration</w:t>
+        <w:t>implemented a wildcard dimension workaround (FunctionName: [”*”]) for Lambda duration</w:t>
       </w:r>
       <w:r>
         <w:t xml:space="preserve"> </w:t>
@@ -35552,15 +35546,7 @@
         <w:t xml:space="preserve"> </w:t>
       </w:r>
       <w:r>
-        <w:t>via s</w:t>
-      </w:r>
-      <w:proofErr w:type="gramStart"/>
-      <w:r>
-        <w:t>3:GetObject</w:t>
-      </w:r>
-      <w:proofErr w:type="gramEnd"/>
-      <w:r>
-        <w:t xml:space="preserve"> at deploy time, removing the 64 KB ceiling entirely.</w:t>
+        <w:t>via s3:GetObject at deploy time, removing the 64 KB ceiling entirely.</w:t>
       </w:r>
     </w:p>
     <w:p>
@@ -35575,7 +35561,6 @@
           <w:b/>
           <w:bCs/>
         </w:rPr>
-        <w:lastRenderedPageBreak/>
         <w:t xml:space="preserve">Agentic AI System Refactor and 597‐Test Milestone: </w:t>
       </w:r>
       <w:r>
@@ -35585,7 +35570,13 @@
         <w:t xml:space="preserve"> </w:t>
       </w:r>
       <w:r>
-        <w:t>refactor: I regrouped agents into five capability tiers (infra, grafana, development, workflow,</w:t>
+        <w:t xml:space="preserve">refactor: I regrouped agents into five capability tiers (infra, </w:t>
+      </w:r>
+      <w:r>
+        <w:t>G</w:t>
+      </w:r>
+      <w:r>
+        <w:t>rafana, development, workflow,</w:t>
       </w:r>
       <w:r>
         <w:t xml:space="preserve"> </w:t>
@@ -35620,6 +35611,7 @@
         <w:ind w:right="-94"/>
       </w:pPr>
       <w:r>
+        <w:lastRenderedPageBreak/>
         <w:t>By the end of Week 10, Rows 1–9 of the dashboard were built and deployed, the Secrets Manager</w:t>
       </w:r>
       <w:r>
@@ -35772,15 +35764,7 @@
         <w:t xml:space="preserve"> </w:t>
       </w:r>
       <w:r>
-        <w:t xml:space="preserve">by </w:t>
-      </w:r>
-      <w:proofErr w:type="gramStart"/>
-      <w:r>
-        <w:t>MAX(</w:t>
-      </w:r>
-      <w:proofErr w:type="gramEnd"/>
-      <w:r>
-        <w:t>) DESC, making the busiest services immediately visible at the top of each panel.</w:t>
+        <w:t>by MAX() DESC, making the busiest services immediately visible at the top of each panel.</w:t>
       </w:r>
     </w:p>
     <w:p>
@@ -35795,58 +35779,62 @@
           <w:b/>
           <w:bCs/>
         </w:rPr>
+        <w:t xml:space="preserve">Redis/Valkey Row and Dashboard Visual Polish: </w:t>
+      </w:r>
+      <w:r>
+        <w:t>The Redis/Valkey row was completed with 11</w:t>
+      </w:r>
+      <w:r>
+        <w:t xml:space="preserve"> </w:t>
+      </w:r>
+      <w:r>
+        <w:t>panels covering the four golden signals (latency, traffic, errors, saturation) and fully compliant</w:t>
+      </w:r>
+      <w:r>
+        <w:t xml:space="preserve"> </w:t>
+      </w:r>
+      <w:r>
+        <w:t>with the AMG 1‐query‐per‐panel constraint. I renumbered row files to sequential order row_01</w:t>
+      </w:r>
+      <w:r>
+        <w:t xml:space="preserve"> </w:t>
+      </w:r>
+      <w:r>
+        <w:t>through row_13 for consistency. I refactored the CLI to replace the –dry‐run/–validate‐only</w:t>
+      </w:r>
+      <w:r>
+        <w:t xml:space="preserve"> </w:t>
+      </w:r>
+      <w:r>
+        <w:t>flags with a unified –validate flag and a new –smoke‐test option. Visual polish across the</w:t>
+      </w:r>
+      <w:r>
+        <w:t xml:space="preserve"> </w:t>
+      </w:r>
+      <w:r>
+        <w:t>dashboard included Retro LCD bar gauges, consistent series colors across all time</w:t>
+      </w:r>
+      <w:r>
+        <w:t>-</w:t>
+      </w:r>
+      <w:r>
+        <w:t>series panels,</w:t>
+      </w:r>
+      <w:r>
+        <w:t xml:space="preserve"> </w:t>
+      </w:r>
+      <w:r>
+        <w:t xml:space="preserve">and renameByRegex </w:t>
+      </w:r>
+      <w:r>
         <w:lastRenderedPageBreak/>
-        <w:t xml:space="preserve">Redis/Valkey Row and Dashboard Visual Polish: </w:t>
-      </w:r>
-      <w:r>
-        <w:t>The Redis/Valkey row was completed with 11</w:t>
-      </w:r>
-      <w:r>
-        <w:t xml:space="preserve"> </w:t>
-      </w:r>
-      <w:r>
-        <w:t>panels covering the four golden signals (latency, traffic, errors, saturation) and fully compliant</w:t>
-      </w:r>
-      <w:r>
-        <w:t xml:space="preserve"> </w:t>
-      </w:r>
-      <w:r>
-        <w:t>with the AMG 1‐query‐per‐panel constraint. I renumbered row files to sequential order row_01</w:t>
-      </w:r>
-      <w:r>
-        <w:t xml:space="preserve"> </w:t>
-      </w:r>
-      <w:r>
-        <w:t>through row_13 for consistency. I refactored the CLI to replace the –dry‐run/–validate‐only</w:t>
-      </w:r>
-      <w:r>
-        <w:t xml:space="preserve"> </w:t>
-      </w:r>
-      <w:r>
-        <w:t>flags with a unified –validate flag and a new –smoke‐test option. Visual polish across the</w:t>
-      </w:r>
-      <w:r>
-        <w:t xml:space="preserve"> </w:t>
-      </w:r>
-      <w:r>
-        <w:t>dashboard included Retro LCD bar gauges, consistent series colors across all timeseries panels,</w:t>
-      </w:r>
-      <w:r>
-        <w:t xml:space="preserve"> </w:t>
-      </w:r>
-      <w:r>
-        <w:t>and renameByRegex transformations for clean legend names. I fixed MSK Row 6 to replace Bytes</w:t>
-      </w:r>
-      <w:r>
-        <w:t xml:space="preserve"> </w:t>
-      </w:r>
-      <w:proofErr w:type="gramStart"/>
-      <w:r>
-        <w:t>In</w:t>
-      </w:r>
-      <w:proofErr w:type="gramEnd"/>
-      <w:r>
-        <w:t xml:space="preserve"> with Messages Out per second for more meaningful throughput visibility.</w:t>
+        <w:t>transformations for clean legend names. I fixed MSK Row 6 to replace Bytes</w:t>
+      </w:r>
+      <w:r>
+        <w:t xml:space="preserve"> </w:t>
+      </w:r>
+      <w:r>
+        <w:t>In with Messages Out per second for more meaningful throughput visibility.</w:t>
       </w:r>
     </w:p>
     <w:p>
@@ -35861,16 +35849,55 @@
           <w:b/>
           <w:bCs/>
         </w:rPr>
-        <w:t xml:space="preserve">Datasource Analysis and CloudWatch Logs Integration: </w:t>
-      </w:r>
-      <w:r>
-        <w:t>I completed a datasource analysis to</w:t>
-      </w:r>
-      <w:r>
-        <w:t xml:space="preserve"> </w:t>
-      </w:r>
-      <w:r>
-        <w:t>determine the full set of Grafana datasources required, verifying the datasource requirements</w:t>
+        <w:t xml:space="preserve">Data </w:t>
+      </w:r>
+      <w:r>
+        <w:rPr>
+          <w:b/>
+          <w:bCs/>
+        </w:rPr>
+        <w:t>S</w:t>
+      </w:r>
+      <w:r>
+        <w:rPr>
+          <w:b/>
+          <w:bCs/>
+        </w:rPr>
+        <w:t>ource</w:t>
+      </w:r>
+      <w:r>
+        <w:rPr>
+          <w:b/>
+          <w:bCs/>
+        </w:rPr>
+        <w:t xml:space="preserve"> Analysis and CloudWatch Logs Integration: </w:t>
+      </w:r>
+      <w:r>
+        <w:t xml:space="preserve">I completed a </w:t>
+      </w:r>
+      <w:r>
+        <w:t>data source</w:t>
+      </w:r>
+      <w:r>
+        <w:t xml:space="preserve"> analysis to</w:t>
+      </w:r>
+      <w:r>
+        <w:t xml:space="preserve"> </w:t>
+      </w:r>
+      <w:r>
+        <w:t xml:space="preserve">determine the full set of Grafana </w:t>
+      </w:r>
+      <w:r>
+        <w:t>data source</w:t>
+      </w:r>
+      <w:r>
+        <w:t xml:space="preserve">s required, verifying the </w:t>
+      </w:r>
+      <w:r>
+        <w:t>data source</w:t>
+      </w:r>
+      <w:r>
+        <w:t xml:space="preserve"> requirements</w:t>
       </w:r>
       <w:r>
         <w:t xml:space="preserve"> </w:t>
@@ -35878,19 +35905,23 @@
       <w:r>
         <w:t xml:space="preserve">using Amazon Q. I added CloudWatch Logs and OpenSearch as new </w:t>
       </w:r>
-      <w:proofErr w:type="gramStart"/>
-      <w:r>
-        <w:t>datasources</w:t>
-      </w:r>
-      <w:proofErr w:type="gramEnd"/>
-      <w:r>
-        <w:t xml:space="preserve"> alongside the</w:t>
-      </w:r>
-      <w:r>
-        <w:t xml:space="preserve"> </w:t>
-      </w:r>
-      <w:r>
-        <w:t>existing CloudWatch Metrics datasource. This enabled Log‐derived panels to be added to the</w:t>
+      <w:r>
+        <w:t>data source</w:t>
+      </w:r>
+      <w:r>
+        <w:t>s alongside the</w:t>
+      </w:r>
+      <w:r>
+        <w:t xml:space="preserve"> </w:t>
+      </w:r>
+      <w:r>
+        <w:t xml:space="preserve">existing CloudWatch Metrics </w:t>
+      </w:r>
+      <w:r>
+        <w:t>data source</w:t>
+      </w:r>
+      <w:r>
+        <w:t>. This enabled Log‐derived panels to be added to the</w:t>
       </w:r>
       <w:r>
         <w:t xml:space="preserve"> </w:t>
@@ -35932,7 +35963,13 @@
         <w:t xml:space="preserve"> </w:t>
       </w:r>
       <w:r>
-        <w:t>CloudWatch alarm names, added a python main.py alarms CLI command for SNS subscription</w:t>
+        <w:t xml:space="preserve">CloudWatch alarm names, added a </w:t>
+      </w:r>
+      <w:r>
+        <w:t>P</w:t>
+      </w:r>
+      <w:r>
+        <w:t>ython main.py alarms CLI command for SNS subscription</w:t>
       </w:r>
       <w:r>
         <w:t xml:space="preserve"> </w:t>
@@ -36012,7 +36049,6 @@
           <w:b/>
           <w:bCs/>
         </w:rPr>
-        <w:lastRenderedPageBreak/>
         <w:t xml:space="preserve">Alarm Architecture Decision (EventBridge vs Scheduled Lambda): </w:t>
       </w:r>
       <w:r>
@@ -36080,7 +36116,11 @@
         <w:t xml:space="preserve"> </w:t>
       </w:r>
       <w:r>
-        <w:t>CodePipeline trigger pattern already used in the repository. Both SNS topics were secured with</w:t>
+        <w:t xml:space="preserve">CodePipeline trigger </w:t>
+      </w:r>
+      <w:r>
+        <w:lastRenderedPageBreak/>
+        <w:t>pattern already used in the repository. Both SNS topics were secured with</w:t>
       </w:r>
       <w:r>
         <w:t xml:space="preserve"> </w:t>
@@ -36243,7 +36283,6 @@
         <w:t xml:space="preserve"> </w:t>
       </w:r>
       <w:r>
-        <w:lastRenderedPageBreak/>
         <w:t>walkthroughs for the MESO ECS autoscaling failure I encountered this week. During the support</w:t>
       </w:r>
       <w:r>
@@ -36279,6 +36318,7 @@
         <w:ind w:right="-94"/>
       </w:pPr>
       <w:r>
+        <w:lastRenderedPageBreak/>
         <w:t>I closed stale tickets exceeding 14 days without end‐user response per the IA Production Support</w:t>
       </w:r>
       <w:r>
@@ -36339,15 +36379,7 @@
         <w:t xml:space="preserve"> </w:t>
       </w:r>
       <w:r>
-        <w:t xml:space="preserve">a change set and displays the planned resource changes before applying </w:t>
-      </w:r>
-      <w:proofErr w:type="gramStart"/>
-      <w:r>
-        <w:t>them, and</w:t>
-      </w:r>
-      <w:proofErr w:type="gramEnd"/>
-      <w:r>
-        <w:t xml:space="preserve"> added change</w:t>
+        <w:t>a change set and displays the planned resource changes before applying them, and added change</w:t>
       </w:r>
       <w:r>
         <w:t xml:space="preserve"> </w:t>
@@ -36365,34 +36397,13 @@
         <w:t xml:space="preserve"> </w:t>
       </w:r>
       <w:r>
-        <w:t xml:space="preserve">alarms were </w:t>
-      </w:r>
-      <w:proofErr w:type="gramStart"/>
-      <w:r>
-        <w:t>validated end‐to‐</w:t>
-      </w:r>
-      <w:proofErr w:type="gramEnd"/>
-      <w:r>
-        <w:t xml:space="preserve">end </w:t>
-      </w:r>
-      <w:proofErr w:type="gramStart"/>
-      <w:r>
-        <w:t>in</w:t>
-      </w:r>
-      <w:proofErr w:type="gramEnd"/>
-      <w:r>
-        <w:t xml:space="preserve"> the DEV environment, confirming alarm state transitions fired</w:t>
-      </w:r>
-      <w:r>
-        <w:t xml:space="preserve"> </w:t>
-      </w:r>
-      <w:proofErr w:type="gramStart"/>
-      <w:r>
-        <w:t>correctly</w:t>
-      </w:r>
-      <w:proofErr w:type="gramEnd"/>
-      <w:r>
-        <w:t xml:space="preserve"> and SNS email delivery was working.</w:t>
+        <w:t>alarms were validated end‐to‐end in the DEV environment, confirming alarm state transitions fired</w:t>
+      </w:r>
+      <w:r>
+        <w:t xml:space="preserve"> </w:t>
+      </w:r>
+      <w:r>
+        <w:t>correctly and SNS email delivery was working.</w:t>
       </w:r>
     </w:p>
     <w:p>
@@ -36479,7 +36490,6 @@
       </w:pPr>
       <w:bookmarkStart w:id="124" w:name="_Toc240883089"/>
       <w:r>
-        <w:lastRenderedPageBreak/>
         <w:t>11.13</w:t>
       </w:r>
       <w:r>
@@ -36544,6 +36554,7 @@
           <w:b/>
           <w:bCs/>
         </w:rPr>
+        <w:lastRenderedPageBreak/>
         <w:t xml:space="preserve">CAIS Deadline SpnegoError: Hotfix: </w:t>
       </w:r>
       <w:r>
@@ -36861,102 +36872,74 @@
           <w:b/>
           <w:bCs/>
         </w:rPr>
+        <w:t xml:space="preserve">CloudFormation Template Size Constraint: </w:t>
+      </w:r>
+      <w:r>
+        <w:rPr>
+          <w:bCs/>
+        </w:rPr>
+        <w:t>I encountered a second infrastructure size constraint</w:t>
+      </w:r>
+      <w:r>
+        <w:rPr>
+          <w:bCs/>
+        </w:rPr>
+        <w:t xml:space="preserve"> </w:t>
+      </w:r>
+      <w:r>
+        <w:rPr>
+          <w:bCs/>
+        </w:rPr>
+        <w:t>when the full CloudFormation alarm template could not be deployed inline—the 51,200‐byte</w:t>
+      </w:r>
+      <w:r>
+        <w:rPr>
+          <w:bCs/>
+        </w:rPr>
+        <w:t xml:space="preserve"> </w:t>
+      </w:r>
+      <w:r>
+        <w:rPr>
+          <w:bCs/>
+        </w:rPr>
+        <w:t>inline template limit was exceeded. Rather than splitting into nested stacks, I decided to upload</w:t>
+      </w:r>
+      <w:r>
+        <w:rPr>
+          <w:bCs/>
+        </w:rPr>
+        <w:t xml:space="preserve"> </w:t>
+      </w:r>
+      <w:r>
+        <w:rPr>
+          <w:bCs/>
+        </w:rPr>
+        <w:t>templates to S3 and use TemplateURL references, keeping the deployment model flat and avoiding</w:t>
+      </w:r>
+      <w:r>
+        <w:rPr>
+          <w:bCs/>
+        </w:rPr>
+        <w:t xml:space="preserve"> </w:t>
+      </w:r>
+      <w:r>
+        <w:rPr>
+          <w:bCs/>
+        </w:rPr>
         <w:lastRenderedPageBreak/>
-        <w:t xml:space="preserve">CloudFormation Template Size Constraint: </w:t>
+        <w:t>the CloudFormation nested stack dependency chain that had caused rollback issues in earlier</w:t>
       </w:r>
       <w:r>
         <w:rPr>
           <w:bCs/>
         </w:rPr>
-        <w:t>I encountered a second infrastructure size constraint</w:t>
+        <w:t xml:space="preserve"> </w:t>
       </w:r>
       <w:r>
         <w:rPr>
           <w:bCs/>
         </w:rPr>
-        <w:t xml:space="preserve"> </w:t>
-      </w:r>
-      <w:r>
-        <w:rPr>
-          <w:bCs/>
-        </w:rPr>
-        <w:t>when the full CloudFormation alarm template could not be deployed inline—the 51,200‐byte</w:t>
-      </w:r>
-      <w:r>
-        <w:rPr>
-          <w:bCs/>
-        </w:rPr>
-        <w:t xml:space="preserve"> </w:t>
-      </w:r>
-      <w:r>
-        <w:rPr>
-          <w:bCs/>
-        </w:rPr>
-        <w:t>inline template limit was exceeded. Rather than splitting into nested stacks, I decided to upload</w:t>
-      </w:r>
-      <w:r>
-        <w:rPr>
-          <w:bCs/>
-        </w:rPr>
-        <w:t xml:space="preserve"> </w:t>
-      </w:r>
-      <w:r>
-        <w:rPr>
-          <w:bCs/>
-        </w:rPr>
-        <w:t>templates to S3 and use TemplateURL references, keeping the deployment model flat and avoiding</w:t>
-      </w:r>
-      <w:r>
-        <w:rPr>
-          <w:bCs/>
-        </w:rPr>
-        <w:t xml:space="preserve"> </w:t>
-      </w:r>
-      <w:r>
-        <w:rPr>
-          <w:bCs/>
-        </w:rPr>
-        <w:t>the CloudFormation nested stack dependency chain that had caused rollback issues in earlier</w:t>
-      </w:r>
-      <w:r>
-        <w:rPr>
-          <w:bCs/>
-        </w:rPr>
-        <w:t xml:space="preserve"> </w:t>
-      </w:r>
-      <w:r>
-        <w:rPr>
-          <w:bCs/>
-        </w:rPr>
-        <w:t>test environments. The s</w:t>
-      </w:r>
-      <w:proofErr w:type="gramStart"/>
-      <w:r>
-        <w:rPr>
-          <w:bCs/>
-        </w:rPr>
-        <w:t>3:ListBucket</w:t>
-      </w:r>
-      <w:proofErr w:type="gramEnd"/>
-      <w:r>
-        <w:rPr>
-          <w:bCs/>
-        </w:rPr>
-        <w:t xml:space="preserve"> permission was required alongside s</w:t>
-      </w:r>
-      <w:proofErr w:type="gramStart"/>
-      <w:r>
-        <w:rPr>
-          <w:bCs/>
-        </w:rPr>
-        <w:t>3:GetObject</w:t>
-      </w:r>
-      <w:proofErr w:type="gramEnd"/>
-      <w:r>
-        <w:rPr>
-          <w:bCs/>
-        </w:rPr>
-        <w:t xml:space="preserve"> to produce</w:t>
+        <w:t>test environments. The s3:ListBucket permission was required alongside s3:GetObject to produce</w:t>
       </w:r>
       <w:r>
         <w:rPr>
@@ -37138,11 +37121,7 @@
         <w:t xml:space="preserve"> </w:t>
       </w:r>
       <w:r>
-        <w:t xml:space="preserve">state history panel </w:t>
-      </w:r>
-      <w:r>
-        <w:lastRenderedPageBreak/>
-        <w:t>after discovering that applying seriesToRows before filterFieldsByName</w:t>
+        <w:t>state history panel after discovering that applying seriesToRows before filterFieldsByName</w:t>
       </w:r>
       <w:r>
         <w:t xml:space="preserve"> </w:t>
@@ -37171,6 +37150,7 @@
         <w:t xml:space="preserve"> </w:t>
       </w:r>
       <w:r>
+        <w:lastRenderedPageBreak/>
         <w:t>msk_consumer_group, docdb_instance, rds_instance, redis_cluster, neptune_instance, and</w:t>
       </w:r>
       <w:r>
@@ -37218,13 +37198,8 @@
       <w:r>
         <w:t xml:space="preserve"> </w:t>
       </w:r>
-      <w:proofErr w:type="gramStart"/>
-      <w:r>
-        <w:t>incrementing</w:t>
-      </w:r>
-      <w:proofErr w:type="gramEnd"/>
-      <w:r>
-        <w:t xml:space="preserve"> from v726 to v728 with two final fixes. All four acceptance criteria were verified</w:t>
+      <w:r>
+        <w:t>incrementing from v726 to v728 with two final fixes. All four acceptance criteria were verified</w:t>
       </w:r>
       <w:r>
         <w:t xml:space="preserve"> </w:t>
@@ -37260,13 +37235,10 @@
         <w:t xml:space="preserve"> </w:t>
       </w:r>
       <w:r>
-        <w:t>single task of the co‐op placement, logged at exactly 140 hours across seven weeks of intensive</w:t>
-      </w:r>
-      <w:r>
-        <w:t xml:space="preserve"> </w:t>
-      </w:r>
-      <w:r>
-        <w:t>development.</w:t>
+        <w:t>single task of the co‐op placement</w:t>
+      </w:r>
+      <w:r>
+        <w:t>.</w:t>
       </w:r>
     </w:p>
     <w:p>
@@ -37364,35 +37336,38 @@
           <w:b/>
           <w:bCs/>
         </w:rPr>
+        <w:t xml:space="preserve">Six Resource Mapper Lambdas: </w:t>
+      </w:r>
+      <w:r>
+        <w:t>I deployed six new mapper Lambda functions to the</w:t>
+      </w:r>
+      <w:r>
+        <w:t xml:space="preserve"> </w:t>
+      </w:r>
+      <w:r>
+        <w:t>resource‐mappers CloudFormation stack, each responsible for discovering and caching one</w:t>
+      </w:r>
+      <w:r>
+        <w:t xml:space="preserve"> </w:t>
+      </w:r>
+      <w:r>
+        <w:t>resource class: ECS target groups, DocumentDB clusters, RDS instances, Redis cache nodes,</w:t>
+      </w:r>
+      <w:r>
+        <w:t xml:space="preserve"> </w:t>
+      </w:r>
+      <w:r>
+        <w:t>Neptune clusters, and OpenSearch domains. These mappers replaced the previous SQS Queue</w:t>
+      </w:r>
+      <w:r>
+        <w:t xml:space="preserve"> </w:t>
+      </w:r>
+      <w:r>
+        <w:t xml:space="preserve">Mapper’s name‐pattern </w:t>
+      </w:r>
+      <w:r>
         <w:lastRenderedPageBreak/>
-        <w:t xml:space="preserve">Six Resource Mapper Lambdas: </w:t>
-      </w:r>
-      <w:r>
-        <w:t>I deployed six new mapper Lambda functions to the</w:t>
-      </w:r>
-      <w:r>
-        <w:t xml:space="preserve"> </w:t>
-      </w:r>
-      <w:r>
-        <w:t>resource‐mappers CloudFormation stack, each responsible for discovering and caching one</w:t>
-      </w:r>
-      <w:r>
-        <w:t xml:space="preserve"> </w:t>
-      </w:r>
-      <w:r>
-        <w:t>resource class: ECS target groups, DocumentDB clusters, RDS instances, Redis cache nodes,</w:t>
-      </w:r>
-      <w:r>
-        <w:t xml:space="preserve"> </w:t>
-      </w:r>
-      <w:r>
-        <w:t>Neptune clusters, and OpenSearch domains. These mappers replaced the previous SQS Queue</w:t>
-      </w:r>
-      <w:r>
-        <w:t xml:space="preserve"> </w:t>
-      </w:r>
-      <w:r>
-        <w:t>Mapper’s name‐pattern approach with a tag‐based discovery strategy, enabling Grafana $variable</w:t>
+        <w:t>approach with a tag‐based discovery strategy, enabling Grafana $variable</w:t>
       </w:r>
       <w:r>
         <w:t xml:space="preserve"> </w:t>
@@ -37458,15 +37433,7 @@
         <w:t xml:space="preserve"> </w:t>
       </w:r>
       <w:r>
-        <w:t xml:space="preserve">and </w:t>
-      </w:r>
-      <w:proofErr w:type="gramStart"/>
-      <w:r>
-        <w:t>populating</w:t>
-      </w:r>
-      <w:proofErr w:type="gramEnd"/>
-      <w:r>
-        <w:t xml:space="preserve"> dashboard variables, and support procedures for FX Closeout were formally</w:t>
+        <w:t>and populating dashboard variables, and support procedures for FX Closeout were formally</w:t>
       </w:r>
       <w:r>
         <w:t xml:space="preserve"> </w:t>
@@ -37591,83 +37558,83 @@
           <w:b/>
           <w:bCs/>
         </w:rPr>
+        <w:t xml:space="preserve">RPA Production Support Rotation: </w:t>
+      </w:r>
+      <w:r>
+        <w:t xml:space="preserve">During Week 16 support, I </w:t>
+      </w:r>
+      <w:r>
+        <w:t>managed</w:t>
+      </w:r>
+      <w:r>
+        <w:t xml:space="preserve"> several notable requests. I</w:t>
+      </w:r>
+      <w:r>
+        <w:t xml:space="preserve"> </w:t>
+      </w:r>
+      <w:r>
+        <w:t>completed two Corporate Actions new client onboarding tasks: Leeside (LEESIDE_Trades_HFXCA</w:t>
+      </w:r>
+      <w:r>
+        <w:t xml:space="preserve"> </w:t>
+      </w:r>
+      <w:r>
+        <w:t>added to BPShare Mandatory/Voluntary/Ops) and Orchid Tree (OrchidTree_trades_HFXCA added</w:t>
+      </w:r>
+      <w:r>
+        <w:t xml:space="preserve"> </w:t>
+      </w:r>
+      <w:r>
+        <w:t>across all three tracks). An OTC process inquiry for Lumyna Equity Funds revealed a dependency</w:t>
+      </w:r>
+      <w:r>
+        <w:t xml:space="preserve"> </w:t>
+      </w:r>
+      <w:r>
+        <w:t>on the MNL team for configuration; I coordinated with Mr. Miko and Mr. Daniel for knowledge</w:t>
+      </w:r>
+      <w:r>
+        <w:t xml:space="preserve"> </w:t>
+      </w:r>
+      <w:r>
         <w:lastRenderedPageBreak/>
-        <w:t xml:space="preserve">RPA Production Support Rotation: </w:t>
-      </w:r>
-      <w:r>
-        <w:t xml:space="preserve">During Week </w:t>
-      </w:r>
-      <w:proofErr w:type="gramStart"/>
-      <w:r>
-        <w:t>16</w:t>
-      </w:r>
-      <w:proofErr w:type="gramEnd"/>
-      <w:r>
-        <w:t xml:space="preserve"> support, I handled several notable requests. I</w:t>
-      </w:r>
-      <w:r>
-        <w:t xml:space="preserve"> </w:t>
-      </w:r>
-      <w:r>
-        <w:t>completed two Corporate Actions new client onboarding tasks: Leeside (LEESIDE_Trades_HFXCA</w:t>
-      </w:r>
-      <w:r>
-        <w:t xml:space="preserve"> </w:t>
-      </w:r>
-      <w:r>
-        <w:t>added to BPShare Mandatory/Voluntary/Ops) and Orchid Tree (OrchidTree_trades_HFXCA added</w:t>
-      </w:r>
-      <w:r>
-        <w:t xml:space="preserve"> </w:t>
-      </w:r>
-      <w:r>
-        <w:t>across all three tracks). An OTC process inquiry for Lumyna Equity Funds revealed a dependency</w:t>
-      </w:r>
-      <w:r>
-        <w:t xml:space="preserve"> </w:t>
-      </w:r>
-      <w:r>
-        <w:t>on the MNL team for configuration; I coordinated with Mr. Miko and Mr. Daniel for knowledge</w:t>
-      </w:r>
-      <w:r>
-        <w:t xml:space="preserve"> </w:t>
-      </w:r>
-      <w:r>
         <w:t>transfer. On Canada Day (Wednesday), I coordinated an INNOCAP SAMLMOS MESO retrigger with</w:t>
       </w:r>
       <w:r>
         <w:t xml:space="preserve"> </w:t>
       </w:r>
       <w:r>
-        <w:t xml:space="preserve">Mr. Leung: the process had failed overnight, I manually marked it failed on the reporting </w:t>
-      </w:r>
-      <w:proofErr w:type="gramStart"/>
-      <w:r>
-        <w:t>server,</w:t>
-      </w:r>
-      <w:r>
-        <w:t xml:space="preserve"> </w:t>
-      </w:r>
-      <w:r>
-        <w:t>and</w:t>
-      </w:r>
-      <w:proofErr w:type="gramEnd"/>
-      <w:r>
-        <w:t xml:space="preserve"> retriggered it to completion. Mr. Leung conducted two extended knowledge transfer sessions:</w:t>
-      </w:r>
-      <w:r>
-        <w:t xml:space="preserve"> </w:t>
-      </w:r>
-      <w:r>
-        <w:t xml:space="preserve">80 minutes on Thursday and a joint </w:t>
-      </w:r>
-      <w:proofErr w:type="gramStart"/>
-      <w:r>
-        <w:t>96 minute</w:t>
-      </w:r>
-      <w:proofErr w:type="gramEnd"/>
-      <w:r>
-        <w:t xml:space="preserve"> session with Mr. Deotale on Friday covering the full</w:t>
+        <w:t>Mr. Leung: the process had failed overnight, I manually marked it failed on the reporting server,</w:t>
+      </w:r>
+      <w:r>
+        <w:t xml:space="preserve"> </w:t>
+      </w:r>
+      <w:r>
+        <w:t>and retriggered it to completion. Mr. Leung conducted two extended knowledge transfer sessions:</w:t>
+      </w:r>
+      <w:r>
+        <w:t xml:space="preserve"> </w:t>
+      </w:r>
+      <w:r>
+        <w:t>80</w:t>
+      </w:r>
+      <w:r>
+        <w:t>-</w:t>
+      </w:r>
+      <w:r>
+        <w:t>minute</w:t>
+      </w:r>
+      <w:r>
+        <w:t xml:space="preserve"> session</w:t>
+      </w:r>
+      <w:r>
+        <w:t xml:space="preserve"> on Thursday and a joint 96</w:t>
+      </w:r>
+      <w:r>
+        <w:t>-</w:t>
+      </w:r>
+      <w:r>
+        <w:t>minute session with Mr. Deotale on Friday covering the full</w:t>
       </w:r>
       <w:r>
         <w:t xml:space="preserve"> </w:t>
@@ -37828,38 +37795,35 @@
         <w:t xml:space="preserve"> </w:t>
       </w:r>
       <w:r>
-        <w:t xml:space="preserve">discrepancy alarm that </w:t>
-      </w:r>
+        <w:t>discrepancy alarm that would surface this class of silent failure automatically. The two‐stage</w:t>
+      </w:r>
+      <w:r>
+        <w:t xml:space="preserve"> </w:t>
+      </w:r>
+      <w:r>
+        <w:t>budget_code + AppName filter pattern proved essential again this week: 22 ECS clusters were</w:t>
+      </w:r>
+      <w:r>
+        <w:t xml:space="preserve"> </w:t>
+      </w:r>
+      <w:r>
+        <w:t>discovered, but the Meridian and CitcoWorks clusters sharing a budget_code prefix required the</w:t>
+      </w:r>
+      <w:r>
+        <w:t xml:space="preserve"> </w:t>
+      </w:r>
+      <w:r>
+        <w:t>AppName discriminator to be classified correctly for the dashboard rows.</w:t>
+      </w:r>
+    </w:p>
+    <w:p>
+      <w:pPr>
+        <w:pStyle w:val="Section"/>
+        <w:ind w:right="-94"/>
+      </w:pPr>
+      <w:bookmarkStart w:id="128" w:name="_Toc240883093"/>
       <w:r>
         <w:lastRenderedPageBreak/>
-        <w:t>would surface this class of silent failure automatically. The two‐stage</w:t>
-      </w:r>
-      <w:r>
-        <w:t xml:space="preserve"> </w:t>
-      </w:r>
-      <w:r>
-        <w:t>budget_code + AppName filter pattern proved essential again this week: 22 ECS clusters were</w:t>
-      </w:r>
-      <w:r>
-        <w:t xml:space="preserve"> </w:t>
-      </w:r>
-      <w:r>
-        <w:t>discovered, but the Meridian and CitcoWorks clusters sharing a budget_code prefix required the</w:t>
-      </w:r>
-      <w:r>
-        <w:t xml:space="preserve"> </w:t>
-      </w:r>
-      <w:r>
-        <w:t>AppName discriminator to be classified correctly for the dashboard rows.</w:t>
-      </w:r>
-    </w:p>
-    <w:p>
-      <w:pPr>
-        <w:pStyle w:val="Section"/>
-        <w:ind w:right="-94"/>
-      </w:pPr>
-      <w:bookmarkStart w:id="128" w:name="_Toc240883093"/>
-      <w:r>
         <w:t>11.17</w:t>
       </w:r>
       <w:r>
@@ -37906,15 +37870,7 @@
         <w:t xml:space="preserve"> </w:t>
       </w:r>
       <w:r>
-        <w:t xml:space="preserve">with embedded Swagger </w:t>
-      </w:r>
-      <w:proofErr w:type="gramStart"/>
-      <w:r>
-        <w:t>UI, and</w:t>
-      </w:r>
-      <w:proofErr w:type="gramEnd"/>
-      <w:r>
-        <w:t xml:space="preserve"> implemented an async background refresh mechanism to</w:t>
+        <w:t>with embedded Swagger UI, and implemented an async background refresh mechanism to</w:t>
       </w:r>
       <w:r>
         <w:t xml:space="preserve"> </w:t>
@@ -38054,7 +38010,6 @@
         <w:ind w:right="-94"/>
       </w:pPr>
       <w:r>
-        <w:lastRenderedPageBreak/>
         <w:t>By the end of Week 17, the inventory API was production‐deployed at v1.5.0 with CI/CD, the X‐Ray</w:t>
       </w:r>
       <w:r>
@@ -38082,7 +38037,22 @@
           <w:b/>
           <w:bCs/>
         </w:rPr>
-        <w:t xml:space="preserve">Infinity Datasource Migration: </w:t>
+        <w:lastRenderedPageBreak/>
+        <w:t xml:space="preserve">Infinity </w:t>
+      </w:r>
+      <w:r>
+        <w:rPr>
+          <w:b/>
+          <w:bCs/>
+        </w:rPr>
+        <w:t>Data Source</w:t>
+      </w:r>
+      <w:r>
+        <w:rPr>
+          <w:b/>
+          <w:bCs/>
+        </w:rPr>
+        <w:t xml:space="preserve"> Migration: </w:t>
       </w:r>
       <w:r>
         <w:t>I migrated fourteen dashboard variables from the deprecated</w:t>
@@ -38091,7 +38061,13 @@
         <w:t xml:space="preserve"> </w:t>
       </w:r>
       <w:r>
-        <w:t>mapper Lambda approach to the Infinity datasource via CloudFront, eliminating the SigV4</w:t>
+        <w:t xml:space="preserve">mapper Lambda approach to the Infinity </w:t>
+      </w:r>
+      <w:r>
+        <w:t>data source</w:t>
+      </w:r>
+      <w:r>
+        <w:t xml:space="preserve"> via CloudFront, eliminating the SigV4</w:t>
       </w:r>
       <w:r>
         <w:t xml:space="preserve"> </w:t>
@@ -38115,7 +38091,10 @@
         <w:t xml:space="preserve"> </w:t>
       </w:r>
       <w:r>
-        <w:t>datasource UID to the stable value xray‐ia‐it‐sre‐dev and fixed the CloudWatch provisioner</w:t>
+        <w:t>data source</w:t>
+      </w:r>
+      <w:r>
+        <w:t xml:space="preserve"> UID to the stable value xray‐ia‐it‐sre‐dev and fixed the CloudWatch provisioner</w:t>
       </w:r>
       <w:r>
         <w:t xml:space="preserve"> </w:t>
@@ -38243,7 +38222,13 @@
         <w:t xml:space="preserve"> </w:t>
       </w:r>
       <w:r>
-        <w:t>dashboard using the CloudWatch Logs datasource, with a $platform variable filter. This provided</w:t>
+        <w:t xml:space="preserve">dashboard using the CloudWatch Logs </w:t>
+      </w:r>
+      <w:r>
+        <w:t>data source</w:t>
+      </w:r>
+      <w:r>
+        <w:t>, with a $platform variable filter. This provided</w:t>
       </w:r>
       <w:r>
         <w:t xml:space="preserve"> </w:t>
@@ -38264,7 +38249,6 @@
           <w:b/>
           <w:bCs/>
         </w:rPr>
-        <w:lastRenderedPageBreak/>
         <w:t xml:space="preserve">Five‐Phase Log Group Observability Specification: </w:t>
       </w:r>
       <w:r>
@@ -38307,6 +38291,7 @@
           <w:b/>
           <w:bCs/>
         </w:rPr>
+        <w:lastRenderedPageBreak/>
         <w:t xml:space="preserve">Async Inventory and Pydantic Models: </w:t>
       </w:r>
       <w:r>
@@ -38316,15 +38301,7 @@
         <w:t xml:space="preserve"> </w:t>
       </w:r>
       <w:r>
-        <w:t xml:space="preserve">architecture: </w:t>
-      </w:r>
-      <w:proofErr w:type="gramStart"/>
-      <w:r>
-        <w:t>asyncio.gather</w:t>
-      </w:r>
-      <w:proofErr w:type="gramEnd"/>
-      <w:r>
-        <w:t>() dispatching all discoverers concurrently via ThreadPoolExecutor</w:t>
+        <w:t>architecture: asyncio.gather() dispatching all discoverers concurrently via ThreadPoolExecutor</w:t>
       </w:r>
       <w:r>
         <w:t xml:space="preserve"> </w:t>
@@ -38336,15 +38313,7 @@
         <w:t xml:space="preserve"> </w:t>
       </w:r>
       <w:r>
-        <w:t>service‐specific Pydantic response models with versioned S3 keys (</w:t>
-      </w:r>
-      <w:proofErr w:type="gramStart"/>
-      <w:r>
-        <w:t>latest.json</w:t>
-      </w:r>
-      <w:proofErr w:type="gramEnd"/>
-      <w:r>
-        <w:t xml:space="preserve"> plus timestamped</w:t>
+        <w:t>service‐specific Pydantic response models with versioned S3 keys (latest.json plus timestamped</w:t>
       </w:r>
       <w:r>
         <w:t xml:space="preserve"> </w:t>
@@ -38439,15 +38408,7 @@
         <w:t xml:space="preserve"> </w:t>
       </w:r>
       <w:r>
-        <w:t>Bundling aws‐xray‐sdk with patch_</w:t>
-      </w:r>
-      <w:proofErr w:type="gramStart"/>
-      <w:r>
-        <w:t>all(</w:t>
-      </w:r>
-      <w:proofErr w:type="gramEnd"/>
-      <w:r>
-        <w:t>) auto‐instrumentation grew Lambda deployment zip sizes</w:t>
+        <w:t>Bundling aws‐xray‐sdk with patch_all() auto‐instrumentation grew Lambda deployment zip sizes</w:t>
       </w:r>
       <w:r>
         <w:t xml:space="preserve"> </w:t>
@@ -38506,41 +38467,44 @@
           <w:b/>
           <w:bCs/>
         </w:rPr>
+        <w:t xml:space="preserve">Saved Queries Generation Script (log group observability feature Phase 5): </w:t>
+      </w:r>
+      <w:r>
+        <w:t>I wrote</w:t>
+      </w:r>
+      <w:r>
+        <w:t xml:space="preserve"> </w:t>
+      </w:r>
+      <w:r>
+        <w:t>create_saved_queries.py to programmatically create 30 CloudWatch Logs Insights saved</w:t>
+      </w:r>
+      <w:r>
+        <w:t xml:space="preserve"> </w:t>
+      </w:r>
+      <w:r>
+        <w:t>queries, covering six query types (recent errors, Lambda cold starts, request tracing, performance</w:t>
+      </w:r>
+      <w:r>
+        <w:t xml:space="preserve"> </w:t>
+      </w:r>
+      <w:r>
+        <w:t>analysis, audit events, and resource utilization) across seven platforms. The script queries the live</w:t>
+      </w:r>
+      <w:r>
+        <w:t xml:space="preserve"> </w:t>
+      </w:r>
+      <w:r>
+        <w:t>log group inventory to resolve group names at creation time, ensuring queries target the correct</w:t>
+      </w:r>
+      <w:r>
+        <w:t xml:space="preserve"> </w:t>
+      </w:r>
+      <w:r>
+        <w:t xml:space="preserve">log groups </w:t>
+      </w:r>
+      <w:r>
         <w:lastRenderedPageBreak/>
-        <w:t xml:space="preserve">Saved Queries Generation Script (log group observability feature Phase 5): </w:t>
-      </w:r>
-      <w:r>
-        <w:t>I wrote</w:t>
-      </w:r>
-      <w:r>
-        <w:t xml:space="preserve"> </w:t>
-      </w:r>
-      <w:r>
-        <w:t>create_saved_queries.py to programmatically create 30 CloudWatch Logs Insights saved</w:t>
-      </w:r>
-      <w:r>
-        <w:t xml:space="preserve"> </w:t>
-      </w:r>
-      <w:r>
-        <w:t>queries, covering six query types (recent errors, Lambda cold starts, request tracing, performance</w:t>
-      </w:r>
-      <w:r>
-        <w:t xml:space="preserve"> </w:t>
-      </w:r>
-      <w:r>
-        <w:t>analysis, audit events, and resource utilization) across seven platforms. The script queries the live</w:t>
-      </w:r>
-      <w:r>
-        <w:t xml:space="preserve"> </w:t>
-      </w:r>
-      <w:r>
-        <w:t>log group inventory to resolve group names at creation time, ensuring queries target the correct</w:t>
-      </w:r>
-      <w:r>
-        <w:t xml:space="preserve"> </w:t>
-      </w:r>
-      <w:r>
-        <w:t>log groups even if naming conventions change. Running the script in DEV confirmed 748 matched</w:t>
+        <w:t>even if naming conventions change. Running the script in DEV confirmed 748 matched</w:t>
       </w:r>
       <w:r>
         <w:t xml:space="preserve"> </w:t>
@@ -38588,11 +38552,10 @@
         <w:t xml:space="preserve"> </w:t>
       </w:r>
       <w:r>
-        <w:t xml:space="preserve">notification pipeline (EventBridge state </w:t>
-      </w:r>
-      <w:proofErr w:type="spellStart"/>
-      <w:r>
-        <w:t>publisher</w:t>
+        <w:t>notification pipeline (EventBridge state publisher</w:t>
+      </w:r>
+      <w:r>
+        <w:t xml:space="preserve"> </w:t>
       </w:r>
       <w:r>
         <w:rPr>
@@ -38602,29 +38565,34 @@
         <w:t>→</w:t>
       </w:r>
       <w:r>
-        <w:t>SNS</w:t>
-      </w:r>
-      <w:proofErr w:type="spellEnd"/>
-      <w:r>
-        <w:t xml:space="preserve"> </w:t>
-      </w:r>
-      <w:proofErr w:type="spellStart"/>
-      <w:r>
-        <w:t>formatter</w:t>
-      </w:r>
-      <w:r>
         <w:rPr>
           <w:i/>
           <w:iCs/>
         </w:rPr>
+        <w:t xml:space="preserve"> </w:t>
+      </w:r>
+      <w:r>
+        <w:t>SNS formatter</w:t>
+      </w:r>
+      <w:r>
+        <w:t xml:space="preserve"> </w:t>
+      </w:r>
+      <w:r>
+        <w:rPr>
+          <w:i/>
+          <w:iCs/>
+        </w:rPr>
         <w:t>→</w:t>
       </w:r>
       <w:r>
-        <w:t>HTML</w:t>
-      </w:r>
-      <w:proofErr w:type="spellEnd"/>
-      <w:r>
-        <w:t xml:space="preserve"> email with log group</w:t>
+        <w:rPr>
+          <w:i/>
+          <w:iCs/>
+        </w:rPr>
+        <w:t xml:space="preserve"> </w:t>
+      </w:r>
+      <w:r>
+        <w:t>HTML email with log group</w:t>
       </w:r>
       <w:r>
         <w:t xml:space="preserve"> </w:t>
@@ -38725,13 +38693,11 @@
         <w:t xml:space="preserve"> </w:t>
       </w:r>
       <w:r>
-        <w:t>__no_resources__ sentinel value across all 13 multi‐</w:t>
-      </w:r>
-      <w:proofErr w:type="gramStart"/>
-      <w:r>
-        <w:t>select</w:t>
-      </w:r>
-      <w:proofErr w:type="gramEnd"/>
+        <w:t>__no_resources__ sentinel value across all 13 multi‐select</w:t>
+      </w:r>
+      <w:r>
+        <w:t>s</w:t>
+      </w:r>
       <w:r>
         <w:t xml:space="preserve"> variables, ensuring empty selections</w:t>
       </w:r>
@@ -38763,23 +38729,29 @@
         <w:t xml:space="preserve"> </w:t>
       </w:r>
       <w:r>
+        <w:t xml:space="preserve">bookmark links. I </w:t>
+      </w:r>
+      <w:r>
+        <w:t xml:space="preserve">increased the test suite </w:t>
+      </w:r>
+      <w:r>
+        <w:t>to 562 tests at 99% coverage (v1.5.1) by adding 50 Lambda</w:t>
+      </w:r>
+      <w:r>
+        <w:t xml:space="preserve"> </w:t>
+      </w:r>
+      <w:r>
+        <w:t>API handler unit tests and 48 additional integration tests.</w:t>
+      </w:r>
+    </w:p>
+    <w:p>
+      <w:pPr>
+        <w:pStyle w:val="Section"/>
+        <w:ind w:right="-94"/>
+      </w:pPr>
+      <w:bookmarkStart w:id="131" w:name="_Toc240883096"/>
+      <w:r>
         <w:lastRenderedPageBreak/>
-        <w:t>bookmark links. I grew the test suite to 562 tests at 99% coverage (v1.5.1) by adding 50 Lambda</w:t>
-      </w:r>
-      <w:r>
-        <w:t xml:space="preserve"> </w:t>
-      </w:r>
-      <w:r>
-        <w:t>API handler unit tests and 48 additional integration tests.</w:t>
-      </w:r>
-    </w:p>
-    <w:p>
-      <w:pPr>
-        <w:pStyle w:val="Section"/>
-        <w:ind w:right="-94"/>
-      </w:pPr>
-      <w:bookmarkStart w:id="131" w:name="_Toc240883096"/>
-      <w:r>
         <w:t>11.20</w:t>
       </w:r>
       <w:r>
@@ -38877,21 +38849,37 @@
         <w:t xml:space="preserve"> </w:t>
       </w:r>
       <w:r>
-        <w:t>Leung conducted KT sessions: 47 minutes on Monday, 43 minutes on Wednesday (group with Mr.</w:t>
-      </w:r>
-      <w:r>
-        <w:t xml:space="preserve"> </w:t>
-      </w:r>
-      <w:r>
-        <w:t xml:space="preserve">Deotale and Mr. Edmund), and a </w:t>
-      </w:r>
-      <w:proofErr w:type="gramStart"/>
-      <w:r>
-        <w:t>110 minute</w:t>
-      </w:r>
-      <w:proofErr w:type="gramEnd"/>
-      <w:r>
-        <w:t xml:space="preserve"> session with Mr. Jiannan covering full RPA KT for the</w:t>
+        <w:t>Leung conducted KT sessions: 47</w:t>
+      </w:r>
+      <w:r>
+        <w:t>-</w:t>
+      </w:r>
+      <w:r>
+        <w:t>minute</w:t>
+      </w:r>
+      <w:r>
+        <w:t xml:space="preserve"> </w:t>
+      </w:r>
+      <w:r>
+        <w:t>s</w:t>
+      </w:r>
+      <w:r>
+        <w:t>ession</w:t>
+      </w:r>
+      <w:r>
+        <w:t xml:space="preserve"> on Monday, 43 minutes on Wednesday (group with Mr.</w:t>
+      </w:r>
+      <w:r>
+        <w:t xml:space="preserve"> </w:t>
+      </w:r>
+      <w:r>
+        <w:t>Deotale and Mr. Edmund), and a 110</w:t>
+      </w:r>
+      <w:r>
+        <w:t>-</w:t>
+      </w:r>
+      <w:r>
+        <w:t>minute session with Mr. Jiannan covering full RPA KT for the</w:t>
       </w:r>
       <w:r>
         <w:t xml:space="preserve"> </w:t>
@@ -39004,7 +38992,6 @@
         <w:ind w:right="-94"/>
       </w:pPr>
       <w:r>
-        <w:lastRenderedPageBreak/>
         <w:t>By the end of Week 20, the fourth support rotation was complete with five active tickets resolved,</w:t>
       </w:r>
       <w:r>
@@ -39032,6 +39019,7 @@
           <w:b/>
           <w:bCs/>
         </w:rPr>
+        <w:lastRenderedPageBreak/>
         <w:t xml:space="preserve">RPA Support Operational Detail: </w:t>
       </w:r>
       <w:r>
@@ -39083,15 +39071,7 @@
         <w:t xml:space="preserve"> </w:t>
       </w:r>
       <w:r>
-        <w:t xml:space="preserve">rotations. The Mr. Jiannan RPA </w:t>
-      </w:r>
-      <w:proofErr w:type="gramStart"/>
-      <w:r>
-        <w:t>knowledge transfer session</w:t>
-      </w:r>
-      <w:proofErr w:type="gramEnd"/>
-      <w:r>
-        <w:t xml:space="preserve"> transferred the full MESO retrigger</w:t>
+        <w:t>rotations. The Mr. Jiannan RPA knowledge transfer session transferred the full MESO retrigger</w:t>
       </w:r>
       <w:r>
         <w:t xml:space="preserve"> </w:t>
@@ -39198,15 +39178,7 @@
         <w:t xml:space="preserve"> </w:t>
       </w:r>
       <w:r>
-        <w:t xml:space="preserve">docstrings with parameter and return types to all public functions and removed all </w:t>
-      </w:r>
-      <w:proofErr w:type="gramStart"/>
-      <w:r>
-        <w:t>sys.path</w:t>
-      </w:r>
-      <w:proofErr w:type="gramEnd"/>
-      <w:r>
-        <w:t>.insert</w:t>
+        <w:t>docstrings with parameter and return types to all public functions and removed all sys.path.insert</w:t>
       </w:r>
       <w:r>
         <w:t xml:space="preserve"> </w:t>
@@ -39236,37 +39208,13 @@
         <w:t xml:space="preserve"> </w:t>
       </w:r>
       <w:r>
-        <w:t xml:space="preserve">providing three </w:t>
-      </w:r>
-      <w:proofErr w:type="gramStart"/>
-      <w:r>
-        <w:t>decorators: @</w:t>
-      </w:r>
-      <w:proofErr w:type="gramEnd"/>
-      <w:r>
-        <w:t>log_handler (structured entry/exit logging with correlation</w:t>
-      </w:r>
-      <w:r>
-        <w:t xml:space="preserve"> </w:t>
-      </w:r>
-      <w:r>
-        <w:t>IDs</w:t>
-      </w:r>
-      <w:proofErr w:type="gramStart"/>
-      <w:r>
-        <w:t>), @</w:t>
-      </w:r>
-      <w:proofErr w:type="gramEnd"/>
-      <w:r>
-        <w:t xml:space="preserve">scheduled_handler (EventBridge schedule context extraction), </w:t>
-      </w:r>
-      <w:proofErr w:type="gramStart"/>
-      <w:r>
-        <w:t>and @</w:t>
-      </w:r>
-      <w:proofErr w:type="gramEnd"/>
-      <w:r>
-        <w:t>cfn_handler</w:t>
+        <w:t>providing three decorators: @log_handler (structured entry/exit logging with correlation</w:t>
+      </w:r>
+      <w:r>
+        <w:t xml:space="preserve"> </w:t>
+      </w:r>
+      <w:r>
+        <w:t>IDs), @scheduled_handler (EventBridge schedule context extraction), and @cfn_handler</w:t>
       </w:r>
       <w:r>
         <w:t xml:space="preserve"> </w:t>
@@ -39278,8 +39226,16 @@
         <w:t xml:space="preserve"> </w:t>
       </w:r>
       <w:r>
-        <w:lastRenderedPageBreak/>
-        <w:t>Lambda handlers, eliminating repeated boilerplate. I grew the test suite from 60% to 100%</w:t>
+        <w:t xml:space="preserve">Lambda handlers, eliminating repeated boilerplate. </w:t>
+      </w:r>
+      <w:r>
+        <w:t>I increased test coverage from</w:t>
+      </w:r>
+      <w:r>
+        <w:t xml:space="preserve"> </w:t>
+      </w:r>
+      <w:r>
+        <w:t>60% to 100%</w:t>
       </w:r>
       <w:r>
         <w:t xml:space="preserve"> </w:t>
@@ -39309,51 +39265,20 @@
         <w:t xml:space="preserve"> </w:t>
       </w:r>
       <w:r>
-        <w:t xml:space="preserve">decomposing the flat 600‐line template into six sub‐stacks: </w:t>
-      </w:r>
-      <w:proofErr w:type="gramStart"/>
-      <w:r>
-        <w:t>cfn.storage</w:t>
-      </w:r>
-      <w:proofErr w:type="gramEnd"/>
-      <w:r>
-        <w:t xml:space="preserve"> (S3, DynamoDB), cfn.iam</w:t>
-      </w:r>
-      <w:r>
-        <w:t xml:space="preserve"> </w:t>
-      </w:r>
-      <w:r>
-        <w:t xml:space="preserve">(all roles and policies), </w:t>
-      </w:r>
-      <w:proofErr w:type="gramStart"/>
-      <w:r>
-        <w:t>cfn.lambda</w:t>
-      </w:r>
-      <w:proofErr w:type="gramEnd"/>
-      <w:r>
-        <w:t xml:space="preserve"> (function definitions), </w:t>
-      </w:r>
-      <w:proofErr w:type="gramStart"/>
-      <w:r>
-        <w:t>cfn.bedrock</w:t>
-      </w:r>
-      <w:proofErr w:type="gramEnd"/>
-      <w:r>
-        <w:t xml:space="preserve"> (agent and knowledge</w:t>
-      </w:r>
-      <w:r>
-        <w:t xml:space="preserve"> </w:t>
-      </w:r>
-      <w:r>
-        <w:t xml:space="preserve">base), cfn.ecs (container task definitions), and </w:t>
-      </w:r>
-      <w:proofErr w:type="gramStart"/>
-      <w:r>
-        <w:t>cfn.monitoring</w:t>
-      </w:r>
-      <w:proofErr w:type="gramEnd"/>
-      <w:r>
-        <w:t xml:space="preserve"> (alarms and dashboards). This</w:t>
+        <w:t>decomposing the flat 600‐line template into six sub‐stacks: cfn.storage (S3, DynamoDB), cfn.iam</w:t>
+      </w:r>
+      <w:r>
+        <w:t xml:space="preserve"> </w:t>
+      </w:r>
+      <w:r>
+        <w:lastRenderedPageBreak/>
+        <w:t>(all roles and policies), cfn.lambda (function definitions), cfn.bedrock (agent and knowledge</w:t>
+      </w:r>
+      <w:r>
+        <w:t xml:space="preserve"> </w:t>
+      </w:r>
+      <w:r>
+        <w:t>base), cfn.ecs (container task definitions), and cfn.monitoring (alarms and dashboards). This</w:t>
       </w:r>
       <w:r>
         <w:t xml:space="preserve"> </w:t>
@@ -39453,13 +39378,8 @@
       <w:r>
         <w:t xml:space="preserve"> </w:t>
       </w:r>
-      <w:proofErr w:type="gramStart"/>
-      <w:r>
-        <w:t>APScheduler</w:t>
-      </w:r>
-      <w:proofErr w:type="gramEnd"/>
-      <w:r>
-        <w:t xml:space="preserve"> but it had caused memory contention issues in a prior project. We selected</w:t>
+      <w:r>
+        <w:t>APScheduler but it had caused memory contention issues in a prior project. We selected</w:t>
       </w:r>
       <w:r>
         <w:t xml:space="preserve"> </w:t>
@@ -39482,13 +39402,11 @@
         <w:t xml:space="preserve"> </w:t>
       </w:r>
       <w:r>
-        <w:t xml:space="preserve">and architectural consistency with the 5‐minute </w:t>
-      </w:r>
-      <w:proofErr w:type="gramStart"/>
-      <w:r>
-        <w:t>alarm re‐notification</w:t>
-      </w:r>
-      <w:proofErr w:type="gramEnd"/>
+        <w:t xml:space="preserve">and architectural consistency with the 5‐minute alarm </w:t>
+      </w:r>
+      <w:r>
+        <w:t>renotification</w:t>
+      </w:r>
       <w:r>
         <w:t xml:space="preserve"> pattern already running</w:t>
       </w:r>
@@ -39508,42 +39426,13 @@
         <w:t xml:space="preserve"> </w:t>
       </w:r>
       <w:r>
-        <w:t xml:space="preserve">role: </w:t>
-      </w:r>
-      <w:proofErr w:type="gramStart"/>
-      <w:r>
-        <w:t>scheduler:CreateSchedule</w:t>
-      </w:r>
-      <w:proofErr w:type="gramEnd"/>
-      <w:r>
-        <w:t xml:space="preserve">, </w:t>
-      </w:r>
-      <w:proofErr w:type="gramStart"/>
-      <w:r>
-        <w:t>scheduler:UpdateSchedule</w:t>
-      </w:r>
-      <w:proofErr w:type="gramEnd"/>
-      <w:r>
-        <w:t xml:space="preserve">, </w:t>
-      </w:r>
-      <w:proofErr w:type="gramStart"/>
-      <w:r>
-        <w:t>scheduler:DeleteSchedule</w:t>
-      </w:r>
-      <w:proofErr w:type="gramEnd"/>
-      <w:r>
-        <w:t>, and</w:t>
-      </w:r>
-      <w:r>
-        <w:t xml:space="preserve"> </w:t>
-      </w:r>
-      <w:proofErr w:type="gramStart"/>
-      <w:r>
-        <w:t>iam:PassRole</w:t>
-      </w:r>
-      <w:proofErr w:type="gramEnd"/>
-      <w:r>
-        <w:t xml:space="preserve"> with the lambda.amazonaws.com trust policy. I aligned the ECS task CPU and</w:t>
+        <w:t>role: scheduler:CreateSchedule, scheduler:UpdateSchedule, scheduler:DeleteSchedule, and</w:t>
+      </w:r>
+      <w:r>
+        <w:t xml:space="preserve"> </w:t>
+      </w:r>
+      <w:r>
+        <w:t>iam:PassRole with the lambda.amazonaws.com trust policy. I aligned the ECS task CPU and</w:t>
       </w:r>
       <w:r>
         <w:t xml:space="preserve"> </w:t>
@@ -39571,7 +39460,6 @@
       </w:pPr>
       <w:bookmarkStart w:id="133" w:name="_Toc240883098"/>
       <w:r>
-        <w:lastRenderedPageBreak/>
         <w:t>11.22</w:t>
       </w:r>
       <w:r>
@@ -39633,7 +39521,11 @@
         <w:t xml:space="preserve"> </w:t>
       </w:r>
       <w:r>
-        <w:t>with four modules (auth, s3, sync, bucket), an –env flag with production confirmation prompt, a</w:t>
+        <w:t xml:space="preserve">with four </w:t>
+      </w:r>
+      <w:r>
+        <w:lastRenderedPageBreak/>
+        <w:t>modules (auth, s3, sync, bucket), an –env flag with production confirmation prompt, a</w:t>
       </w:r>
       <w:r>
         <w:t xml:space="preserve"> </w:t>
@@ -39777,15 +39669,7 @@
         <w:t xml:space="preserve"> </w:t>
       </w:r>
       <w:r>
-        <w:t>parameters/{env</w:t>
-      </w:r>
-      <w:proofErr w:type="gramStart"/>
-      <w:r>
-        <w:t>}.json</w:t>
-      </w:r>
-      <w:proofErr w:type="gramEnd"/>
-      <w:r>
-        <w:t>.</w:t>
+        <w:t>parameters/{env}.json.</w:t>
       </w:r>
       <w:r>
         <w:t xml:space="preserve"> </w:t>
@@ -39818,61 +39702,56 @@
           <w:b/>
           <w:bCs/>
         </w:rPr>
+        <w:t xml:space="preserve">CodeBuild Pipeline Stabilization Challenges: </w:t>
+      </w:r>
+      <w:r>
+        <w:t>I stabilized the CodeBuild pipeline through six hotfix</w:t>
+      </w:r>
+      <w:r>
+        <w:t xml:space="preserve"> </w:t>
+      </w:r>
+      <w:r>
+        <w:t>iterations. I resolved the following issues in sequence: AWS_ACCOUNT_ID was not available as</w:t>
+      </w:r>
+      <w:r>
+        <w:t xml:space="preserve"> </w:t>
+      </w:r>
+      <w:r>
+        <w:t>a built‐in variable (I fixed this via STS lookup); the DATA_BUCKET_NAME environment variable</w:t>
+      </w:r>
+      <w:r>
+        <w:t xml:space="preserve"> </w:t>
+      </w:r>
+      <w:r>
+        <w:t>was not injected into the build context (I fixed this by reading from parameters/{env}.json);</w:t>
+      </w:r>
+      <w:r>
+        <w:t xml:space="preserve"> </w:t>
+      </w:r>
+      <w:r>
+        <w:t>YAML parser colon‐in‐string errors prevented the buildspec from parsing (I fixed this by quoting</w:t>
+      </w:r>
+      <w:r>
+        <w:t xml:space="preserve"> </w:t>
+      </w:r>
+      <w:r>
+        <w:t>affected strings); and I read CodeAccountId from the parameters JSON file rather than querying</w:t>
+      </w:r>
+      <w:r>
+        <w:t xml:space="preserve"> </w:t>
+      </w:r>
+      <w:r>
+        <w:t>it dynamically. I completed an ad‐hoc manual report run for Mr. Deotale: I submitted five</w:t>
+      </w:r>
+      <w:r>
+        <w:t xml:space="preserve"> </w:t>
+      </w:r>
+      <w:r>
+        <w:t xml:space="preserve">Æxeo report requests via </w:t>
+      </w:r>
+      <w:r>
         <w:lastRenderedPageBreak/>
-        <w:t xml:space="preserve">CodeBuild Pipeline Stabilization Challenges: </w:t>
-      </w:r>
-      <w:r>
-        <w:t>I stabilized the CodeBuild pipeline through six hotfix</w:t>
-      </w:r>
-      <w:r>
-        <w:t xml:space="preserve"> </w:t>
-      </w:r>
-      <w:r>
-        <w:t>iterations. I resolved the following issues in sequence: AWS_ACCOUNT_ID was not available as</w:t>
-      </w:r>
-      <w:r>
-        <w:t xml:space="preserve"> </w:t>
-      </w:r>
-      <w:r>
-        <w:t>a built‐in variable (I fixed this via STS lookup); the DATA_BUCKET_NAME environment variable</w:t>
-      </w:r>
-      <w:r>
-        <w:t xml:space="preserve"> </w:t>
-      </w:r>
-      <w:r>
-        <w:t>was not injected into the build context (I fixed this by reading from parameters/{env</w:t>
-      </w:r>
-      <w:proofErr w:type="gramStart"/>
-      <w:r>
-        <w:t>}.json</w:t>
-      </w:r>
-      <w:proofErr w:type="gramEnd"/>
-      <w:r>
-        <w:t>);</w:t>
-      </w:r>
-      <w:r>
-        <w:t xml:space="preserve"> </w:t>
-      </w:r>
-      <w:r>
-        <w:t>YAML parser colon‐in‐string errors prevented the buildspec from parsing (I fixed this by quoting</w:t>
-      </w:r>
-      <w:r>
-        <w:t xml:space="preserve"> </w:t>
-      </w:r>
-      <w:r>
-        <w:t>affected strings); and I read CodeAccountId from the parameters JSON file rather than querying</w:t>
-      </w:r>
-      <w:r>
-        <w:t xml:space="preserve"> </w:t>
-      </w:r>
-      <w:r>
-        <w:t>it dynamically. I completed an ad‐hoc manual report run for Mr. Deotale: I submitted five</w:t>
-      </w:r>
-      <w:r>
-        <w:t xml:space="preserve"> </w:t>
-      </w:r>
-      <w:r>
-        <w:t>Æxeo report requests via the GET /arguments API endpoint using ReportID: 100502500, value</w:t>
+        <w:t>the GET /arguments API endpoint using ReportID: 100502500, value</w:t>
       </w:r>
       <w:r>
         <w:t xml:space="preserve"> </w:t>
@@ -39952,15 +39831,7 @@
         <w:t xml:space="preserve"> </w:t>
       </w:r>
       <w:r>
-        <w:t xml:space="preserve">300s to 900s based on the 93‐day log analysis. I </w:t>
-      </w:r>
-      <w:proofErr w:type="gramStart"/>
-      <w:r>
-        <w:t>applied</w:t>
-      </w:r>
-      <w:proofErr w:type="gramEnd"/>
-      <w:r>
-        <w:t xml:space="preserve"> an SSL hotfix to skip certificate verification</w:t>
+        <w:t>300s to 900s based on the 93‐day log analysis. I applied an SSL hotfix to skip certificate verification</w:t>
       </w:r>
       <w:r>
         <w:t xml:space="preserve"> </w:t>
@@ -39984,15 +39855,7 @@
         <w:t xml:space="preserve"> </w:t>
       </w:r>
       <w:r>
-        <w:t xml:space="preserve">resolved 32 cfn‐lint warnings, and replaced eval calls with </w:t>
-      </w:r>
-      <w:proofErr w:type="gramStart"/>
-      <w:r>
-        <w:t>json.loads</w:t>
-      </w:r>
-      <w:proofErr w:type="gramEnd"/>
-      <w:r>
-        <w:t xml:space="preserve"> across the codebase. I</w:t>
+        <w:t>resolved 32 cfn‐lint warnings, and replaced eval calls with json.loads across the codebase. I</w:t>
       </w:r>
       <w:r>
         <w:t xml:space="preserve"> </w:t>
@@ -40022,29 +39885,13 @@
         <w:t xml:space="preserve">X‐Ray Tracing Instrumentation: </w:t>
       </w:r>
       <w:r>
-        <w:t>I applied Lambda Powertools @</w:t>
-      </w:r>
-      <w:proofErr w:type="gramStart"/>
-      <w:r>
-        <w:t>tracer.capture</w:t>
-      </w:r>
-      <w:proofErr w:type="gramEnd"/>
-      <w:r>
-        <w:t>_lambda_handler</w:t>
-      </w:r>
-      <w:r>
-        <w:t xml:space="preserve"> </w:t>
-      </w:r>
-      <w:r>
-        <w:t>and @</w:t>
-      </w:r>
-      <w:proofErr w:type="gramStart"/>
-      <w:r>
-        <w:t>tracer.capture</w:t>
-      </w:r>
-      <w:proofErr w:type="gramEnd"/>
-      <w:r>
-        <w:t>_method decorators to all Lambda functions. Some functions that load</w:t>
+        <w:t>I applied Lambda Powertools @tracer.capture_lambda_handler</w:t>
+      </w:r>
+      <w:r>
+        <w:t xml:space="preserve"> </w:t>
+      </w:r>
+      <w:r>
+        <w:t>and @tracer.capture_method decorators to all Lambda functions. Some functions that load</w:t>
       </w:r>
       <w:r>
         <w:t xml:space="preserve"> </w:t>
@@ -40062,11 +39909,7 @@
         <w:t xml:space="preserve"> </w:t>
       </w:r>
       <w:r>
-        <w:t xml:space="preserve">file </w:t>
-      </w:r>
-      <w:r>
-        <w:lastRenderedPageBreak/>
-        <w:t>documenting every decorated and undecorated function with rationale. I also authored</w:t>
+        <w:t>file documenting every decorated and undecorated function with rationale. I also authored</w:t>
       </w:r>
       <w:r>
         <w:t xml:space="preserve"> </w:t>
@@ -40119,67 +39962,46 @@
       <w:r>
         <w:t xml:space="preserve"> </w:t>
       </w:r>
-      <w:proofErr w:type="gramStart"/>
-      <w:r>
-        <w:t>alarm re‐notification</w:t>
-      </w:r>
-      <w:proofErr w:type="gramEnd"/>
-      <w:r>
-        <w:t xml:space="preserve"> with 5‐minute cadence, with suppression logic preventing </w:t>
-      </w:r>
-      <w:proofErr w:type="gramStart"/>
-      <w:r>
-        <w:t>warning</w:t>
-      </w:r>
-      <w:r>
-        <w:t xml:space="preserve"> </w:t>
-      </w:r>
-      <w:r>
-        <w:t>re‐notifications</w:t>
-      </w:r>
-      <w:proofErr w:type="gramEnd"/>
-      <w:r>
-        <w:t xml:space="preserve"> when a critical sibling alarm is already active. I corrected IAM permissions: I</w:t>
-      </w:r>
-      <w:r>
-        <w:t xml:space="preserve"> </w:t>
-      </w:r>
-      <w:r>
-        <w:t xml:space="preserve">added the missing </w:t>
-      </w:r>
-      <w:proofErr w:type="gramStart"/>
-      <w:r>
-        <w:t>cloudwatch:DescribeAlarms</w:t>
-      </w:r>
-      <w:proofErr w:type="gramEnd"/>
-      <w:r>
-        <w:t xml:space="preserve"> resource scope, removed stale SES permissions,</w:t>
-      </w:r>
-      <w:r>
-        <w:t xml:space="preserve"> </w:t>
-      </w:r>
-      <w:r>
-        <w:t xml:space="preserve">and added </w:t>
-      </w:r>
-      <w:proofErr w:type="gramStart"/>
-      <w:r>
-        <w:t>kms:Decrypt</w:t>
-      </w:r>
-      <w:proofErr w:type="gramEnd"/>
-      <w:r>
-        <w:t xml:space="preserve"> for the SMTP credentials KMS key. I merged three feature branches</w:t>
-      </w:r>
-      <w:r>
-        <w:t xml:space="preserve"> </w:t>
-      </w:r>
-      <w:r>
-        <w:t xml:space="preserve">(mapper decommission, </w:t>
-      </w:r>
-      <w:proofErr w:type="gramStart"/>
-      <w:r>
-        <w:t>composite re‐notification</w:t>
-      </w:r>
-      <w:proofErr w:type="gramEnd"/>
+      <w:r>
+        <w:lastRenderedPageBreak/>
+        <w:t xml:space="preserve">alarm </w:t>
+      </w:r>
+      <w:r>
+        <w:t>renotification</w:t>
+      </w:r>
+      <w:r>
+        <w:t xml:space="preserve"> with 5‐minute cadence, with suppression logic preventing warning</w:t>
+      </w:r>
+      <w:r>
+        <w:t xml:space="preserve"> </w:t>
+      </w:r>
+      <w:r>
+        <w:t>renotification</w:t>
+      </w:r>
+      <w:r>
+        <w:t>s when a critical sibling alarm is already active. I corrected IAM permissions: I</w:t>
+      </w:r>
+      <w:r>
+        <w:t xml:space="preserve"> </w:t>
+      </w:r>
+      <w:r>
+        <w:t>added the missing cloudwatch:DescribeAlarms resource scope, removed stale SES permissions,</w:t>
+      </w:r>
+      <w:r>
+        <w:t xml:space="preserve"> </w:t>
+      </w:r>
+      <w:r>
+        <w:t>and added kms:Decrypt for the SMTP credentials KMS key. I merged three feature branches</w:t>
+      </w:r>
+      <w:r>
+        <w:t xml:space="preserve"> </w:t>
+      </w:r>
+      <w:r>
+        <w:t xml:space="preserve">(mapper decommission, composite </w:t>
+      </w:r>
+      <w:r>
+        <w:t>renotification</w:t>
+      </w:r>
       <w:r>
         <w:t>, SMTP emails) to release and then to main.</w:t>
       </w:r>
@@ -40217,15 +40039,7 @@
         <w:t xml:space="preserve"> </w:t>
       </w:r>
       <w:r>
-        <w:t xml:space="preserve">Dashboard as a new ia_infrastructure_dashboard BitBucket repository, with </w:t>
-      </w:r>
-      <w:proofErr w:type="gramStart"/>
-      <w:r>
-        <w:t>an</w:t>
-      </w:r>
-      <w:proofErr w:type="gramEnd"/>
-      <w:r>
-        <w:t xml:space="preserve"> @citco/core</w:t>
+        <w:t>Dashboard as a new ia_infrastructure_dashboard BitBucket repository, with an @citco/core</w:t>
       </w:r>
       <w:r>
         <w:t xml:space="preserve"> </w:t>
@@ -40260,15 +40074,7 @@
         <w:t xml:space="preserve"> </w:t>
       </w:r>
       <w:r>
-        <w:t xml:space="preserve">were live, and three major AMG features were merged </w:t>
-      </w:r>
-      <w:proofErr w:type="gramStart"/>
-      <w:r>
-        <w:t>to</w:t>
-      </w:r>
-      <w:proofErr w:type="gramEnd"/>
-      <w:r>
-        <w:t xml:space="preserve"> main.</w:t>
+        <w:t>were live, and three major AMG features were merged to main.</w:t>
       </w:r>
     </w:p>
     <w:p>
@@ -40311,7 +40117,6 @@
           <w:b/>
           <w:bCs/>
         </w:rPr>
-        <w:lastRenderedPageBreak/>
         <w:t xml:space="preserve">RPA Production Support Rotation: </w:t>
       </w:r>
       <w:r>
@@ -40381,7 +40186,11 @@
         <w:t xml:space="preserve"> </w:t>
       </w:r>
       <w:r>
-        <w:t>in the Master tab that was preventing file detection, removed it, and confirmed the file was</w:t>
+        <w:t xml:space="preserve">in </w:t>
+      </w:r>
+      <w:r>
+        <w:lastRenderedPageBreak/>
+        <w:t>the Master tab that was preventing file detection, removed it, and confirmed the file was</w:t>
       </w:r>
       <w:r>
         <w:t xml:space="preserve"> </w:t>
@@ -40452,13 +40261,8 @@
       <w:r>
         <w:t xml:space="preserve"> </w:t>
       </w:r>
-      <w:proofErr w:type="gramStart"/>
-      <w:r>
-        <w:t>requesting</w:t>
-      </w:r>
-      <w:proofErr w:type="gramEnd"/>
-      <w:r>
-        <w:t xml:space="preserve"> team. For the final ticket, my investigation revealed a database‐related exception in</w:t>
+      <w:r>
+        <w:t>requesting team. For the final ticket, my investigation revealed a database‐related exception in</w:t>
       </w:r>
       <w:r>
         <w:t xml:space="preserve"> </w:t>
@@ -40494,15 +40298,7 @@
         <w:t xml:space="preserve"> </w:t>
       </w:r>
       <w:r>
-        <w:t xml:space="preserve">as per the standard </w:t>
-      </w:r>
-      <w:proofErr w:type="gramStart"/>
-      <w:r>
-        <w:t>procedure, and</w:t>
-      </w:r>
-      <w:proofErr w:type="gramEnd"/>
-      <w:r>
-        <w:t xml:space="preserve"> followed the FX Closeout trigger procedure for SONA. Both</w:t>
+        <w:t>as per the standard procedure, and followed the FX Closeout trigger procedure for SONA. Both</w:t>
       </w:r>
       <w:r>
         <w:t xml:space="preserve"> </w:t>
@@ -40532,47 +40328,19 @@
         <w:t xml:space="preserve"> </w:t>
       </w:r>
       <w:r>
-        <w:t xml:space="preserve">reports for TWOSIGMA, SIGMATWO, and TSCONSOL clients. Early reports had </w:t>
-      </w:r>
-      <w:proofErr w:type="gramStart"/>
-      <w:r>
-        <w:t>delivered</w:t>
-      </w:r>
-      <w:proofErr w:type="gramEnd"/>
-      <w:r>
-        <w:t xml:space="preserve"> but the</w:t>
-      </w:r>
-      <w:r>
-        <w:t xml:space="preserve"> </w:t>
-      </w:r>
-      <w:r>
-        <w:t xml:space="preserve">regular scheduled reports had not. Mr. Leung asked for my </w:t>
-      </w:r>
-      <w:proofErr w:type="gramStart"/>
-      <w:r>
-        <w:t>help</w:t>
-      </w:r>
-      <w:proofErr w:type="gramEnd"/>
-      <w:r>
-        <w:t xml:space="preserve"> and we </w:t>
-      </w:r>
-      <w:proofErr w:type="gramStart"/>
-      <w:r>
-        <w:t>worked</w:t>
-      </w:r>
-      <w:proofErr w:type="gramEnd"/>
-      <w:r>
-        <w:t xml:space="preserve"> the investigation</w:t>
-      </w:r>
-      <w:r>
-        <w:t xml:space="preserve"> </w:t>
-      </w:r>
-      <w:r>
-        <w:t xml:space="preserve">together </w:t>
-      </w:r>
-      <w:r>
-        <w:lastRenderedPageBreak/>
-        <w:t>over a call. I had previously assisted Mr. Deotale with a similar case (triggering reports</w:t>
+        <w:t>reports for TWOSIGMA, SIGMATWO, and TSCONSOL clients. Early reports had delivered but the</w:t>
+      </w:r>
+      <w:r>
+        <w:t xml:space="preserve"> </w:t>
+      </w:r>
+      <w:r>
+        <w:t>regular scheduled reports had not. Mr. Leung asked for my help and we worked the investigation</w:t>
+      </w:r>
+      <w:r>
+        <w:t xml:space="preserve"> </w:t>
+      </w:r>
+      <w:r>
+        <w:t>together over a call. I had previously assisted Mr. Deotale with a similar case (triggering reports</w:t>
       </w:r>
       <w:r>
         <w:t xml:space="preserve"> </w:t>
@@ -40614,15 +40382,7 @@
         <w:t xml:space="preserve"> </w:t>
       </w:r>
       <w:r>
-        <w:t xml:space="preserve">error, not a MESO pipeline issue. Mr. Leung confirmed this was the root </w:t>
-      </w:r>
-      <w:proofErr w:type="gramStart"/>
-      <w:r>
-        <w:t>cause</w:t>
-      </w:r>
-      <w:proofErr w:type="gramEnd"/>
-      <w:r>
-        <w:t xml:space="preserve"> and no further</w:t>
+        <w:t>error, not a MESO pipeline issue. Mr. Leung confirmed this was the root cause and no further</w:t>
       </w:r>
       <w:r>
         <w:t xml:space="preserve"> </w:t>
@@ -40639,6 +40399,7 @@
         <w:ind w:right="-94"/>
       </w:pPr>
       <w:r>
+        <w:lastRenderedPageBreak/>
         <w:t>To deliver the reports manually, Mr. Leung triggered them via the Postman API. Once the reporting</w:t>
       </w:r>
       <w:r>
@@ -40663,13 +40424,10 @@
         <w:t xml:space="preserve">. </w:t>
       </w:r>
       <w:r>
-        <w:t>We instead delivered the reports to business users via Microsoft Teams (files were too large for</w:t>
-      </w:r>
-      <w:r>
-        <w:t xml:space="preserve"> </w:t>
-      </w:r>
-      <w:r>
-        <w:t>email). Throughout the incident, I assisted with the RCA, delivery coordination, and follow‐up</w:t>
+        <w:t>We instead delivered the reports to business users via Microsoft Teams because the files were too large to send by email</w:t>
+      </w:r>
+      <w:r>
+        <w:t>. Throughout the incident, I assisted with the RCA, delivery coordination, and follow‐up</w:t>
       </w:r>
       <w:r>
         <w:t xml:space="preserve"> </w:t>
@@ -40779,11 +40537,7 @@
         <w:t xml:space="preserve"> </w:t>
       </w:r>
       <w:r>
-        <w:t xml:space="preserve">set </w:t>
-      </w:r>
-      <w:r>
-        <w:lastRenderedPageBreak/>
-        <w:t>hang caused by a uv dependency group issue and a missing boto3 timeout on the change set</w:t>
+        <w:t>set hang caused by a uv dependency group issue and a missing boto3 timeout on the change set</w:t>
       </w:r>
       <w:r>
         <w:t xml:space="preserve"> </w:t>
@@ -40837,6 +40591,7 @@
         <w:t xml:space="preserve"> </w:t>
       </w:r>
       <w:r>
+        <w:lastRenderedPageBreak/>
         <w:t>documentation was live on Confluence and four workstreams were formally scoped for the</w:t>
       </w:r>
       <w:r>
@@ -41001,7 +40756,6 @@
         <w:t xml:space="preserve"> </w:t>
       </w:r>
       <w:r>
-        <w:lastRenderedPageBreak/>
         <w:t>migration plan I had documented. This alignment session ensured the portal team could continue</w:t>
       </w:r>
       <w:r>
@@ -41046,6 +40800,7 @@
       </w:pPr>
       <w:bookmarkStart w:id="137" w:name="_Toc240883102"/>
       <w:r>
+        <w:lastRenderedPageBreak/>
         <w:t>12.</w:t>
       </w:r>
       <w:r>
@@ -42070,7 +41825,6 @@
                 <w:sz w:val="24"/>
                 <w:szCs w:val="24"/>
               </w:rPr>
-              <w:lastRenderedPageBreak/>
               <w:t>6</w:t>
             </w:r>
           </w:p>
@@ -42535,6 +42289,7 @@
                 <w:sz w:val="24"/>
                 <w:szCs w:val="24"/>
               </w:rPr>
+              <w:lastRenderedPageBreak/>
               <w:t>9</w:t>
             </w:r>
           </w:p>
@@ -43580,16 +43335,7 @@
         <w:ind w:right="-94"/>
       </w:pPr>
       <w:r>
-        <w:lastRenderedPageBreak/>
-        <w:t xml:space="preserve">The following chapters present </w:t>
-      </w:r>
-      <w:proofErr w:type="gramStart"/>
-      <w:r>
-        <w:t>the detailed</w:t>
-      </w:r>
-      <w:proofErr w:type="gramEnd"/>
-      <w:r>
-        <w:t xml:space="preserve"> evidence for each outcome: Chapter 13 covers deliverables and impact, Chapter 14 documents the engineering obstacles, and Chapter 15 outlines the planned next steps.</w:t>
+        <w:t>The following chapters present the detailed evidence for each outcome: Chapter 13 covers deliverables and impact, Chapter 14 documents the engineering obstacles, and Chapter 15 outlines the planned next steps.</w:t>
       </w:r>
     </w:p>
     <w:p>
@@ -43616,7 +43362,11 @@
         <w:ind w:right="-94"/>
       </w:pPr>
       <w:r>
-        <w:t>Working on the IA-IT-SRE Infrastructure at Citco Technology Management, I achieved several significant milestones across observability platform development, API engineering, and production support operations. These accomplishments highlight my technical growth and the business value delivered during the co-op placement.</w:t>
+        <w:t xml:space="preserve">Working on the IA-IT-SRE Infrastructure at Citco Technology Management, I achieved several significant milestones across observability platform development, API engineering, and production </w:t>
+      </w:r>
+      <w:r>
+        <w:lastRenderedPageBreak/>
+        <w:t>support operations. These accomplishments highlight my technical growth and the business value delivered during the co-op placement.</w:t>
       </w:r>
     </w:p>
     <w:p>
@@ -43748,7 +43498,6 @@
         <w:rPr>
           <w:b/>
         </w:rPr>
-        <w:lastRenderedPageBreak/>
         <w:t xml:space="preserve">Infrastructure-as-Code Proficiency: </w:t>
       </w:r>
       <w:r>
@@ -43787,6 +43536,7 @@
         <w:rPr>
           <w:b/>
         </w:rPr>
+        <w:lastRenderedPageBreak/>
         <w:t xml:space="preserve">SRE Principles Application: </w:t>
       </w:r>
       <w:r>
@@ -43903,7 +43653,13 @@
         <w:ind w:right="-94"/>
       </w:pPr>
       <w:r>
-        <w:t xml:space="preserve">The April 17, 2026 </w:t>
+        <w:t xml:space="preserve">The April 17, </w:t>
+      </w:r>
+      <w:r>
+        <w:t>2026,</w:t>
+      </w:r>
+      <w:r>
+        <w:t xml:space="preserve"> </w:t>
       </w:r>
       <w:r>
         <w:t>Meridian</w:t>
@@ -43955,7 +43711,6 @@
         <w:rPr>
           <w:b/>
         </w:rPr>
-        <w:lastRenderedPageBreak/>
         <w:t xml:space="preserve">After: </w:t>
       </w:r>
       <w:r>
@@ -43979,7 +43734,10 @@
         <w:ind w:right="-94"/>
       </w:pPr>
       <w:r>
-        <w:t>This improvement from multi-hour manual detection to sub-30-second automated alerting represents a qualitative step change in the team’s ability to contain fund-impacting incidents before they reach business-level severity.</w:t>
+        <w:t>This improvement, from detection delays of several hours to automated alerting in under 30 seconds, represents a substantial improvement in the team's ability to contain fund-impacting incidents before they reach business-level severity</w:t>
+      </w:r>
+      <w:r>
+        <w:t>.</w:t>
       </w:r>
     </w:p>
     <w:p>
@@ -43987,6 +43745,7 @@
         <w:pStyle w:val="SubSection"/>
       </w:pPr>
       <w:r>
+        <w:lastRenderedPageBreak/>
         <w:t>13.2.2</w:t>
       </w:r>
       <w:r>
@@ -44137,11 +43896,7 @@
         <w:ind w:right="-94"/>
       </w:pPr>
       <w:r>
-        <w:t xml:space="preserve">Throughout this co-op placement, I encountered engineering challenges spanning AWS service limitations, Grafana platform constraints, corporate policy restrictions, and production incident </w:t>
-      </w:r>
-      <w:r>
-        <w:lastRenderedPageBreak/>
-        <w:t>responses. This chapter documents the most significant challenges that shaped delivery plans and produced lessons applicable to future SRE work.</w:t>
+        <w:t>Throughout this co-op placement, I encountered engineering challenges spanning AWS service limitations, Grafana platform constraints, corporate policy restrictions, and production incident responses. This chapter documents the most significant challenges that shaped delivery plans and produced lessons applicable to future SRE work.</w:t>
       </w:r>
     </w:p>
     <w:p>
@@ -44184,6 +43939,7 @@
         <w:rPr>
           <w:b/>
         </w:rPr>
+        <w:lastRenderedPageBreak/>
         <w:t xml:space="preserve">Metrics Insights SQL 10 TPS limit: </w:t>
       </w:r>
       <w:r>
@@ -44427,11 +44183,13 @@
         <w:t xml:space="preserve">Mitigation: </w:t>
       </w:r>
       <w:r>
-        <w:t>Implemented dashboard-</w:t>
-      </w:r>
-      <w:r>
-        <w:lastRenderedPageBreak/>
-        <w:t>level variables ($platform, $environment) with Infinity datasource backed by static inventory JSON files.</w:t>
+        <w:t xml:space="preserve">Implemented dashboard-level variables ($platform, $environment) with Infinity </w:t>
+      </w:r>
+      <w:r>
+        <w:t>data source</w:t>
+      </w:r>
+      <w:r>
+        <w:t xml:space="preserve"> backed by static inventory JSON files.</w:t>
       </w:r>
     </w:p>
     <w:p>
@@ -44450,7 +44208,11 @@
         <w:t xml:space="preserve">Dashboard freezing from excessive datapoints: </w:t>
       </w:r>
       <w:r>
-        <w:t xml:space="preserve">Before dashboard-level variables were introduced, panels rendered all resources simultaneously—54+ Lambda functions, 17+ ALBs, 30+ ECS services. The browser froze for 10–15 seconds on load as Grafana attempted to render thousands of data points across 113 panels. </w:t>
+        <w:t xml:space="preserve">Before dashboard-level variables were introduced, panels rendered all resources simultaneously—54+ Lambda functions, 17+ ALBs, 30+ ECS services. The browser froze for 10–15 seconds on load as Grafana attempted </w:t>
+      </w:r>
+      <w:r>
+        <w:lastRenderedPageBreak/>
+        <w:t xml:space="preserve">to render thousands of data points across 113 panels. </w:t>
       </w:r>
       <w:r>
         <w:rPr>
@@ -44755,7 +44517,13 @@
         <w:t xml:space="preserve">Static metrics at deploy time: </w:t>
       </w:r>
       <w:r>
-        <w:t xml:space="preserve">Dashboard does not auto-discover new resources. </w:t>
+        <w:t xml:space="preserve">Dashboard does not auto-discover </w:t>
+      </w:r>
+      <w:r>
+        <w:t>untapped resources</w:t>
+      </w:r>
+      <w:r>
+        <w:t xml:space="preserve">. </w:t>
       </w:r>
       <w:r>
         <w:rPr>
@@ -44792,7 +44560,6 @@
         <w:rPr>
           <w:b/>
         </w:rPr>
-        <w:lastRenderedPageBreak/>
         <w:t xml:space="preserve">Lambda Insights layer stripped on redeploy: </w:t>
       </w:r>
       <w:r>
@@ -44877,6 +44644,7 @@
         <w:rPr>
           <w:b/>
         </w:rPr>
+        <w:lastRenderedPageBreak/>
         <w:t xml:space="preserve">IAM permission boundaries: </w:t>
       </w:r>
       <w:r>
@@ -45099,7 +44867,6 @@
         <w:pStyle w:val="SubSection"/>
       </w:pPr>
       <w:r>
-        <w:lastRenderedPageBreak/>
         <w:t>14.4.2</w:t>
       </w:r>
       <w:r>
@@ -45206,10 +44973,17 @@
         <w:rPr>
           <w:b/>
         </w:rPr>
+        <w:lastRenderedPageBreak/>
         <w:t xml:space="preserve">Fix: </w:t>
       </w:r>
       <w:r>
-        <w:t>Increased MemorySize from 128 MB to 256 MB in the CloudFormation template. Additionally standardized all nine Lambda functions in the RPA LLM stack to explicit 256 MB allocations, making memory settings visible and intentional in Infrastructure-as-Code rather than relying on implicit defaults.</w:t>
+        <w:t xml:space="preserve">Increased MemorySize from 128 MB to 256 MB in the CloudFormation template. </w:t>
+      </w:r>
+      <w:r>
+        <w:t>Additionally,</w:t>
+      </w:r>
+      <w:r>
+        <w:t xml:space="preserve"> standardized all nine Lambda functions in the RPA LLM stack to explicit 256 MB allocations, making memory settings visible and intentional in Infrastructure-as-Code rather than relying on implicit defaults.</w:t>
       </w:r>
     </w:p>
     <w:p>
@@ -45348,7 +45122,6 @@
         <w:rPr>
           <w:b/>
         </w:rPr>
-        <w:lastRenderedPageBreak/>
         <w:t xml:space="preserve">Query language limitations shape architecture: </w:t>
       </w:r>
       <w:r>
@@ -45406,6 +45179,7 @@
       </w:pPr>
       <w:bookmarkStart w:id="153" w:name="_Toc240883115"/>
       <w:r>
+        <w:lastRenderedPageBreak/>
         <w:t>15.1</w:t>
       </w:r>
       <w:r>
@@ -45452,7 +45226,13 @@
         <w:ind w:right="-94"/>
       </w:pPr>
       <w:r>
-        <w:t xml:space="preserve">The alarm infrastructure I delivered closes the detection gap — the 2–3 hour window between failure onset and SRE awareness that the </w:t>
+        <w:t>The alarm infrastructure I delivered closes the detection gap — the 2–</w:t>
+      </w:r>
+      <w:r>
+        <w:t>3-hour</w:t>
+      </w:r>
+      <w:r>
+        <w:t xml:space="preserve"> window between failure onset and SRE awareness that the </w:t>
       </w:r>
       <w:r>
         <w:t>Meridian</w:t>
@@ -45492,11 +45272,7 @@
         <w:ind w:right="-94"/>
       </w:pPr>
       <w:r>
-        <w:t xml:space="preserve">The auto-healing agent is an event-driven remediation layer that sits between the CloudWatch alarm infrastructure and the AWS services being monitored. Each alarm SNS message triggers a </w:t>
-      </w:r>
-      <w:r>
-        <w:lastRenderedPageBreak/>
-        <w:t xml:space="preserve">Lambda “healer” function. The healer evaluates the alarm payload, classifies the failure type, selects the appropriate recovery action from a configurable remediation </w:t>
+        <w:t xml:space="preserve">The auto-healing agent is an event-driven remediation layer that sits between the CloudWatch alarm infrastructure and the AWS services being monitored. Each alarm SNS message triggers a Lambda “healer” function. The healer evaluates the alarm payload, classifies the failure type, selects the appropriate recovery action from a configurable remediation </w:t>
       </w:r>
       <w:r>
         <w:t>catalog</w:t>
@@ -45577,6 +45353,7 @@
         <w:ind w:right="-94"/>
       </w:pPr>
       <w:r>
+        <w:lastRenderedPageBreak/>
         <w:t>The alarm fires an SNS message to the ia-sre-</w:t>
       </w:r>
       <w:r>
@@ -45826,7 +45603,6 @@
       </w:pPr>
       <w:bookmarkStart w:id="155" w:name="_Toc240883148"/>
       <w:r>
-        <w:lastRenderedPageBreak/>
         <w:t xml:space="preserve">Table </w:t>
       </w:r>
       <w:fldSimple w:instr=" SEQ Table \* ARABIC ">
@@ -46408,6 +46184,7 @@
                 <w:sz w:val="24"/>
                 <w:szCs w:val="24"/>
               </w:rPr>
+              <w:lastRenderedPageBreak/>
               <w:t>RPA bot missing heartbeat (future)</w:t>
             </w:r>
           </w:p>
@@ -46591,11 +46368,7 @@
         <w:ind w:right="-94"/>
       </w:pPr>
       <w:r>
-        <w:t xml:space="preserve">The auto-healing agent is the direct successor to the alarm-and-notify posture delivered by this co-op placement. The detection layer (CloudWatch alarms + SNS) was built first because a remediation </w:t>
-      </w:r>
-      <w:r>
-        <w:lastRenderedPageBreak/>
-        <w:t>layer without a reliable detection layer is fragile — automated actions triggered by false alarms cause more harm than the failures they prevent. Now that the detection infrastructure has been in production for several months, the signal quality of the alarms is validated, and the false-positive rate is well-characterized. The auto-healing agent can therefore be implemented against a tested alarm baseline rather than a hypothetical one.</w:t>
+        <w:t>The auto-healing agent is the direct successor to the alarm-and-notify posture delivered by this co-op placement. The detection layer (CloudWatch alarms + SNS) was built first because a remediation layer without a reliable detection layer is fragile — automated actions triggered by false alarms cause more harm than the failures they prevent. Now that the detection infrastructure has been in production for several months, the signal quality of the alarms is validated, and the false-positive rate is well-characterized. The auto-healing agent can therefore be implemented against a tested alarm baseline rather than a hypothetical one.</w:t>
       </w:r>
     </w:p>
     <w:p>
@@ -46616,6 +46389,7 @@
       </w:pPr>
       <w:bookmarkStart w:id="156" w:name="_Toc240883117"/>
       <w:r>
+        <w:lastRenderedPageBreak/>
         <w:t>15.3</w:t>
       </w:r>
       <w:r>
@@ -46634,15 +46408,7 @@
         <w:ind w:right="-94"/>
       </w:pPr>
       <w:r>
-        <w:t xml:space="preserve">Two follow-on stories in my JIRA backlog propose bridging the BluePrism (BPM) and UiPath Cloud operational metrics into CloudWatch via a polling Lambda function. The Lambda would query the Blue Prism API and UiPath Orchestrator API on a configurable schedule, emit custom CloudWatch metrics for queue depth, </w:t>
-      </w:r>
-      <w:proofErr w:type="gramStart"/>
-      <w:r>
-        <w:t>bot</w:t>
-      </w:r>
-      <w:proofErr w:type="gramEnd"/>
-      <w:r>
-        <w:t xml:space="preserve"> session count, and process</w:t>
+        <w:t>Two follow-on stories in my JIRA backlog propose bridging the BluePrism (BPM) and UiPath Cloud operational metrics into CloudWatch via a polling Lambda function. The Lambda would query the Blue Prism API and UiPath Orchestrator API on a configurable schedule, emit custom CloudWatch metrics for queue depth, bot session count, and process</w:t>
       </w:r>
       <w:r>
         <w:t xml:space="preserve"> </w:t>
@@ -46746,7 +46512,6 @@
       </w:pPr>
       <w:bookmarkStart w:id="158" w:name="_Toc240883119"/>
       <w:r>
-        <w:lastRenderedPageBreak/>
         <w:t>15.5</w:t>
       </w:r>
       <w:r>
@@ -46819,7 +46584,19 @@
         <w:jc w:val="center"/>
       </w:pPr>
       <w:r>
-        <w:t>BhavikBhagat_A00494758_WorkLogs.xlsx</w:t>
+        <w:t>BhavikBhagat_A00494758_</w:t>
+      </w:r>
+      <w:r>
+        <w:t>Work</w:t>
+      </w:r>
+      <w:r>
+        <w:t>L</w:t>
+      </w:r>
+      <w:r>
+        <w:t>og</w:t>
+      </w:r>
+      <w:r>
+        <w:t>s.xlsx</w:t>
       </w:r>
     </w:p>
     <w:p>
@@ -46831,6 +46608,7 @@
         <w:ind w:right="-94"/>
       </w:pPr>
       <w:r>
+        <w:lastRenderedPageBreak/>
         <w:t>The work log includes:</w:t>
       </w:r>
     </w:p>
@@ -46938,27 +46716,46 @@
         <w:spacing w:after="0"/>
         <w:ind w:left="0" w:right="-94"/>
         <w:jc w:val="left"/>
-      </w:pPr>
-      <w:r>
+        <w:rPr>
+          <w:color w:val="auto"/>
+        </w:rPr>
+      </w:pPr>
+      <w:r>
+        <w:rPr>
+          <w:color w:val="auto"/>
+        </w:rPr>
         <w:t xml:space="preserve">Amazon Web Services. </w:t>
       </w:r>
       <w:r>
         <w:rPr>
           <w:i/>
+          <w:color w:val="auto"/>
         </w:rPr>
         <w:t>Amazon Bedrock Agents Documentation</w:t>
       </w:r>
       <w:r>
-        <w:t xml:space="preserve">. 2026. URL: </w:t>
-      </w:r>
-      <w:r>
-        <w:rPr>
-          <w:color w:val="8A0027"/>
-        </w:rPr>
-        <w:t xml:space="preserve">https://docs. aws.amazon.com/bedrock/latest/userguide/agents.html </w:t>
-      </w:r>
-      <w:r>
-        <w:t>(visited on 08/23/2026).</w:t>
+        <w:rPr>
+          <w:color w:val="auto"/>
+        </w:rPr>
+        <w:t>. 2026. URL:</w:t>
+      </w:r>
+      <w:r>
+        <w:rPr>
+          <w:color w:val="auto"/>
+        </w:rPr>
+        <w:t xml:space="preserve"> </w:t>
+      </w:r>
+      <w:r>
+        <w:rPr>
+          <w:color w:val="0563C1"/>
+        </w:rPr>
+        <w:t>https://docs.aws.amazon.com/bedrock/latest/userguide/agents.html</w:t>
+      </w:r>
+      <w:r>
+        <w:rPr>
+          <w:color w:val="auto"/>
+        </w:rPr>
+        <w:t xml:space="preserve"> (visited on 08/23/2026).</w:t>
       </w:r>
     </w:p>
     <w:p>
@@ -46973,27 +46770,40 @@
         <w:spacing w:after="0"/>
         <w:ind w:left="0" w:right="-94"/>
         <w:jc w:val="left"/>
-      </w:pPr>
-      <w:r>
+        <w:rPr>
+          <w:color w:val="auto"/>
+        </w:rPr>
+      </w:pPr>
+      <w:r>
+        <w:rPr>
+          <w:color w:val="auto"/>
+        </w:rPr>
         <w:t xml:space="preserve">Amazon Web Services. </w:t>
       </w:r>
       <w:r>
         <w:rPr>
           <w:i/>
+          <w:color w:val="auto"/>
         </w:rPr>
         <w:t>Amazon Bedrock Documentation</w:t>
       </w:r>
       <w:r>
+        <w:rPr>
+          <w:color w:val="auto"/>
+        </w:rPr>
         <w:t xml:space="preserve">. 2026. URL: </w:t>
       </w:r>
       <w:r>
         <w:rPr>
-          <w:color w:val="8A0027"/>
-        </w:rPr>
-        <w:t xml:space="preserve">https://aws.amazon. com/bedrock/ </w:t>
-      </w:r>
-      <w:r>
-        <w:t>(visited on 08/23/2026).</w:t>
+          <w:color w:val="0563C1"/>
+        </w:rPr>
+        <w:t>https://aws.amazon.com/bedrock/</w:t>
+      </w:r>
+      <w:r>
+        <w:rPr>
+          <w:color w:val="auto"/>
+        </w:rPr>
+        <w:t xml:space="preserve"> (visited on 08/23/2026).</w:t>
       </w:r>
     </w:p>
     <w:p>
@@ -47008,37 +46818,46 @@
         <w:spacing w:after="0"/>
         <w:ind w:left="0" w:right="-94"/>
         <w:jc w:val="left"/>
-      </w:pPr>
-      <w:r>
+        <w:rPr>
+          <w:color w:val="auto"/>
+        </w:rPr>
+      </w:pPr>
+      <w:r>
+        <w:rPr>
+          <w:color w:val="auto"/>
+        </w:rPr>
         <w:t xml:space="preserve">Amazon Web Services. </w:t>
       </w:r>
       <w:r>
         <w:rPr>
           <w:i/>
+          <w:color w:val="auto"/>
         </w:rPr>
         <w:t>Amazon Bedrock Knowledge Bases Documentation</w:t>
       </w:r>
       <w:r>
+        <w:rPr>
+          <w:color w:val="auto"/>
+        </w:rPr>
         <w:t>. 2026. URL:</w:t>
       </w:r>
-    </w:p>
-    <w:p>
-      <w:pPr>
-        <w:tabs>
-          <w:tab w:val="left" w:pos="567"/>
-        </w:tabs>
-        <w:spacing w:after="0"/>
-        <w:ind w:right="-94"/>
-        <w:jc w:val="left"/>
-      </w:pPr>
-      <w:r>
-        <w:rPr>
-          <w:color w:val="8A0027"/>
-        </w:rPr>
-        <w:t xml:space="preserve">https://docs.aws.amazon.com/bedrock/latest/userguide/knowledge-base.html </w:t>
-      </w:r>
-      <w:r>
-        <w:t>(visited on 08/23/2026).</w:t>
+      <w:r>
+        <w:rPr>
+          <w:color w:val="auto"/>
+        </w:rPr>
+        <w:t xml:space="preserve"> </w:t>
+      </w:r>
+      <w:r>
+        <w:rPr>
+          <w:color w:val="0563C1"/>
+        </w:rPr>
+        <w:t>https://docs.aws.amazon.com/bedrock/latest/userguide/knowledge-base.html</w:t>
+      </w:r>
+      <w:r>
+        <w:rPr>
+          <w:color w:val="auto"/>
+        </w:rPr>
+        <w:t xml:space="preserve"> (visited on 08/23/2026).</w:t>
       </w:r>
     </w:p>
     <w:p>
@@ -47053,28 +46872,40 @@
         <w:spacing w:after="0"/>
         <w:ind w:left="0" w:right="-94"/>
         <w:jc w:val="left"/>
-      </w:pPr>
-      <w:r>
-        <w:lastRenderedPageBreak/>
+        <w:rPr>
+          <w:color w:val="auto"/>
+        </w:rPr>
+      </w:pPr>
+      <w:r>
+        <w:rPr>
+          <w:color w:val="auto"/>
+        </w:rPr>
         <w:t xml:space="preserve">Amazon Web Services. </w:t>
       </w:r>
       <w:r>
         <w:rPr>
           <w:i/>
+          <w:color w:val="auto"/>
         </w:rPr>
         <w:t>Amazon CloudWatch Documentation</w:t>
       </w:r>
       <w:r>
+        <w:rPr>
+          <w:color w:val="auto"/>
+        </w:rPr>
         <w:t xml:space="preserve">. 2026. URL: </w:t>
       </w:r>
       <w:r>
         <w:rPr>
-          <w:color w:val="8A0027"/>
-        </w:rPr>
-        <w:t xml:space="preserve">https : / / aws . amazon.com/cloudwatch/ </w:t>
-      </w:r>
-      <w:r>
-        <w:t>(visited on 08/23/2026).</w:t>
+          <w:color w:val="0563C1"/>
+        </w:rPr>
+        <w:t>https://aws.amazon.com/cloudwatch/</w:t>
+      </w:r>
+      <w:r>
+        <w:rPr>
+          <w:color w:val="auto"/>
+        </w:rPr>
+        <w:t xml:space="preserve"> (visited on 08/23/2026).</w:t>
       </w:r>
     </w:p>
     <w:p>
@@ -47089,26 +46920,39 @@
         <w:spacing w:after="0"/>
         <w:ind w:left="0" w:right="-94"/>
         <w:jc w:val="left"/>
-      </w:pPr>
-      <w:r>
+        <w:rPr>
+          <w:color w:val="auto"/>
+        </w:rPr>
+      </w:pPr>
+      <w:r>
+        <w:rPr>
+          <w:color w:val="auto"/>
+        </w:rPr>
         <w:t xml:space="preserve">Amazon Web Services. </w:t>
       </w:r>
       <w:r>
         <w:rPr>
           <w:i/>
+          <w:color w:val="auto"/>
         </w:rPr>
         <w:t>Amazon ECS Documentation</w:t>
       </w:r>
       <w:r>
+        <w:rPr>
+          <w:color w:val="auto"/>
+        </w:rPr>
         <w:t xml:space="preserve">. 2026. URL: </w:t>
       </w:r>
       <w:r>
         <w:rPr>
-          <w:color w:val="8A0027"/>
-        </w:rPr>
-        <w:t xml:space="preserve">https://aws.amazon.com/ ecs/ </w:t>
-      </w:r>
-      <w:r>
+          <w:color w:val="0563C1"/>
+        </w:rPr>
+        <w:t xml:space="preserve">https://aws.amazon.com/ecs/ </w:t>
+      </w:r>
+      <w:r>
+        <w:rPr>
+          <w:color w:val="auto"/>
+        </w:rPr>
         <w:t>(visited on 08/23/2026).</w:t>
       </w:r>
     </w:p>
@@ -47124,27 +46968,40 @@
         <w:spacing w:after="0"/>
         <w:ind w:left="0" w:right="-94"/>
         <w:jc w:val="left"/>
-      </w:pPr>
-      <w:r>
+        <w:rPr>
+          <w:color w:val="auto"/>
+        </w:rPr>
+      </w:pPr>
+      <w:r>
+        <w:rPr>
+          <w:color w:val="auto"/>
+        </w:rPr>
         <w:t xml:space="preserve">Amazon Web Services. </w:t>
       </w:r>
       <w:r>
         <w:rPr>
           <w:i/>
+          <w:color w:val="auto"/>
         </w:rPr>
         <w:t>Amazon Managed Grafana Documentation</w:t>
       </w:r>
       <w:r>
+        <w:rPr>
+          <w:color w:val="auto"/>
+        </w:rPr>
         <w:t xml:space="preserve">. 2026. URL: </w:t>
       </w:r>
       <w:r>
         <w:rPr>
-          <w:color w:val="8A0027"/>
-        </w:rPr>
-        <w:t xml:space="preserve">https://aws. amazon.com/grafana/ </w:t>
-      </w:r>
-      <w:r>
-        <w:t>(visited on 08/23/2026).</w:t>
+          <w:color w:val="0563C1"/>
+        </w:rPr>
+        <w:t>https://aws.amazon.com/grafana/</w:t>
+      </w:r>
+      <w:r>
+        <w:rPr>
+          <w:color w:val="auto"/>
+        </w:rPr>
+        <w:t xml:space="preserve"> (visited on 08/23/2026).</w:t>
       </w:r>
     </w:p>
     <w:p>
@@ -47159,27 +47016,40 @@
         <w:spacing w:after="0"/>
         <w:ind w:left="0" w:right="-94"/>
         <w:jc w:val="left"/>
-      </w:pPr>
-      <w:r>
+        <w:rPr>
+          <w:color w:val="auto"/>
+        </w:rPr>
+      </w:pPr>
+      <w:r>
+        <w:rPr>
+          <w:color w:val="auto"/>
+        </w:rPr>
         <w:t xml:space="preserve">Amazon Web Services. </w:t>
       </w:r>
       <w:r>
         <w:rPr>
           <w:i/>
+          <w:color w:val="auto"/>
         </w:rPr>
         <w:t>Amazon OpenSearch Service Documentation</w:t>
       </w:r>
       <w:r>
+        <w:rPr>
+          <w:color w:val="auto"/>
+        </w:rPr>
         <w:t xml:space="preserve">. 2026. URL: </w:t>
       </w:r>
       <w:r>
         <w:rPr>
-          <w:color w:val="8A0027"/>
-        </w:rPr>
-        <w:t xml:space="preserve">https:// aws.amazon.com/opensearch-service/ </w:t>
-      </w:r>
-      <w:r>
-        <w:t>(visited on 08/23/2026).</w:t>
+          <w:color w:val="0563C1"/>
+        </w:rPr>
+        <w:t>https://aws.amazon.com/opensearch-service/</w:t>
+      </w:r>
+      <w:r>
+        <w:rPr>
+          <w:color w:val="auto"/>
+        </w:rPr>
+        <w:t xml:space="preserve"> (visited on 08/23/2026).</w:t>
       </w:r>
     </w:p>
     <w:p>
@@ -47194,26 +47064,39 @@
         <w:spacing w:after="0"/>
         <w:ind w:left="0" w:right="-94"/>
         <w:jc w:val="left"/>
-      </w:pPr>
-      <w:r>
+        <w:rPr>
+          <w:color w:val="auto"/>
+        </w:rPr>
+      </w:pPr>
+      <w:r>
+        <w:rPr>
+          <w:color w:val="auto"/>
+        </w:rPr>
         <w:t xml:space="preserve">Amazon Web Services. </w:t>
       </w:r>
       <w:r>
         <w:rPr>
           <w:i/>
+          <w:color w:val="auto"/>
         </w:rPr>
         <w:t>Amazon SNS Documentation</w:t>
       </w:r>
       <w:r>
+        <w:rPr>
+          <w:color w:val="auto"/>
+        </w:rPr>
         <w:t xml:space="preserve">. 2026. URL: </w:t>
       </w:r>
       <w:r>
         <w:rPr>
-          <w:color w:val="8A0027"/>
-        </w:rPr>
-        <w:t xml:space="preserve">https://aws.amazon.com/ sns/ </w:t>
-      </w:r>
-      <w:r>
+          <w:color w:val="0563C1"/>
+        </w:rPr>
+        <w:t xml:space="preserve">https://aws.amazon.com/sns/ </w:t>
+      </w:r>
+      <w:r>
+        <w:rPr>
+          <w:color w:val="auto"/>
+        </w:rPr>
         <w:t>(visited on 08/23/2026).</w:t>
       </w:r>
     </w:p>
@@ -47229,27 +47112,40 @@
         <w:spacing w:after="0"/>
         <w:ind w:left="0" w:right="-94"/>
         <w:jc w:val="left"/>
-      </w:pPr>
-      <w:r>
+        <w:rPr>
+          <w:color w:val="auto"/>
+        </w:rPr>
+      </w:pPr>
+      <w:r>
+        <w:rPr>
+          <w:color w:val="auto"/>
+        </w:rPr>
         <w:t xml:space="preserve">Amazon Web Services. </w:t>
       </w:r>
       <w:r>
         <w:rPr>
           <w:i/>
+          <w:color w:val="auto"/>
         </w:rPr>
         <w:t>Amazon SQS Documentation</w:t>
       </w:r>
       <w:r>
+        <w:rPr>
+          <w:color w:val="auto"/>
+        </w:rPr>
         <w:t xml:space="preserve">. 2026. URL: </w:t>
       </w:r>
       <w:r>
         <w:rPr>
-          <w:color w:val="8A0027"/>
-        </w:rPr>
-        <w:t xml:space="preserve">https://aws.amazon.com/ sqs/ </w:t>
-      </w:r>
-      <w:r>
-        <w:t>(visited on 08/23/2026).</w:t>
+          <w:color w:val="0563C1"/>
+        </w:rPr>
+        <w:t>https://aws.amazon.com/sqs/</w:t>
+      </w:r>
+      <w:r>
+        <w:rPr>
+          <w:color w:val="auto"/>
+        </w:rPr>
+        <w:t xml:space="preserve"> (visited on 08/23/2026).</w:t>
       </w:r>
     </w:p>
     <w:p>
@@ -47264,27 +47160,41 @@
         <w:spacing w:after="0"/>
         <w:ind w:left="0" w:right="-94"/>
         <w:jc w:val="left"/>
-      </w:pPr>
-      <w:r>
+        <w:rPr>
+          <w:color w:val="auto"/>
+        </w:rPr>
+      </w:pPr>
+      <w:r>
+        <w:rPr>
+          <w:color w:val="auto"/>
+        </w:rPr>
+        <w:lastRenderedPageBreak/>
         <w:t xml:space="preserve">Amazon Web Services. </w:t>
       </w:r>
       <w:r>
         <w:rPr>
           <w:i/>
+          <w:color w:val="auto"/>
         </w:rPr>
         <w:t>AWS CloudFormation Documentation</w:t>
       </w:r>
       <w:r>
+        <w:rPr>
+          <w:color w:val="auto"/>
+        </w:rPr>
         <w:t xml:space="preserve">. 2026. URL: </w:t>
       </w:r>
       <w:r>
         <w:rPr>
-          <w:color w:val="8A0027"/>
-        </w:rPr>
-        <w:t xml:space="preserve">https : / / aws . amazon.com/cloudformation/ </w:t>
-      </w:r>
-      <w:r>
-        <w:t>(visited on 08/23/2026).</w:t>
+          <w:color w:val="0563C1"/>
+        </w:rPr>
+        <w:t>https://aws.amazon.com/cloudformation/</w:t>
+      </w:r>
+      <w:r>
+        <w:rPr>
+          <w:color w:val="auto"/>
+        </w:rPr>
+        <w:t xml:space="preserve"> (visited on 08/23/2026).</w:t>
       </w:r>
     </w:p>
     <w:p>
@@ -47299,27 +47209,40 @@
         <w:spacing w:after="0"/>
         <w:ind w:left="0" w:right="-94"/>
         <w:jc w:val="left"/>
-      </w:pPr>
-      <w:r>
+        <w:rPr>
+          <w:color w:val="auto"/>
+        </w:rPr>
+      </w:pPr>
+      <w:r>
+        <w:rPr>
+          <w:color w:val="auto"/>
+        </w:rPr>
         <w:t xml:space="preserve">Amazon Web Services. </w:t>
       </w:r>
       <w:r>
         <w:rPr>
           <w:i/>
+          <w:color w:val="auto"/>
         </w:rPr>
         <w:t>AWS CodeCommit Documentation</w:t>
       </w:r>
       <w:r>
+        <w:rPr>
+          <w:color w:val="auto"/>
+        </w:rPr>
         <w:t xml:space="preserve">. 2026. URL: </w:t>
       </w:r>
       <w:r>
         <w:rPr>
-          <w:color w:val="8A0027"/>
-        </w:rPr>
-        <w:t xml:space="preserve">https://aws.amazon. com/codecommit/ </w:t>
-      </w:r>
-      <w:r>
-        <w:t>(visited on 08/23/2026).</w:t>
+          <w:color w:val="0563C1"/>
+        </w:rPr>
+        <w:t>https://aws.amazon.com/codecommit/</w:t>
+      </w:r>
+      <w:r>
+        <w:rPr>
+          <w:color w:val="auto"/>
+        </w:rPr>
+        <w:t xml:space="preserve"> (visited on 08/23/2026).</w:t>
       </w:r>
     </w:p>
     <w:p>
@@ -47334,27 +47257,40 @@
         <w:spacing w:after="0"/>
         <w:ind w:left="0" w:right="-94"/>
         <w:jc w:val="left"/>
-      </w:pPr>
-      <w:r>
+        <w:rPr>
+          <w:color w:val="auto"/>
+        </w:rPr>
+      </w:pPr>
+      <w:r>
+        <w:rPr>
+          <w:color w:val="auto"/>
+        </w:rPr>
         <w:t xml:space="preserve">Amazon Web Services. </w:t>
       </w:r>
       <w:r>
         <w:rPr>
           <w:i/>
+          <w:color w:val="auto"/>
         </w:rPr>
         <w:t>AWS CodePipeline Documentation</w:t>
       </w:r>
       <w:r>
+        <w:rPr>
+          <w:color w:val="auto"/>
+        </w:rPr>
         <w:t xml:space="preserve">. 2026. URL: </w:t>
       </w:r>
       <w:r>
         <w:rPr>
-          <w:color w:val="8A0027"/>
-        </w:rPr>
-        <w:t xml:space="preserve">https://aws.amazon. com/codepipeline/ </w:t>
-      </w:r>
-      <w:r>
-        <w:t>(visited on 08/23/2026).</w:t>
+          <w:color w:val="0563C1"/>
+        </w:rPr>
+        <w:t>https://aws.amazon.com/codepipeline/</w:t>
+      </w:r>
+      <w:r>
+        <w:rPr>
+          <w:color w:val="auto"/>
+        </w:rPr>
+        <w:t xml:space="preserve"> (visited on 08/23/2026).</w:t>
       </w:r>
     </w:p>
     <w:p>
@@ -47369,27 +47305,40 @@
         <w:spacing w:after="0"/>
         <w:ind w:left="0" w:right="-94"/>
         <w:jc w:val="left"/>
-      </w:pPr>
-      <w:r>
+        <w:rPr>
+          <w:color w:val="auto"/>
+        </w:rPr>
+      </w:pPr>
+      <w:r>
+        <w:rPr>
+          <w:color w:val="auto"/>
+        </w:rPr>
         <w:t xml:space="preserve">Amazon Web Services. </w:t>
       </w:r>
       <w:r>
         <w:rPr>
           <w:i/>
+          <w:color w:val="auto"/>
         </w:rPr>
         <w:t>AWS Distro for OpenTelemetry (ADOT)</w:t>
       </w:r>
       <w:r>
+        <w:rPr>
+          <w:color w:val="auto"/>
+        </w:rPr>
         <w:t xml:space="preserve">. 2026. URL: </w:t>
       </w:r>
       <w:r>
         <w:rPr>
-          <w:color w:val="8A0027"/>
-        </w:rPr>
-        <w:t xml:space="preserve">https://awsotel.github.io/ </w:t>
-      </w:r>
-      <w:r>
-        <w:t>(visited on 08/23/2026).</w:t>
+          <w:color w:val="0563C1"/>
+        </w:rPr>
+        <w:t>https://awsotel.github.io/</w:t>
+      </w:r>
+      <w:r>
+        <w:rPr>
+          <w:color w:val="auto"/>
+        </w:rPr>
+        <w:t xml:space="preserve"> (visited on 08/23/2026).</w:t>
       </w:r>
     </w:p>
     <w:p>
@@ -47404,27 +47353,40 @@
         <w:spacing w:after="0"/>
         <w:ind w:left="0" w:right="-94"/>
         <w:jc w:val="left"/>
-      </w:pPr>
-      <w:r>
+        <w:rPr>
+          <w:color w:val="auto"/>
+        </w:rPr>
+      </w:pPr>
+      <w:r>
+        <w:rPr>
+          <w:color w:val="auto"/>
+        </w:rPr>
         <w:t xml:space="preserve">Amazon Web Services. </w:t>
       </w:r>
       <w:r>
         <w:rPr>
           <w:i/>
+          <w:color w:val="auto"/>
         </w:rPr>
         <w:t>AWS Lambda Documentation</w:t>
       </w:r>
       <w:r>
+        <w:rPr>
+          <w:color w:val="auto"/>
+        </w:rPr>
         <w:t xml:space="preserve">. 2026. URL: </w:t>
       </w:r>
       <w:r>
         <w:rPr>
-          <w:color w:val="8A0027"/>
-        </w:rPr>
-        <w:t xml:space="preserve">https://aws.amazon.com/ lambda/ </w:t>
-      </w:r>
-      <w:r>
-        <w:t>(visited on 08/23/2026).</w:t>
+          <w:color w:val="0563C1"/>
+        </w:rPr>
+        <w:t>https://aws.amazon.com/lambda/</w:t>
+      </w:r>
+      <w:r>
+        <w:rPr>
+          <w:color w:val="auto"/>
+        </w:rPr>
+        <w:t xml:space="preserve"> (visited on 08/23/2026).</w:t>
       </w:r>
     </w:p>
     <w:p>
@@ -47439,27 +47401,40 @@
         <w:spacing w:after="0"/>
         <w:ind w:left="0" w:right="-94"/>
         <w:jc w:val="left"/>
-      </w:pPr>
-      <w:r>
+        <w:rPr>
+          <w:color w:val="auto"/>
+        </w:rPr>
+      </w:pPr>
+      <w:r>
+        <w:rPr>
+          <w:color w:val="auto"/>
+        </w:rPr>
         <w:t xml:space="preserve">Amazon Web Services. </w:t>
       </w:r>
       <w:r>
         <w:rPr>
           <w:i/>
+          <w:color w:val="auto"/>
         </w:rPr>
         <w:t>AWS Lambda Powertools for Python</w:t>
       </w:r>
       <w:r>
+        <w:rPr>
+          <w:color w:val="auto"/>
+        </w:rPr>
         <w:t xml:space="preserve">. 2026. URL: </w:t>
       </w:r>
       <w:r>
         <w:rPr>
-          <w:color w:val="8A0027"/>
-        </w:rPr>
-        <w:t xml:space="preserve">https : / / docs . powertools.aws.dev/lambda/python/ </w:t>
-      </w:r>
-      <w:r>
-        <w:t>(visited on 08/23/2026).</w:t>
+          <w:color w:val="0563C1"/>
+        </w:rPr>
+        <w:t>https://docs.powertools.aws.dev/lambda/python/</w:t>
+      </w:r>
+      <w:r>
+        <w:rPr>
+          <w:color w:val="auto"/>
+        </w:rPr>
+        <w:t xml:space="preserve"> (visited on 08/23/2026).</w:t>
       </w:r>
     </w:p>
     <w:p>
@@ -47474,27 +47449,40 @@
         <w:spacing w:after="0"/>
         <w:ind w:left="0" w:right="-94"/>
         <w:jc w:val="left"/>
-      </w:pPr>
-      <w:r>
+        <w:rPr>
+          <w:color w:val="auto"/>
+        </w:rPr>
+      </w:pPr>
+      <w:r>
+        <w:rPr>
+          <w:color w:val="auto"/>
+        </w:rPr>
         <w:t xml:space="preserve">Amazon Web Services. </w:t>
       </w:r>
       <w:r>
         <w:rPr>
           <w:i/>
+          <w:color w:val="auto"/>
         </w:rPr>
         <w:t>AWS X-Ray Documentation</w:t>
       </w:r>
       <w:r>
+        <w:rPr>
+          <w:color w:val="auto"/>
+        </w:rPr>
         <w:t xml:space="preserve">. 2026. URL: </w:t>
       </w:r>
       <w:r>
         <w:rPr>
-          <w:color w:val="8A0027"/>
-        </w:rPr>
-        <w:t xml:space="preserve">https://aws.amazon.com/ xray/ </w:t>
-      </w:r>
-      <w:r>
-        <w:t>(visited on 08/23/2026).</w:t>
+          <w:color w:val="0563C1"/>
+        </w:rPr>
+        <w:t>https://aws.amazon.com/xray/</w:t>
+      </w:r>
+      <w:r>
+        <w:rPr>
+          <w:color w:val="auto"/>
+        </w:rPr>
+        <w:t xml:space="preserve"> (visited on 08/23/2026).</w:t>
       </w:r>
     </w:p>
     <w:p>
@@ -47509,43 +47497,40 @@
         <w:spacing w:after="0"/>
         <w:ind w:left="0" w:right="-94"/>
         <w:jc w:val="left"/>
-      </w:pPr>
-      <w:r>
+        <w:rPr>
+          <w:color w:val="auto"/>
+        </w:rPr>
+      </w:pPr>
+      <w:r>
+        <w:rPr>
+          <w:color w:val="auto"/>
+        </w:rPr>
         <w:t xml:space="preserve">Amazon Web Services. </w:t>
       </w:r>
       <w:r>
         <w:rPr>
           <w:i/>
+          <w:color w:val="auto"/>
         </w:rPr>
         <w:t>CloudWatch Logs Insights Query Syntax</w:t>
       </w:r>
       <w:r>
+        <w:rPr>
+          <w:color w:val="auto"/>
+        </w:rPr>
         <w:t xml:space="preserve">. 2026. URL: </w:t>
       </w:r>
       <w:r>
         <w:rPr>
-          <w:color w:val="8A0027"/>
-        </w:rPr>
-        <w:t>https://docs.</w:t>
-      </w:r>
-    </w:p>
-    <w:p>
-      <w:pPr>
-        <w:tabs>
-          <w:tab w:val="left" w:pos="567"/>
-        </w:tabs>
-        <w:spacing w:after="0"/>
-        <w:ind w:right="-94"/>
-        <w:jc w:val="left"/>
-      </w:pPr>
-      <w:r>
-        <w:rPr>
-          <w:color w:val="8A0027"/>
-        </w:rPr>
-        <w:t xml:space="preserve">aws.amazon.com/AmazonCloudWatch/latest/logs/AnalyzingLogData.html </w:t>
-      </w:r>
-      <w:r>
-        <w:t>(visited on 08/23/2026).</w:t>
+          <w:color w:val="0563C1"/>
+        </w:rPr>
+        <w:t>https://docs.aws.amazon.com/AmazonCloudWatch/latest/logs/AnalyzingLogData.html</w:t>
+      </w:r>
+      <w:r>
+        <w:rPr>
+          <w:color w:val="auto"/>
+        </w:rPr>
+        <w:t xml:space="preserve"> (visited on 08/23/2026).</w:t>
       </w:r>
     </w:p>
     <w:p>
@@ -47560,44 +47545,40 @@
         <w:spacing w:after="0"/>
         <w:ind w:left="0" w:right="-94"/>
         <w:jc w:val="left"/>
-      </w:pPr>
-      <w:r>
-        <w:lastRenderedPageBreak/>
+        <w:rPr>
+          <w:color w:val="auto"/>
+        </w:rPr>
+      </w:pPr>
+      <w:r>
+        <w:rPr>
+          <w:color w:val="auto"/>
+        </w:rPr>
         <w:t xml:space="preserve">Amazon Web Services. </w:t>
       </w:r>
       <w:r>
         <w:rPr>
           <w:i/>
+          <w:color w:val="auto"/>
         </w:rPr>
         <w:t>CloudWatch Metrics Insights SQL Syntax</w:t>
       </w:r>
       <w:r>
+        <w:rPr>
+          <w:color w:val="auto"/>
+        </w:rPr>
         <w:t xml:space="preserve">. 2026. URL: </w:t>
       </w:r>
       <w:r>
         <w:rPr>
-          <w:color w:val="8A0027"/>
-        </w:rPr>
-        <w:t>https://docs.</w:t>
-      </w:r>
-    </w:p>
-    <w:p>
-      <w:pPr>
-        <w:tabs>
-          <w:tab w:val="left" w:pos="567"/>
-        </w:tabs>
-        <w:spacing w:after="0"/>
-        <w:ind w:right="-94"/>
-        <w:jc w:val="left"/>
-      </w:pPr>
-      <w:r>
-        <w:rPr>
-          <w:color w:val="8A0027"/>
-        </w:rPr>
-        <w:t xml:space="preserve">aws.amazon.com/AmazonCloudWatch/latest/monitoring/cloudwatch-metrics-insightssyntax.html </w:t>
-      </w:r>
-      <w:r>
-        <w:t>(visited on 08/23/2026).</w:t>
+          <w:color w:val="0563C1"/>
+        </w:rPr>
+        <w:t>https://docs.aws.amazon.com/AmazonCloudWatch/latest/monitoring/cloudwatch-metrics-insightssyntax.html</w:t>
+      </w:r>
+      <w:r>
+        <w:rPr>
+          <w:color w:val="auto"/>
+        </w:rPr>
+        <w:t xml:space="preserve"> (visited on 08/23/2026).</w:t>
       </w:r>
     </w:p>
     <w:p>
@@ -47612,26 +47593,39 @@
         <w:spacing w:after="0"/>
         <w:ind w:left="0" w:right="-94"/>
         <w:jc w:val="left"/>
-      </w:pPr>
-      <w:r>
+        <w:rPr>
+          <w:color w:val="auto"/>
+        </w:rPr>
+      </w:pPr>
+      <w:r>
+        <w:rPr>
+          <w:color w:val="auto"/>
+        </w:rPr>
         <w:t xml:space="preserve">Amazon Web Services. </w:t>
       </w:r>
       <w:r>
         <w:rPr>
           <w:i/>
+          <w:color w:val="auto"/>
         </w:rPr>
         <w:t>Kiro: AI-Powered Development Environment</w:t>
       </w:r>
       <w:r>
+        <w:rPr>
+          <w:color w:val="auto"/>
+        </w:rPr>
         <w:t xml:space="preserve">. 2026. URL: </w:t>
       </w:r>
       <w:r>
         <w:rPr>
-          <w:color w:val="8A0027"/>
-        </w:rPr>
-        <w:t xml:space="preserve">https:// kiro.dev/ </w:t>
-      </w:r>
-      <w:r>
+          <w:color w:val="0563C1"/>
+        </w:rPr>
+        <w:t xml:space="preserve">https://kiro.dev/ </w:t>
+      </w:r>
+      <w:r>
+        <w:rPr>
+          <w:color w:val="auto"/>
+        </w:rPr>
         <w:t>(visited on 08/23/2026).</w:t>
       </w:r>
     </w:p>
@@ -47647,27 +47641,40 @@
         <w:spacing w:after="0"/>
         <w:ind w:left="0" w:right="-94"/>
         <w:jc w:val="left"/>
-      </w:pPr>
-      <w:r>
+        <w:rPr>
+          <w:color w:val="auto"/>
+        </w:rPr>
+      </w:pPr>
+      <w:r>
+        <w:rPr>
+          <w:color w:val="auto"/>
+        </w:rPr>
         <w:t xml:space="preserve">Amazon Web Services. </w:t>
       </w:r>
       <w:r>
         <w:rPr>
           <w:i/>
+          <w:color w:val="auto"/>
         </w:rPr>
         <w:t>Office Hours: Grafana Setup on AWS | Amazon Managed Grafana</w:t>
       </w:r>
       <w:r>
+        <w:rPr>
+          <w:color w:val="auto"/>
+        </w:rPr>
         <w:t xml:space="preserve">. 2026. URL: </w:t>
       </w:r>
       <w:r>
         <w:rPr>
-          <w:color w:val="8A0027"/>
-        </w:rPr>
-        <w:t xml:space="preserve">https://www.youtube.com/watch?v=3lGMahpDYmA </w:t>
-      </w:r>
-      <w:r>
-        <w:t>(visited on 08/23/2026).</w:t>
+          <w:color w:val="0563C1"/>
+        </w:rPr>
+        <w:t>https://www.youtube.com/watch?v=3lGMahpDYmA</w:t>
+      </w:r>
+      <w:r>
+        <w:rPr>
+          <w:color w:val="auto"/>
+        </w:rPr>
+        <w:t xml:space="preserve"> (visited on 08/23/2026).</w:t>
       </w:r>
     </w:p>
     <w:p>
@@ -47682,26 +47689,39 @@
         <w:spacing w:after="0"/>
         <w:ind w:left="0" w:right="-94"/>
         <w:jc w:val="left"/>
-      </w:pPr>
-      <w:r>
+        <w:rPr>
+          <w:color w:val="auto"/>
+        </w:rPr>
+      </w:pPr>
+      <w:r>
+        <w:rPr>
+          <w:color w:val="auto"/>
+        </w:rPr>
         <w:t xml:space="preserve">Amazon Web Services. </w:t>
       </w:r>
       <w:r>
         <w:rPr>
           <w:i/>
+          <w:color w:val="auto"/>
         </w:rPr>
         <w:t>Set Up AWS X-Ray as a Data Source Plugin for Amazon Managed Grafana</w:t>
       </w:r>
       <w:r>
+        <w:rPr>
+          <w:color w:val="auto"/>
+        </w:rPr>
         <w:t xml:space="preserve">. 2026. URL: </w:t>
       </w:r>
       <w:r>
         <w:rPr>
-          <w:color w:val="8A0027"/>
-        </w:rPr>
-        <w:t xml:space="preserve">https : / / www. youtube . com / watch ? v = 4C94AtJGcxk </w:t>
-      </w:r>
-      <w:r>
+          <w:color w:val="0563C1"/>
+        </w:rPr>
+        <w:t xml:space="preserve">https://www.youtube.com/watch?v=4C94AtJGcxk </w:t>
+      </w:r>
+      <w:r>
+        <w:rPr>
+          <w:color w:val="auto"/>
+        </w:rPr>
         <w:t>(visited on 08/23/2026).</w:t>
       </w:r>
     </w:p>
@@ -47717,27 +47737,46 @@
         <w:spacing w:after="0"/>
         <w:ind w:left="0" w:right="-94"/>
         <w:jc w:val="left"/>
-      </w:pPr>
-      <w:r>
+        <w:rPr>
+          <w:color w:val="auto"/>
+        </w:rPr>
+      </w:pPr>
+      <w:r>
+        <w:rPr>
+          <w:color w:val="auto"/>
+        </w:rPr>
         <w:t xml:space="preserve">Anthropic. </w:t>
       </w:r>
       <w:r>
         <w:rPr>
           <w:i/>
+          <w:color w:val="auto"/>
         </w:rPr>
         <w:t>Claude: AI Assistant</w:t>
       </w:r>
       <w:r>
-        <w:t xml:space="preserve">. 2026. URL: </w:t>
-      </w:r>
-      <w:r>
-        <w:rPr>
-          <w:color w:val="8A0027"/>
-        </w:rPr>
-        <w:t xml:space="preserve">https://www.anthropic.com/claude </w:t>
-      </w:r>
-      <w:r>
-        <w:t>(visited on 08/23/2026).</w:t>
+        <w:rPr>
+          <w:color w:val="auto"/>
+        </w:rPr>
+        <w:t>. 2026. URL</w:t>
+      </w:r>
+      <w:r>
+        <w:rPr>
+          <w:color w:val="auto"/>
+        </w:rPr>
+        <w:t xml:space="preserve">: </w:t>
+      </w:r>
+      <w:r>
+        <w:rPr>
+          <w:color w:val="0563C1"/>
+        </w:rPr>
+        <w:t>https://www.anthropic.com/claude</w:t>
+      </w:r>
+      <w:r>
+        <w:rPr>
+          <w:color w:val="auto"/>
+        </w:rPr>
+        <w:t xml:space="preserve"> (visited on 08/23/2026).</w:t>
       </w:r>
     </w:p>
     <w:p>
@@ -47752,26 +47791,40 @@
         <w:spacing w:after="0"/>
         <w:ind w:left="0" w:right="-94"/>
         <w:jc w:val="left"/>
-      </w:pPr>
-      <w:r>
+        <w:rPr>
+          <w:color w:val="auto"/>
+        </w:rPr>
+      </w:pPr>
+      <w:r>
+        <w:rPr>
+          <w:color w:val="auto"/>
+        </w:rPr>
+        <w:lastRenderedPageBreak/>
         <w:t xml:space="preserve">Astral. </w:t>
       </w:r>
       <w:r>
         <w:rPr>
           <w:i/>
+          <w:color w:val="auto"/>
         </w:rPr>
         <w:t>Ruff: Python Linter and Formatter</w:t>
       </w:r>
       <w:r>
+        <w:rPr>
+          <w:color w:val="auto"/>
+        </w:rPr>
         <w:t xml:space="preserve">. 2026. URL: </w:t>
       </w:r>
       <w:r>
         <w:rPr>
-          <w:color w:val="8A0027"/>
+          <w:color w:val="0563C1"/>
         </w:rPr>
         <w:t xml:space="preserve">https://docs.astral.sh/ruff/ </w:t>
       </w:r>
       <w:r>
+        <w:rPr>
+          <w:color w:val="auto"/>
+        </w:rPr>
         <w:t>(visited on 08/23/2026).</w:t>
       </w:r>
     </w:p>
@@ -47787,27 +47840,40 @@
         <w:spacing w:after="0"/>
         <w:ind w:left="0" w:right="-94"/>
         <w:jc w:val="left"/>
-      </w:pPr>
-      <w:r>
+        <w:rPr>
+          <w:color w:val="auto"/>
+        </w:rPr>
+      </w:pPr>
+      <w:r>
+        <w:rPr>
+          <w:color w:val="auto"/>
+        </w:rPr>
         <w:t xml:space="preserve">Astral. </w:t>
       </w:r>
       <w:r>
         <w:rPr>
           <w:i/>
+          <w:color w:val="auto"/>
         </w:rPr>
         <w:t>uv: Python Package and Project Manager</w:t>
       </w:r>
       <w:r>
+        <w:rPr>
+          <w:color w:val="auto"/>
+        </w:rPr>
         <w:t xml:space="preserve">. 2026. URL: </w:t>
       </w:r>
       <w:r>
         <w:rPr>
-          <w:color w:val="8A0027"/>
-        </w:rPr>
-        <w:t xml:space="preserve">https://docs.astral.sh/uv/ </w:t>
-      </w:r>
-      <w:r>
-        <w:t>(visited on 08/23/2026).</w:t>
+          <w:color w:val="0563C1"/>
+        </w:rPr>
+        <w:t>https://docs.astral.sh/uv/</w:t>
+      </w:r>
+      <w:r>
+        <w:rPr>
+          <w:color w:val="auto"/>
+        </w:rPr>
+        <w:t xml:space="preserve"> (visited on 08/23/2026).</w:t>
       </w:r>
     </w:p>
     <w:p>
@@ -47822,27 +47888,40 @@
         <w:spacing w:after="0"/>
         <w:ind w:left="0" w:right="-94"/>
         <w:jc w:val="left"/>
-      </w:pPr>
-      <w:r>
+        <w:rPr>
+          <w:color w:val="auto"/>
+        </w:rPr>
+      </w:pPr>
+      <w:r>
+        <w:rPr>
+          <w:color w:val="auto"/>
+        </w:rPr>
         <w:t xml:space="preserve">Atlassian. </w:t>
       </w:r>
       <w:r>
         <w:rPr>
           <w:i/>
+          <w:color w:val="auto"/>
         </w:rPr>
         <w:t>Bitbucket: Git Code Management</w:t>
       </w:r>
       <w:r>
+        <w:rPr>
+          <w:color w:val="auto"/>
+        </w:rPr>
         <w:t xml:space="preserve">. 2026. URL: </w:t>
       </w:r>
       <w:r>
         <w:rPr>
-          <w:color w:val="8A0027"/>
-        </w:rPr>
-        <w:t xml:space="preserve">https://bitbucket.org/ </w:t>
-      </w:r>
-      <w:r>
-        <w:t>(visited on 08/23/2026).</w:t>
+          <w:color w:val="0563C1"/>
+        </w:rPr>
+        <w:t>https://bitbucket.org/</w:t>
+      </w:r>
+      <w:r>
+        <w:rPr>
+          <w:color w:val="auto"/>
+        </w:rPr>
+        <w:t xml:space="preserve"> (visited on 08/23/2026).</w:t>
       </w:r>
     </w:p>
     <w:p>
@@ -47857,27 +47936,40 @@
         <w:spacing w:after="0"/>
         <w:ind w:left="0" w:right="-94"/>
         <w:jc w:val="left"/>
-      </w:pPr>
-      <w:r>
+        <w:rPr>
+          <w:color w:val="auto"/>
+        </w:rPr>
+      </w:pPr>
+      <w:r>
+        <w:rPr>
+          <w:color w:val="auto"/>
+        </w:rPr>
         <w:t xml:space="preserve">Atlassian. </w:t>
       </w:r>
       <w:r>
         <w:rPr>
           <w:i/>
+          <w:color w:val="auto"/>
         </w:rPr>
         <w:t>Confluence: Team Collaboration Software</w:t>
       </w:r>
       <w:r>
+        <w:rPr>
+          <w:color w:val="auto"/>
+        </w:rPr>
         <w:t xml:space="preserve">. 2026. URL: </w:t>
       </w:r>
       <w:r>
         <w:rPr>
-          <w:color w:val="8A0027"/>
-        </w:rPr>
-        <w:t xml:space="preserve">https://www.atlassian. com/software/confluence </w:t>
-      </w:r>
-      <w:r>
-        <w:t>(visited on 08/23/2026).</w:t>
+          <w:color w:val="0563C1"/>
+        </w:rPr>
+        <w:t>https://www.atlassian.com/software/confluence</w:t>
+      </w:r>
+      <w:r>
+        <w:rPr>
+          <w:color w:val="auto"/>
+        </w:rPr>
+        <w:t xml:space="preserve"> (visited on 08/23/2026).</w:t>
       </w:r>
     </w:p>
     <w:p>
@@ -47892,27 +47984,40 @@
         <w:spacing w:after="0"/>
         <w:ind w:left="0" w:right="-94"/>
         <w:jc w:val="left"/>
-      </w:pPr>
-      <w:r>
+        <w:rPr>
+          <w:color w:val="auto"/>
+        </w:rPr>
+      </w:pPr>
+      <w:r>
+        <w:rPr>
+          <w:color w:val="auto"/>
+        </w:rPr>
         <w:t xml:space="preserve">Atlassian. </w:t>
       </w:r>
       <w:r>
         <w:rPr>
           <w:i/>
+          <w:color w:val="auto"/>
         </w:rPr>
         <w:t>Jira: Project Management Software</w:t>
       </w:r>
       <w:r>
+        <w:rPr>
+          <w:color w:val="auto"/>
+        </w:rPr>
         <w:t xml:space="preserve">. 2026. URL: </w:t>
       </w:r>
       <w:r>
         <w:rPr>
-          <w:color w:val="8A0027"/>
-        </w:rPr>
-        <w:t xml:space="preserve">https://www.atlassian.com/ software/jira </w:t>
-      </w:r>
-      <w:r>
-        <w:t>(visited on 08/23/2026).</w:t>
+          <w:color w:val="0563C1"/>
+        </w:rPr>
+        <w:t>https://www.atlassian.com/software/jira</w:t>
+      </w:r>
+      <w:r>
+        <w:rPr>
+          <w:color w:val="auto"/>
+        </w:rPr>
+        <w:t xml:space="preserve"> (visited on 08/23/2026).</w:t>
       </w:r>
     </w:p>
     <w:p>
@@ -47927,26 +48032,45 @@
         <w:spacing w:after="0"/>
         <w:ind w:left="0" w:right="-94"/>
         <w:jc w:val="left"/>
-      </w:pPr>
-      <w:r>
+        <w:rPr>
+          <w:color w:val="auto"/>
+        </w:rPr>
+      </w:pPr>
+      <w:r>
+        <w:rPr>
+          <w:color w:val="auto"/>
+        </w:rPr>
         <w:t xml:space="preserve">Grafana Labs. </w:t>
       </w:r>
       <w:r>
         <w:rPr>
           <w:i/>
+          <w:color w:val="auto"/>
         </w:rPr>
         <w:t>Grafana: Open Observability Platform</w:t>
       </w:r>
       <w:r>
+        <w:rPr>
+          <w:color w:val="auto"/>
+        </w:rPr>
         <w:t xml:space="preserve">. 2026. URL: </w:t>
       </w:r>
       <w:r>
         <w:rPr>
-          <w:color w:val="8A0027"/>
-        </w:rPr>
-        <w:t xml:space="preserve">https:// grafana.com/ </w:t>
-      </w:r>
-      <w:r>
+          <w:color w:val="0563C1"/>
+        </w:rPr>
+        <w:t>https:// grafana.com/</w:t>
+      </w:r>
+      <w:r>
+        <w:rPr>
+          <w:color w:val="auto"/>
+        </w:rPr>
+        <w:t xml:space="preserve"> </w:t>
+      </w:r>
+      <w:r>
+        <w:rPr>
+          <w:color w:val="auto"/>
+        </w:rPr>
         <w:t>(visited on 08/23/2026).</w:t>
       </w:r>
     </w:p>
@@ -47962,27 +48086,40 @@
         <w:spacing w:after="0"/>
         <w:ind w:left="0" w:right="-94"/>
         <w:jc w:val="left"/>
-      </w:pPr>
-      <w:r>
+        <w:rPr>
+          <w:color w:val="auto"/>
+        </w:rPr>
+      </w:pPr>
+      <w:r>
+        <w:rPr>
+          <w:color w:val="auto"/>
+        </w:rPr>
         <w:t xml:space="preserve">Hynek Schlawack. </w:t>
       </w:r>
       <w:r>
         <w:rPr>
           <w:i/>
+          <w:color w:val="auto"/>
         </w:rPr>
         <w:t>structlog: Structured Logging for Python</w:t>
       </w:r>
       <w:r>
+        <w:rPr>
+          <w:color w:val="auto"/>
+        </w:rPr>
         <w:t xml:space="preserve">. 2026. URL: </w:t>
       </w:r>
       <w:r>
         <w:rPr>
-          <w:color w:val="8A0027"/>
-        </w:rPr>
-        <w:t xml:space="preserve">https : / / www. structlog.org/ </w:t>
-      </w:r>
-      <w:r>
-        <w:t>(visited on 08/23/2026).</w:t>
+          <w:color w:val="0563C1"/>
+        </w:rPr>
+        <w:t>https://www.structlog.org/</w:t>
+      </w:r>
+      <w:r>
+        <w:rPr>
+          <w:color w:val="auto"/>
+        </w:rPr>
+        <w:t xml:space="preserve"> (visited on 08/23/2026).</w:t>
       </w:r>
     </w:p>
     <w:p>
@@ -47997,38 +48134,53 @@
         <w:spacing w:after="0"/>
         <w:ind w:left="0" w:right="-94"/>
         <w:jc w:val="left"/>
-      </w:pPr>
-      <w:r>
+        <w:rPr>
+          <w:color w:val="auto"/>
+        </w:rPr>
+      </w:pPr>
+      <w:r>
+        <w:rPr>
+          <w:color w:val="auto"/>
+        </w:rPr>
         <w:t xml:space="preserve">LibreChat. </w:t>
       </w:r>
       <w:r>
         <w:rPr>
           <w:i/>
+          <w:color w:val="auto"/>
         </w:rPr>
         <w:t xml:space="preserve">LibreChat: </w:t>
       </w:r>
       <w:r>
         <w:rPr>
           <w:i/>
+          <w:color w:val="auto"/>
         </w:rPr>
         <w:t>Open-Source</w:t>
       </w:r>
       <w:r>
         <w:rPr>
           <w:i/>
+          <w:color w:val="auto"/>
         </w:rPr>
         <w:t xml:space="preserve"> AI Chat Platform</w:t>
       </w:r>
       <w:r>
+        <w:rPr>
+          <w:color w:val="auto"/>
+        </w:rPr>
         <w:t xml:space="preserve">. 2026. URL: </w:t>
       </w:r>
       <w:r>
         <w:rPr>
-          <w:color w:val="8A0027"/>
+          <w:color w:val="0563C1"/>
         </w:rPr>
         <w:t xml:space="preserve">https://www.librechat.ai/ </w:t>
       </w:r>
       <w:r>
+        <w:rPr>
+          <w:color w:val="auto"/>
+        </w:rPr>
         <w:t>(visited on 08/23/2026).</w:t>
       </w:r>
     </w:p>
@@ -48044,28 +48196,40 @@
         <w:spacing w:after="0"/>
         <w:ind w:left="0" w:right="-94"/>
         <w:jc w:val="left"/>
-      </w:pPr>
-      <w:r>
-        <w:lastRenderedPageBreak/>
+        <w:rPr>
+          <w:color w:val="auto"/>
+        </w:rPr>
+      </w:pPr>
+      <w:r>
+        <w:rPr>
+          <w:color w:val="auto"/>
+        </w:rPr>
         <w:t xml:space="preserve">Pydantic. </w:t>
       </w:r>
       <w:r>
         <w:rPr>
           <w:i/>
+          <w:color w:val="auto"/>
         </w:rPr>
         <w:t>Pydantic: Data Validation Library</w:t>
       </w:r>
       <w:r>
+        <w:rPr>
+          <w:color w:val="auto"/>
+        </w:rPr>
         <w:t xml:space="preserve">. 2026. URL: </w:t>
       </w:r>
       <w:r>
         <w:rPr>
-          <w:color w:val="8A0027"/>
-        </w:rPr>
-        <w:t xml:space="preserve">https://docs.pydantic.dev/ </w:t>
-      </w:r>
-      <w:r>
-        <w:t>(visited on 08/23/2026).</w:t>
+          <w:color w:val="0563C1"/>
+        </w:rPr>
+        <w:t>https://docs.pydantic.dev/</w:t>
+      </w:r>
+      <w:r>
+        <w:rPr>
+          <w:color w:val="auto"/>
+        </w:rPr>
+        <w:t xml:space="preserve"> (visited on 08/23/2026).</w:t>
       </w:r>
     </w:p>
     <w:p>
@@ -48080,27 +48244,40 @@
         <w:spacing w:after="0"/>
         <w:ind w:left="0" w:right="-94"/>
         <w:jc w:val="left"/>
-      </w:pPr>
-      <w:r>
+        <w:rPr>
+          <w:color w:val="auto"/>
+        </w:rPr>
+      </w:pPr>
+      <w:r>
+        <w:rPr>
+          <w:color w:val="auto"/>
+        </w:rPr>
         <w:t xml:space="preserve">pytest Development Team. </w:t>
       </w:r>
       <w:r>
         <w:rPr>
           <w:i/>
+          <w:color w:val="auto"/>
         </w:rPr>
         <w:t>pytest: Python Testing Framework</w:t>
       </w:r>
       <w:r>
+        <w:rPr>
+          <w:color w:val="auto"/>
+        </w:rPr>
         <w:t xml:space="preserve">. 2026. URL: </w:t>
       </w:r>
       <w:r>
         <w:rPr>
-          <w:color w:val="8A0027"/>
-        </w:rPr>
-        <w:t xml:space="preserve">https://docs. pytest.org/ </w:t>
-      </w:r>
-      <w:r>
-        <w:t>(visited on 08/23/2026).</w:t>
+          <w:color w:val="0563C1"/>
+        </w:rPr>
+        <w:t>https://docs.pytest.org/</w:t>
+      </w:r>
+      <w:r>
+        <w:rPr>
+          <w:color w:val="auto"/>
+        </w:rPr>
+        <w:t xml:space="preserve"> (visited on 08/23/2026).</w:t>
       </w:r>
     </w:p>
     <w:p>
@@ -48115,27 +48292,40 @@
         <w:spacing w:after="0"/>
         <w:ind w:left="0" w:right="-94"/>
         <w:jc w:val="left"/>
-      </w:pPr>
-      <w:r>
+        <w:rPr>
+          <w:color w:val="auto"/>
+        </w:rPr>
+      </w:pPr>
+      <w:r>
+        <w:rPr>
+          <w:color w:val="auto"/>
+        </w:rPr>
         <w:t xml:space="preserve">Python Software Foundation. </w:t>
       </w:r>
       <w:r>
         <w:rPr>
           <w:i/>
+          <w:color w:val="auto"/>
         </w:rPr>
         <w:t>Python Programming Language</w:t>
       </w:r>
       <w:r>
+        <w:rPr>
+          <w:color w:val="auto"/>
+        </w:rPr>
         <w:t xml:space="preserve">. 2026. URL: </w:t>
       </w:r>
       <w:r>
         <w:rPr>
-          <w:color w:val="8A0027"/>
-        </w:rPr>
-        <w:t xml:space="preserve">https://www. python.org/ </w:t>
-      </w:r>
-      <w:r>
-        <w:t>(visited on 08/23/2026).</w:t>
+          <w:color w:val="0563C1"/>
+        </w:rPr>
+        <w:t>https://www.python.org/</w:t>
+      </w:r>
+      <w:r>
+        <w:rPr>
+          <w:color w:val="auto"/>
+        </w:rPr>
+        <w:t xml:space="preserve"> (visited on 08/23/2026).</w:t>
       </w:r>
     </w:p>
     <w:p>
@@ -48150,43 +48340,40 @@
         <w:spacing w:after="0"/>
         <w:ind w:left="0" w:right="-94"/>
         <w:jc w:val="left"/>
-      </w:pPr>
-      <w:r>
+        <w:rPr>
+          <w:color w:val="auto"/>
+        </w:rPr>
+      </w:pPr>
+      <w:r>
+        <w:rPr>
+          <w:color w:val="auto"/>
+        </w:rPr>
         <w:t xml:space="preserve">Sebastián Ramírez. </w:t>
       </w:r>
       <w:r>
         <w:rPr>
           <w:i/>
+          <w:color w:val="auto"/>
         </w:rPr>
         <w:t>FastAPI: Modern Python Web Framework</w:t>
       </w:r>
       <w:r>
+        <w:rPr>
+          <w:color w:val="auto"/>
+        </w:rPr>
         <w:t xml:space="preserve">. 2026. URL: </w:t>
       </w:r>
       <w:r>
         <w:rPr>
-          <w:color w:val="8A0027"/>
-        </w:rPr>
-        <w:t>https://fastapi.</w:t>
-      </w:r>
-    </w:p>
-    <w:p>
-      <w:pPr>
-        <w:tabs>
-          <w:tab w:val="left" w:pos="567"/>
-        </w:tabs>
-        <w:spacing w:after="0"/>
-        <w:ind w:right="-94"/>
-        <w:jc w:val="left"/>
-      </w:pPr>
-      <w:r>
-        <w:rPr>
-          <w:color w:val="8A0027"/>
-        </w:rPr>
-        <w:t xml:space="preserve">tiangolo.com/ </w:t>
-      </w:r>
-      <w:r>
-        <w:t>(visited on 08/23/2026).</w:t>
+          <w:color w:val="0563C1"/>
+        </w:rPr>
+        <w:t>https://fastapi.tiangolo.com/</w:t>
+      </w:r>
+      <w:r>
+        <w:rPr>
+          <w:color w:val="auto"/>
+        </w:rPr>
+        <w:t xml:space="preserve"> (visited on 08/23/2026).</w:t>
       </w:r>
     </w:p>
     <w:sectPr>
@@ -48227,16 +48414,6 @@
 </file>
 
 <file path=word/footer1.xml><?xml version="1.0" encoding="utf-8"?>
-<w:ftr xmlns:wpc="http://schemas.microsoft.com/office/word/2010/wordprocessingCanvas" xmlns:cx="http://schemas.microsoft.com/office/drawing/2014/chartex" xmlns:cx1="http://schemas.microsoft.com/office/drawing/2015/9/8/chartex" xmlns:cx2="http://schemas.microsoft.com/office/drawing/2015/10/21/chartex" xmlns:cx3="http://schemas.microsoft.com/office/drawing/2016/5/9/chartex" xmlns:cx4="http://schemas.microsoft.com/office/drawing/2016/5/10/chartex" xmlns:cx5="http://schemas.microsoft.com/office/drawing/2016/5/11/chartex" xmlns:cx6="http://schemas.microsoft.com/office/drawing/2016/5/12/chartex" xmlns:cx7="http://schemas.microsoft.com/office/drawing/2016/5/13/chartex" xmlns:cx8="http://schemas.microsoft.com/office/drawing/2016/5/14/chartex" xmlns:mc="http://schemas.openxmlformats.org/markup-compatibility/2006" xmlns:aink="http://schemas.microsoft.com/office/drawing/2016/ink" xmlns:am3d="http://schemas.microsoft.com/office/drawing/2017/model3d" xmlns:o="urn:schemas-microsoft-com:office:office" xmlns:oel="http://schemas.microsoft.com/office/2019/extlst" xmlns:r="http://schemas.openxmlformats.org/officeDocument/2006/relationships" xmlns:m="http://schemas.openxmlformats.org/officeDocument/2006/math" xmlns:v="urn:schemas-microsoft-com:vml" xmlns:wp14="http://schemas.microsoft.com/office/word/2010/wordprocessingDrawing" xmlns:wp="http://schemas.openxmlformats.org/drawingml/2006/wordprocessingDrawing" xmlns:w10="urn:schemas-microsoft-com:office:word" xmlns:w="http://schemas.openxmlformats.org/wordprocessingml/2006/main" xmlns:w14="http://schemas.microsoft.com/office/word/2010/wordml" xmlns:w15="http://schemas.microsoft.com/office/word/2012/wordml" xmlns:w16cex="http://schemas.microsoft.com/office/word/2018/wordml/cex" xmlns:w16cid="http://schemas.microsoft.com/office/word/2016/wordml/cid" xmlns:w16="http://schemas.microsoft.com/office/word/2018/wordml" xmlns:w16du="http://schemas.microsoft.com/office/word/2023/wordml/word16du" xmlns:w16sdtdh="http://schemas.microsoft.com/office/word/2020/wordml/sdtdatahash" xmlns:w16sdtfl="http://schemas.microsoft.com/office/word/2024/wordml/sdtformatlock" xmlns:w16se="http://schemas.microsoft.com/office/word/2015/wordml/symex" xmlns:wpg="http://schemas.microsoft.com/office/word/2010/wordprocessingGroup" xmlns:wpi="http://schemas.microsoft.com/office/word/2010/wordprocessingInk" xmlns:wne="http://schemas.microsoft.com/office/word/2006/wordml" xmlns:wps="http://schemas.microsoft.com/office/word/2010/wordprocessingShape" mc:Ignorable="w14 w15 w16se w16cid w16 w16cex w16sdtdh w16sdtfl w16du wp14">
-  <w:p>
-    <w:pPr>
-      <w:pStyle w:val="Footer"/>
-    </w:pPr>
-  </w:p>
-</w:ftr>
-</file>
-
-<file path=word/footer2.xml><?xml version="1.0" encoding="utf-8"?>
 <w:ftr xmlns:wpc="http://schemas.microsoft.com/office/word/2010/wordprocessingCanvas" xmlns:cx="http://schemas.microsoft.com/office/drawing/2014/chartex" xmlns:cx1="http://schemas.microsoft.com/office/drawing/2015/9/8/chartex" xmlns:cx2="http://schemas.microsoft.com/office/drawing/2015/10/21/chartex" xmlns:cx3="http://schemas.microsoft.com/office/drawing/2016/5/9/chartex" xmlns:cx4="http://schemas.microsoft.com/office/drawing/2016/5/10/chartex" xmlns:cx5="http://schemas.microsoft.com/office/drawing/2016/5/11/chartex" xmlns:cx6="http://schemas.microsoft.com/office/drawing/2016/5/12/chartex" xmlns:cx7="http://schemas.microsoft.com/office/drawing/2016/5/13/chartex" xmlns:cx8="http://schemas.microsoft.com/office/drawing/2016/5/14/chartex" xmlns:mc="http://schemas.openxmlformats.org/markup-compatibility/2006" xmlns:aink="http://schemas.microsoft.com/office/drawing/2016/ink" xmlns:am3d="http://schemas.microsoft.com/office/drawing/2017/model3d" xmlns:o="urn:schemas-microsoft-com:office:office" xmlns:oel="http://schemas.microsoft.com/office/2019/extlst" xmlns:r="http://schemas.openxmlformats.org/officeDocument/2006/relationships" xmlns:m="http://schemas.openxmlformats.org/officeDocument/2006/math" xmlns:v="urn:schemas-microsoft-com:vml" xmlns:wp14="http://schemas.microsoft.com/office/word/2010/wordprocessingDrawing" xmlns:wp="http://schemas.openxmlformats.org/drawingml/2006/wordprocessingDrawing" xmlns:w10="urn:schemas-microsoft-com:office:word" xmlns:w="http://schemas.openxmlformats.org/wordprocessingml/2006/main" xmlns:w14="http://schemas.microsoft.com/office/word/2010/wordml" xmlns:w15="http://schemas.microsoft.com/office/word/2012/wordml" xmlns:w16cex="http://schemas.microsoft.com/office/word/2018/wordml/cex" xmlns:w16cid="http://schemas.microsoft.com/office/word/2016/wordml/cid" xmlns:w16="http://schemas.microsoft.com/office/word/2018/wordml" xmlns:w16du="http://schemas.microsoft.com/office/word/2023/wordml/word16du" xmlns:w16sdtdh="http://schemas.microsoft.com/office/word/2020/wordml/sdtdatahash" xmlns:w16sdtfl="http://schemas.microsoft.com/office/word/2024/wordml/sdtformatlock" xmlns:w16se="http://schemas.microsoft.com/office/word/2015/wordml/symex" xmlns:wpg="http://schemas.microsoft.com/office/word/2010/wordprocessingGroup" xmlns:wpi="http://schemas.microsoft.com/office/word/2010/wordprocessingInk" xmlns:wne="http://schemas.microsoft.com/office/word/2006/wordml" xmlns:wps="http://schemas.microsoft.com/office/word/2010/wordprocessingShape" mc:Ignorable="w14 w15 w16se w16cid w16 w16cex w16sdtdh w16sdtfl w16du wp14">
   <w:sdt>
     <w:sdtPr>
@@ -48356,7 +48533,7 @@
 </w:ftr>
 </file>
 
-<file path=word/footer3.xml><?xml version="1.0" encoding="utf-8"?>
+<file path=word/footer2.xml><?xml version="1.0" encoding="utf-8"?>
 <w:ftr xmlns:wpc="http://schemas.microsoft.com/office/word/2010/wordprocessingCanvas" xmlns:cx="http://schemas.microsoft.com/office/drawing/2014/chartex" xmlns:cx1="http://schemas.microsoft.com/office/drawing/2015/9/8/chartex" xmlns:cx2="http://schemas.microsoft.com/office/drawing/2015/10/21/chartex" xmlns:cx3="http://schemas.microsoft.com/office/drawing/2016/5/9/chartex" xmlns:cx4="http://schemas.microsoft.com/office/drawing/2016/5/10/chartex" xmlns:cx5="http://schemas.microsoft.com/office/drawing/2016/5/11/chartex" xmlns:cx6="http://schemas.microsoft.com/office/drawing/2016/5/12/chartex" xmlns:cx7="http://schemas.microsoft.com/office/drawing/2016/5/13/chartex" xmlns:cx8="http://schemas.microsoft.com/office/drawing/2016/5/14/chartex" xmlns:mc="http://schemas.openxmlformats.org/markup-compatibility/2006" xmlns:aink="http://schemas.microsoft.com/office/drawing/2016/ink" xmlns:am3d="http://schemas.microsoft.com/office/drawing/2017/model3d" xmlns:o="urn:schemas-microsoft-com:office:office" xmlns:oel="http://schemas.microsoft.com/office/2019/extlst" xmlns:r="http://schemas.openxmlformats.org/officeDocument/2006/relationships" xmlns:m="http://schemas.openxmlformats.org/officeDocument/2006/math" xmlns:v="urn:schemas-microsoft-com:vml" xmlns:wp14="http://schemas.microsoft.com/office/word/2010/wordprocessingDrawing" xmlns:wp="http://schemas.openxmlformats.org/drawingml/2006/wordprocessingDrawing" xmlns:w10="urn:schemas-microsoft-com:office:word" xmlns:w="http://schemas.openxmlformats.org/wordprocessingml/2006/main" xmlns:w14="http://schemas.microsoft.com/office/word/2010/wordml" xmlns:w15="http://schemas.microsoft.com/office/word/2012/wordml" xmlns:w16cex="http://schemas.microsoft.com/office/word/2018/wordml/cex" xmlns:w16cid="http://schemas.microsoft.com/office/word/2016/wordml/cid" xmlns:w16="http://schemas.microsoft.com/office/word/2018/wordml" xmlns:w16du="http://schemas.microsoft.com/office/word/2023/wordml/word16du" xmlns:w16sdtdh="http://schemas.microsoft.com/office/word/2020/wordml/sdtdatahash" xmlns:w16sdtfl="http://schemas.microsoft.com/office/word/2024/wordml/sdtformatlock" xmlns:w16se="http://schemas.microsoft.com/office/word/2015/wordml/symex" xmlns:wpg="http://schemas.microsoft.com/office/word/2010/wordprocessingGroup" xmlns:wpi="http://schemas.microsoft.com/office/word/2010/wordprocessingInk" xmlns:wne="http://schemas.microsoft.com/office/word/2006/wordml" xmlns:wps="http://schemas.microsoft.com/office/word/2010/wordprocessingShape" mc:Ignorable="w14 w15 w16se w16cid w16 w16cex w16sdtdh w16sdtfl w16du wp14">
   <w:sdt>
     <w:sdtPr>
@@ -57212,6 +57389,7 @@
   <w:style w:type="character" w:default="1" w:styleId="DefaultParagraphFont">
     <w:name w:val="Default Paragraph Font"/>
     <w:uiPriority w:val="1"/>
+    <w:semiHidden/>
     <w:unhideWhenUsed/>
   </w:style>
   <w:style w:type="table" w:default="1" w:styleId="TableNormal">

--- a/submission/mentor2/BhavikBhagat_A00494758_MajorReport.docx
+++ b/submission/mentor2/BhavikBhagat_A00494758_MajorReport.docx
@@ -1023,6 +1023,7 @@
     <w:sdt>
       <w:sdtPr>
         <w:rPr>
+          <w:b w:val="0"/>
           <w:color w:val="000000"/>
           <w:sz w:val="24"/>
           <w:szCs w:val="24"/>
@@ -1035,7 +1036,6 @@
       </w:sdtPr>
       <w:sdtEndPr>
         <w:rPr>
-          <w:b w:val="0"/>
           <w:bCs/>
         </w:rPr>
       </w:sdtEndPr>
@@ -32237,15 +32237,7 @@
         <w:t>ing</w:t>
       </w:r>
       <w:r>
-        <w:t xml:space="preserve"> was conducted by the Red Team on UAT only to protect production uptime); and the access logging infrastructure built on the ELK stack (Kibana, Elasticsearch) with 7–</w:t>
-      </w:r>
-      <w:proofErr w:type="gramStart"/>
-      <w:r>
-        <w:t>14 day</w:t>
-      </w:r>
-      <w:proofErr w:type="gramEnd"/>
-      <w:r>
-        <w:t xml:space="preserve"> log retention policies. I also learned about Dynatrace application monitoring for anomaly detection and alerting—knowledge that would become directly relevant when I later evaluated Dynatrace parity as a framing question for the Grafana AMG dashboard work.</w:t>
+        <w:t xml:space="preserve"> was conducted by the Red Team on UAT only to protect production uptime); and the access logging infrastructure built on the ELK stack (Kibana, Elasticsearch) with 7–14 day log retention policies. I also learned about Dynatrace application monitoring for anomaly detection and alerting—knowledge that would become directly relevant when I later evaluated Dynatrace parity as a framing question for the Grafana AMG dashboard work.</w:t>
       </w:r>
     </w:p>
     <w:p>
@@ -46001,7 +45993,13 @@
         <w:pStyle w:val="SubSection"/>
       </w:pPr>
       <w:r>
-        <w:t>A.0.1</w:t>
+        <w:t>A.0.</w:t>
+      </w:r>
+      <w:r>
+        <w:t>1</w:t>
+      </w:r>
+      <w:r>
+        <w:tab/>
       </w:r>
       <w:r>
         <w:t>WORK LOGS</w:t>
@@ -46153,7 +46151,13 @@
         <w:pStyle w:val="SubSection"/>
       </w:pPr>
       <w:r>
-        <w:t>A.0.2 Glossary of Terms and Abbreviations</w:t>
+        <w:t>A.0.2</w:t>
+      </w:r>
+      <w:r>
+        <w:tab/>
+      </w:r>
+      <w:r>
+        <w:t>Glossary of Terms and Abbreviations</w:t>
       </w:r>
     </w:p>
     <w:p>
@@ -48286,21 +48290,7 @@
                 <w:sz w:val="24"/>
                 <w:szCs w:val="24"/>
               </w:rPr>
-              <w:t xml:space="preserve">specific platform or cost </w:t>
-            </w:r>
-            <w:r>
-              <w:rPr>
-                <w:sz w:val="24"/>
-                <w:szCs w:val="24"/>
-              </w:rPr>
-              <w:t>center</w:t>
-            </w:r>
-            <w:r>
-              <w:rPr>
-                <w:sz w:val="24"/>
-                <w:szCs w:val="24"/>
-              </w:rPr>
-              <w:t xml:space="preserve"> (e.g., rpacfs1, ia‐bpo).</w:t>
+              <w:t>specific platform or cost center (e.g., rpacfs1, ia‐bpo).</w:t>
             </w:r>
           </w:p>
         </w:tc>
@@ -61068,6 +61058,7 @@
   <w:style w:type="character" w:default="1" w:styleId="DefaultParagraphFont">
     <w:name w:val="Default Paragraph Font"/>
     <w:uiPriority w:val="1"/>
+    <w:semiHidden/>
     <w:unhideWhenUsed/>
   </w:style>
   <w:style w:type="table" w:default="1" w:styleId="TableNormal">
